--- a/docs/BaoCao.docx
+++ b/docs/BaoCao.docx
@@ -9,7 +9,7 @@
           <w:lang w:val="en-US"/>
         </w:rPr>
       </w:pPr>
-      <w:bookmarkStart w:id="0" w:name="_Toc234998302"/>
+      <w:bookmarkStart w:id="0" w:name="_Toc235186486"/>
       <w:r>
         <w:rPr>
           <w:lang w:val="en-US"/>
@@ -244,6 +244,7 @@
           <w:lang w:val="en-US"/>
         </w:rPr>
       </w:pPr>
+      <w:bookmarkStart w:id="1" w:name="_Toc235186487"/>
       <w:r>
         <w:rPr>
           <w:lang w:val="en-US"/>
@@ -251,6 +252,7 @@
         <w:lastRenderedPageBreak/>
         <w:t>MỤC LỤC</w:t>
       </w:r>
+      <w:bookmarkEnd w:id="1"/>
     </w:p>
     <w:sdt>
       <w:sdtPr>
@@ -291,7 +293,11 @@
               <w:tab w:val="right" w:leader="dot" w:pos="9016"/>
             </w:tabs>
             <w:rPr>
+              <w:rFonts w:asciiTheme="minorHAnsi" w:eastAsiaTheme="minorEastAsia" w:hAnsiTheme="minorHAnsi"/>
               <w:noProof/>
+              <w:sz w:val="24"/>
+              <w:szCs w:val="24"/>
+              <w:lang w:eastAsia="vi-VN"/>
             </w:rPr>
           </w:pPr>
           <w:r>
@@ -303,7 +309,7 @@
           <w:r>
             <w:fldChar w:fldCharType="separate"/>
           </w:r>
-          <w:hyperlink w:anchor="_Toc234998302" w:history="1">
+          <w:hyperlink w:anchor="_Toc235186486" w:history="1">
             <w:r>
               <w:rPr>
                 <w:rStyle w:val="Siuktni"/>
@@ -331,7 +337,7 @@
                 <w:noProof/>
                 <w:webHidden/>
               </w:rPr>
-              <w:instrText xml:space="preserve"> PAGEREF _Toc234998302 \h </w:instrText>
+              <w:instrText xml:space="preserve"> PAGEREF _Toc235186486 \h </w:instrText>
             </w:r>
             <w:r>
               <w:rPr>
@@ -352,6 +358,1540 @@
                 <w:webHidden/>
               </w:rPr>
               <w:t>1</w:t>
+            </w:r>
+            <w:r>
+              <w:rPr>
+                <w:noProof/>
+                <w:webHidden/>
+              </w:rPr>
+              <w:fldChar w:fldCharType="end"/>
+            </w:r>
+          </w:hyperlink>
+        </w:p>
+        <w:p>
+          <w:pPr>
+            <w:pStyle w:val="Mucluc1"/>
+            <w:tabs>
+              <w:tab w:val="right" w:leader="dot" w:pos="9016"/>
+            </w:tabs>
+            <w:rPr>
+              <w:rFonts w:asciiTheme="minorHAnsi" w:eastAsiaTheme="minorEastAsia" w:hAnsiTheme="minorHAnsi"/>
+              <w:noProof/>
+              <w:sz w:val="24"/>
+              <w:szCs w:val="24"/>
+              <w:lang w:eastAsia="vi-VN"/>
+            </w:rPr>
+          </w:pPr>
+          <w:hyperlink w:anchor="_Toc235186487" w:history="1">
+            <w:r>
+              <w:rPr>
+                <w:rStyle w:val="Siuktni"/>
+                <w:noProof/>
+                <w:lang w:val="en-US"/>
+              </w:rPr>
+              <w:t>MỤC LỤC</w:t>
+            </w:r>
+            <w:r>
+              <w:rPr>
+                <w:noProof/>
+                <w:webHidden/>
+              </w:rPr>
+              <w:tab/>
+            </w:r>
+            <w:r>
+              <w:rPr>
+                <w:noProof/>
+                <w:webHidden/>
+              </w:rPr>
+              <w:fldChar w:fldCharType="begin"/>
+            </w:r>
+            <w:r>
+              <w:rPr>
+                <w:noProof/>
+                <w:webHidden/>
+              </w:rPr>
+              <w:instrText xml:space="preserve"> PAGEREF _Toc235186487 \h </w:instrText>
+            </w:r>
+            <w:r>
+              <w:rPr>
+                <w:noProof/>
+                <w:webHidden/>
+              </w:rPr>
+            </w:r>
+            <w:r>
+              <w:rPr>
+                <w:noProof/>
+                <w:webHidden/>
+              </w:rPr>
+              <w:fldChar w:fldCharType="separate"/>
+            </w:r>
+            <w:r>
+              <w:rPr>
+                <w:noProof/>
+                <w:webHidden/>
+              </w:rPr>
+              <w:t>2</w:t>
+            </w:r>
+            <w:r>
+              <w:rPr>
+                <w:noProof/>
+                <w:webHidden/>
+              </w:rPr>
+              <w:fldChar w:fldCharType="end"/>
+            </w:r>
+          </w:hyperlink>
+        </w:p>
+        <w:p>
+          <w:pPr>
+            <w:pStyle w:val="Mucluc1"/>
+            <w:tabs>
+              <w:tab w:val="right" w:leader="dot" w:pos="9016"/>
+            </w:tabs>
+            <w:rPr>
+              <w:rFonts w:asciiTheme="minorHAnsi" w:eastAsiaTheme="minorEastAsia" w:hAnsiTheme="minorHAnsi"/>
+              <w:noProof/>
+              <w:sz w:val="24"/>
+              <w:szCs w:val="24"/>
+              <w:lang w:eastAsia="vi-VN"/>
+            </w:rPr>
+          </w:pPr>
+          <w:hyperlink w:anchor="_Toc235186488" w:history="1">
+            <w:r>
+              <w:rPr>
+                <w:rStyle w:val="Siuktni"/>
+                <w:noProof/>
+                <w:lang w:val="en-US"/>
+              </w:rPr>
+              <w:t>LỜI NÓI ĐẦU</w:t>
+            </w:r>
+            <w:r>
+              <w:rPr>
+                <w:noProof/>
+                <w:webHidden/>
+              </w:rPr>
+              <w:tab/>
+            </w:r>
+            <w:r>
+              <w:rPr>
+                <w:noProof/>
+                <w:webHidden/>
+              </w:rPr>
+              <w:fldChar w:fldCharType="begin"/>
+            </w:r>
+            <w:r>
+              <w:rPr>
+                <w:noProof/>
+                <w:webHidden/>
+              </w:rPr>
+              <w:instrText xml:space="preserve"> PAGEREF _Toc235186488 \h </w:instrText>
+            </w:r>
+            <w:r>
+              <w:rPr>
+                <w:noProof/>
+                <w:webHidden/>
+              </w:rPr>
+            </w:r>
+            <w:r>
+              <w:rPr>
+                <w:noProof/>
+                <w:webHidden/>
+              </w:rPr>
+              <w:fldChar w:fldCharType="separate"/>
+            </w:r>
+            <w:r>
+              <w:rPr>
+                <w:noProof/>
+                <w:webHidden/>
+              </w:rPr>
+              <w:t>3</w:t>
+            </w:r>
+            <w:r>
+              <w:rPr>
+                <w:noProof/>
+                <w:webHidden/>
+              </w:rPr>
+              <w:fldChar w:fldCharType="end"/>
+            </w:r>
+          </w:hyperlink>
+        </w:p>
+        <w:p>
+          <w:pPr>
+            <w:pStyle w:val="Mucluc1"/>
+            <w:tabs>
+              <w:tab w:val="right" w:leader="dot" w:pos="9016"/>
+            </w:tabs>
+            <w:rPr>
+              <w:rFonts w:asciiTheme="minorHAnsi" w:eastAsiaTheme="minorEastAsia" w:hAnsiTheme="minorHAnsi"/>
+              <w:noProof/>
+              <w:sz w:val="24"/>
+              <w:szCs w:val="24"/>
+              <w:lang w:eastAsia="vi-VN"/>
+            </w:rPr>
+          </w:pPr>
+          <w:hyperlink w:anchor="_Toc235186489" w:history="1">
+            <w:r>
+              <w:rPr>
+                <w:rStyle w:val="Siuktni"/>
+                <w:noProof/>
+                <w:lang w:val="en-US"/>
+              </w:rPr>
+              <w:t>CHƯƠNG I. GIỚI THIỆU, MỤC TIÊU, PHƯƠNG PHÁP NGHIÊN CỨU</w:t>
+            </w:r>
+            <w:r>
+              <w:rPr>
+                <w:noProof/>
+                <w:webHidden/>
+              </w:rPr>
+              <w:tab/>
+            </w:r>
+            <w:r>
+              <w:rPr>
+                <w:noProof/>
+                <w:webHidden/>
+              </w:rPr>
+              <w:fldChar w:fldCharType="begin"/>
+            </w:r>
+            <w:r>
+              <w:rPr>
+                <w:noProof/>
+                <w:webHidden/>
+              </w:rPr>
+              <w:instrText xml:space="preserve"> PAGEREF _Toc235186489 \h </w:instrText>
+            </w:r>
+            <w:r>
+              <w:rPr>
+                <w:noProof/>
+                <w:webHidden/>
+              </w:rPr>
+            </w:r>
+            <w:r>
+              <w:rPr>
+                <w:noProof/>
+                <w:webHidden/>
+              </w:rPr>
+              <w:fldChar w:fldCharType="separate"/>
+            </w:r>
+            <w:r>
+              <w:rPr>
+                <w:noProof/>
+                <w:webHidden/>
+              </w:rPr>
+              <w:t>4</w:t>
+            </w:r>
+            <w:r>
+              <w:rPr>
+                <w:noProof/>
+                <w:webHidden/>
+              </w:rPr>
+              <w:fldChar w:fldCharType="end"/>
+            </w:r>
+          </w:hyperlink>
+        </w:p>
+        <w:p>
+          <w:pPr>
+            <w:pStyle w:val="Mucluc2"/>
+            <w:tabs>
+              <w:tab w:val="right" w:leader="dot" w:pos="9016"/>
+            </w:tabs>
+            <w:rPr>
+              <w:noProof/>
+            </w:rPr>
+          </w:pPr>
+          <w:hyperlink w:anchor="_Toc235186490" w:history="1">
+            <w:r>
+              <w:rPr>
+                <w:rStyle w:val="Siuktni"/>
+                <w:noProof/>
+              </w:rPr>
+              <w:t>1.1. Đặt vấn đề</w:t>
+            </w:r>
+            <w:r>
+              <w:rPr>
+                <w:noProof/>
+                <w:webHidden/>
+              </w:rPr>
+              <w:tab/>
+            </w:r>
+            <w:r>
+              <w:rPr>
+                <w:noProof/>
+                <w:webHidden/>
+              </w:rPr>
+              <w:fldChar w:fldCharType="begin"/>
+            </w:r>
+            <w:r>
+              <w:rPr>
+                <w:noProof/>
+                <w:webHidden/>
+              </w:rPr>
+              <w:instrText xml:space="preserve"> PAGEREF _Toc235186490 \h </w:instrText>
+            </w:r>
+            <w:r>
+              <w:rPr>
+                <w:noProof/>
+                <w:webHidden/>
+              </w:rPr>
+            </w:r>
+            <w:r>
+              <w:rPr>
+                <w:noProof/>
+                <w:webHidden/>
+              </w:rPr>
+              <w:fldChar w:fldCharType="separate"/>
+            </w:r>
+            <w:r>
+              <w:rPr>
+                <w:noProof/>
+                <w:webHidden/>
+              </w:rPr>
+              <w:t>4</w:t>
+            </w:r>
+            <w:r>
+              <w:rPr>
+                <w:noProof/>
+                <w:webHidden/>
+              </w:rPr>
+              <w:fldChar w:fldCharType="end"/>
+            </w:r>
+          </w:hyperlink>
+        </w:p>
+        <w:p>
+          <w:pPr>
+            <w:pStyle w:val="Mucluc2"/>
+            <w:tabs>
+              <w:tab w:val="right" w:leader="dot" w:pos="9016"/>
+            </w:tabs>
+            <w:rPr>
+              <w:noProof/>
+            </w:rPr>
+          </w:pPr>
+          <w:hyperlink w:anchor="_Toc235186491" w:history="1">
+            <w:r>
+              <w:rPr>
+                <w:rStyle w:val="Siuktni"/>
+                <w:noProof/>
+              </w:rPr>
+              <w:t>1.2. Mục tiêu nghiên cứu</w:t>
+            </w:r>
+            <w:r>
+              <w:rPr>
+                <w:noProof/>
+                <w:webHidden/>
+              </w:rPr>
+              <w:tab/>
+            </w:r>
+            <w:r>
+              <w:rPr>
+                <w:noProof/>
+                <w:webHidden/>
+              </w:rPr>
+              <w:fldChar w:fldCharType="begin"/>
+            </w:r>
+            <w:r>
+              <w:rPr>
+                <w:noProof/>
+                <w:webHidden/>
+              </w:rPr>
+              <w:instrText xml:space="preserve"> PAGEREF _Toc235186491 \h </w:instrText>
+            </w:r>
+            <w:r>
+              <w:rPr>
+                <w:noProof/>
+                <w:webHidden/>
+              </w:rPr>
+            </w:r>
+            <w:r>
+              <w:rPr>
+                <w:noProof/>
+                <w:webHidden/>
+              </w:rPr>
+              <w:fldChar w:fldCharType="separate"/>
+            </w:r>
+            <w:r>
+              <w:rPr>
+                <w:noProof/>
+                <w:webHidden/>
+              </w:rPr>
+              <w:t>4</w:t>
+            </w:r>
+            <w:r>
+              <w:rPr>
+                <w:noProof/>
+                <w:webHidden/>
+              </w:rPr>
+              <w:fldChar w:fldCharType="end"/>
+            </w:r>
+          </w:hyperlink>
+        </w:p>
+        <w:p>
+          <w:pPr>
+            <w:pStyle w:val="Mucluc2"/>
+            <w:tabs>
+              <w:tab w:val="right" w:leader="dot" w:pos="9016"/>
+            </w:tabs>
+            <w:rPr>
+              <w:noProof/>
+            </w:rPr>
+          </w:pPr>
+          <w:hyperlink w:anchor="_Toc235186492" w:history="1">
+            <w:r>
+              <w:rPr>
+                <w:rStyle w:val="Siuktni"/>
+                <w:noProof/>
+              </w:rPr>
+              <w:t>1.3. Phương pháp nghiên cứu</w:t>
+            </w:r>
+            <w:r>
+              <w:rPr>
+                <w:noProof/>
+                <w:webHidden/>
+              </w:rPr>
+              <w:tab/>
+            </w:r>
+            <w:r>
+              <w:rPr>
+                <w:noProof/>
+                <w:webHidden/>
+              </w:rPr>
+              <w:fldChar w:fldCharType="begin"/>
+            </w:r>
+            <w:r>
+              <w:rPr>
+                <w:noProof/>
+                <w:webHidden/>
+              </w:rPr>
+              <w:instrText xml:space="preserve"> PAGEREF _Toc235186492 \h </w:instrText>
+            </w:r>
+            <w:r>
+              <w:rPr>
+                <w:noProof/>
+                <w:webHidden/>
+              </w:rPr>
+            </w:r>
+            <w:r>
+              <w:rPr>
+                <w:noProof/>
+                <w:webHidden/>
+              </w:rPr>
+              <w:fldChar w:fldCharType="separate"/>
+            </w:r>
+            <w:r>
+              <w:rPr>
+                <w:noProof/>
+                <w:webHidden/>
+              </w:rPr>
+              <w:t>5</w:t>
+            </w:r>
+            <w:r>
+              <w:rPr>
+                <w:noProof/>
+                <w:webHidden/>
+              </w:rPr>
+              <w:fldChar w:fldCharType="end"/>
+            </w:r>
+          </w:hyperlink>
+        </w:p>
+        <w:p>
+          <w:pPr>
+            <w:pStyle w:val="Mucluc1"/>
+            <w:tabs>
+              <w:tab w:val="right" w:leader="dot" w:pos="9016"/>
+            </w:tabs>
+            <w:rPr>
+              <w:rFonts w:asciiTheme="minorHAnsi" w:eastAsiaTheme="minorEastAsia" w:hAnsiTheme="minorHAnsi"/>
+              <w:noProof/>
+              <w:sz w:val="24"/>
+              <w:szCs w:val="24"/>
+              <w:lang w:eastAsia="vi-VN"/>
+            </w:rPr>
+          </w:pPr>
+          <w:hyperlink w:anchor="_Toc235186493" w:history="1">
+            <w:r>
+              <w:rPr>
+                <w:rStyle w:val="Siuktni"/>
+                <w:noProof/>
+              </w:rPr>
+              <w:t>CHƯƠNG II. KIẾN THỨC NỀN TẢNG, KIẾN TRÚC NGÔN NGỮ</w:t>
+            </w:r>
+            <w:r>
+              <w:rPr>
+                <w:noProof/>
+                <w:webHidden/>
+              </w:rPr>
+              <w:tab/>
+            </w:r>
+            <w:r>
+              <w:rPr>
+                <w:noProof/>
+                <w:webHidden/>
+              </w:rPr>
+              <w:fldChar w:fldCharType="begin"/>
+            </w:r>
+            <w:r>
+              <w:rPr>
+                <w:noProof/>
+                <w:webHidden/>
+              </w:rPr>
+              <w:instrText xml:space="preserve"> PAGEREF _Toc235186493 \h </w:instrText>
+            </w:r>
+            <w:r>
+              <w:rPr>
+                <w:noProof/>
+                <w:webHidden/>
+              </w:rPr>
+            </w:r>
+            <w:r>
+              <w:rPr>
+                <w:noProof/>
+                <w:webHidden/>
+              </w:rPr>
+              <w:fldChar w:fldCharType="separate"/>
+            </w:r>
+            <w:r>
+              <w:rPr>
+                <w:noProof/>
+                <w:webHidden/>
+              </w:rPr>
+              <w:t>6</w:t>
+            </w:r>
+            <w:r>
+              <w:rPr>
+                <w:noProof/>
+                <w:webHidden/>
+              </w:rPr>
+              <w:fldChar w:fldCharType="end"/>
+            </w:r>
+          </w:hyperlink>
+        </w:p>
+        <w:p>
+          <w:pPr>
+            <w:pStyle w:val="Mucluc2"/>
+            <w:tabs>
+              <w:tab w:val="right" w:leader="dot" w:pos="9016"/>
+            </w:tabs>
+            <w:rPr>
+              <w:noProof/>
+            </w:rPr>
+          </w:pPr>
+          <w:hyperlink w:anchor="_Toc235186494" w:history="1">
+            <w:r>
+              <w:rPr>
+                <w:rStyle w:val="Siuktni"/>
+                <w:noProof/>
+              </w:rPr>
+              <w:t>2.1. Tổng quan về trình biên dịch (Compiler)</w:t>
+            </w:r>
+            <w:r>
+              <w:rPr>
+                <w:noProof/>
+                <w:webHidden/>
+              </w:rPr>
+              <w:tab/>
+            </w:r>
+            <w:r>
+              <w:rPr>
+                <w:noProof/>
+                <w:webHidden/>
+              </w:rPr>
+              <w:fldChar w:fldCharType="begin"/>
+            </w:r>
+            <w:r>
+              <w:rPr>
+                <w:noProof/>
+                <w:webHidden/>
+              </w:rPr>
+              <w:instrText xml:space="preserve"> PAGEREF _Toc235186494 \h </w:instrText>
+            </w:r>
+            <w:r>
+              <w:rPr>
+                <w:noProof/>
+                <w:webHidden/>
+              </w:rPr>
+            </w:r>
+            <w:r>
+              <w:rPr>
+                <w:noProof/>
+                <w:webHidden/>
+              </w:rPr>
+              <w:fldChar w:fldCharType="separate"/>
+            </w:r>
+            <w:r>
+              <w:rPr>
+                <w:noProof/>
+                <w:webHidden/>
+              </w:rPr>
+              <w:t>6</w:t>
+            </w:r>
+            <w:r>
+              <w:rPr>
+                <w:noProof/>
+                <w:webHidden/>
+              </w:rPr>
+              <w:fldChar w:fldCharType="end"/>
+            </w:r>
+          </w:hyperlink>
+        </w:p>
+        <w:p>
+          <w:pPr>
+            <w:pStyle w:val="Mucluc2"/>
+            <w:tabs>
+              <w:tab w:val="right" w:leader="dot" w:pos="9016"/>
+            </w:tabs>
+            <w:rPr>
+              <w:noProof/>
+            </w:rPr>
+          </w:pPr>
+          <w:hyperlink w:anchor="_Toc235186495" w:history="1">
+            <w:r>
+              <w:rPr>
+                <w:rStyle w:val="Siuktni"/>
+                <w:noProof/>
+              </w:rPr>
+              <w:t>2.2. Đặc tả ngôn ngữ FDlang (Cú pháp, từ vựng, ngữ nghĩa)</w:t>
+            </w:r>
+            <w:r>
+              <w:rPr>
+                <w:noProof/>
+                <w:webHidden/>
+              </w:rPr>
+              <w:tab/>
+            </w:r>
+            <w:r>
+              <w:rPr>
+                <w:noProof/>
+                <w:webHidden/>
+              </w:rPr>
+              <w:fldChar w:fldCharType="begin"/>
+            </w:r>
+            <w:r>
+              <w:rPr>
+                <w:noProof/>
+                <w:webHidden/>
+              </w:rPr>
+              <w:instrText xml:space="preserve"> PAGEREF _Toc235186495 \h </w:instrText>
+            </w:r>
+            <w:r>
+              <w:rPr>
+                <w:noProof/>
+                <w:webHidden/>
+              </w:rPr>
+            </w:r>
+            <w:r>
+              <w:rPr>
+                <w:noProof/>
+                <w:webHidden/>
+              </w:rPr>
+              <w:fldChar w:fldCharType="separate"/>
+            </w:r>
+            <w:r>
+              <w:rPr>
+                <w:noProof/>
+                <w:webHidden/>
+              </w:rPr>
+              <w:t>7</w:t>
+            </w:r>
+            <w:r>
+              <w:rPr>
+                <w:noProof/>
+                <w:webHidden/>
+              </w:rPr>
+              <w:fldChar w:fldCharType="end"/>
+            </w:r>
+          </w:hyperlink>
+        </w:p>
+        <w:p>
+          <w:pPr>
+            <w:pStyle w:val="Mucluc2"/>
+            <w:tabs>
+              <w:tab w:val="right" w:leader="dot" w:pos="9016"/>
+            </w:tabs>
+            <w:rPr>
+              <w:noProof/>
+            </w:rPr>
+          </w:pPr>
+          <w:hyperlink w:anchor="_Toc235186496" w:history="1">
+            <w:r>
+              <w:rPr>
+                <w:rStyle w:val="Siuktni"/>
+                <w:noProof/>
+              </w:rPr>
+              <w:t>2.3. Công nghệ/Công cụ sử dụng</w:t>
+            </w:r>
+            <w:r>
+              <w:rPr>
+                <w:noProof/>
+                <w:webHidden/>
+              </w:rPr>
+              <w:tab/>
+            </w:r>
+            <w:r>
+              <w:rPr>
+                <w:noProof/>
+                <w:webHidden/>
+              </w:rPr>
+              <w:fldChar w:fldCharType="begin"/>
+            </w:r>
+            <w:r>
+              <w:rPr>
+                <w:noProof/>
+                <w:webHidden/>
+              </w:rPr>
+              <w:instrText xml:space="preserve"> PAGEREF _Toc235186496 \h </w:instrText>
+            </w:r>
+            <w:r>
+              <w:rPr>
+                <w:noProof/>
+                <w:webHidden/>
+              </w:rPr>
+            </w:r>
+            <w:r>
+              <w:rPr>
+                <w:noProof/>
+                <w:webHidden/>
+              </w:rPr>
+              <w:fldChar w:fldCharType="separate"/>
+            </w:r>
+            <w:r>
+              <w:rPr>
+                <w:noProof/>
+                <w:webHidden/>
+              </w:rPr>
+              <w:t>8</w:t>
+            </w:r>
+            <w:r>
+              <w:rPr>
+                <w:noProof/>
+                <w:webHidden/>
+              </w:rPr>
+              <w:fldChar w:fldCharType="end"/>
+            </w:r>
+          </w:hyperlink>
+        </w:p>
+        <w:p>
+          <w:pPr>
+            <w:pStyle w:val="Mucluc1"/>
+            <w:tabs>
+              <w:tab w:val="right" w:leader="dot" w:pos="9016"/>
+            </w:tabs>
+            <w:rPr>
+              <w:rFonts w:asciiTheme="minorHAnsi" w:eastAsiaTheme="minorEastAsia" w:hAnsiTheme="minorHAnsi"/>
+              <w:noProof/>
+              <w:sz w:val="24"/>
+              <w:szCs w:val="24"/>
+              <w:lang w:eastAsia="vi-VN"/>
+            </w:rPr>
+          </w:pPr>
+          <w:hyperlink w:anchor="_Toc235186497" w:history="1">
+            <w:r>
+              <w:rPr>
+                <w:rStyle w:val="Siuktni"/>
+                <w:noProof/>
+              </w:rPr>
+              <w:t>CHƯƠNG III THIẾT KẾ, THỰC HIỆN</w:t>
+            </w:r>
+            <w:r>
+              <w:rPr>
+                <w:noProof/>
+                <w:webHidden/>
+              </w:rPr>
+              <w:tab/>
+            </w:r>
+            <w:r>
+              <w:rPr>
+                <w:noProof/>
+                <w:webHidden/>
+              </w:rPr>
+              <w:fldChar w:fldCharType="begin"/>
+            </w:r>
+            <w:r>
+              <w:rPr>
+                <w:noProof/>
+                <w:webHidden/>
+              </w:rPr>
+              <w:instrText xml:space="preserve"> PAGEREF _Toc235186497 \h </w:instrText>
+            </w:r>
+            <w:r>
+              <w:rPr>
+                <w:noProof/>
+                <w:webHidden/>
+              </w:rPr>
+            </w:r>
+            <w:r>
+              <w:rPr>
+                <w:noProof/>
+                <w:webHidden/>
+              </w:rPr>
+              <w:fldChar w:fldCharType="separate"/>
+            </w:r>
+            <w:r>
+              <w:rPr>
+                <w:noProof/>
+                <w:webHidden/>
+              </w:rPr>
+              <w:t>10</w:t>
+            </w:r>
+            <w:r>
+              <w:rPr>
+                <w:noProof/>
+                <w:webHidden/>
+              </w:rPr>
+              <w:fldChar w:fldCharType="end"/>
+            </w:r>
+          </w:hyperlink>
+        </w:p>
+        <w:p>
+          <w:pPr>
+            <w:pStyle w:val="Mucluc2"/>
+            <w:tabs>
+              <w:tab w:val="right" w:leader="dot" w:pos="9016"/>
+            </w:tabs>
+            <w:rPr>
+              <w:noProof/>
+            </w:rPr>
+          </w:pPr>
+          <w:hyperlink w:anchor="_Toc235186498" w:history="1">
+            <w:r>
+              <w:rPr>
+                <w:rStyle w:val="Siuktni"/>
+                <w:noProof/>
+              </w:rPr>
+              <w:t>3.1. Phân tích từ vựng (Lexical Analysis)</w:t>
+            </w:r>
+            <w:r>
+              <w:rPr>
+                <w:noProof/>
+                <w:webHidden/>
+              </w:rPr>
+              <w:tab/>
+            </w:r>
+            <w:r>
+              <w:rPr>
+                <w:noProof/>
+                <w:webHidden/>
+              </w:rPr>
+              <w:fldChar w:fldCharType="begin"/>
+            </w:r>
+            <w:r>
+              <w:rPr>
+                <w:noProof/>
+                <w:webHidden/>
+              </w:rPr>
+              <w:instrText xml:space="preserve"> PAGEREF _Toc235186498 \h </w:instrText>
+            </w:r>
+            <w:r>
+              <w:rPr>
+                <w:noProof/>
+                <w:webHidden/>
+              </w:rPr>
+            </w:r>
+            <w:r>
+              <w:rPr>
+                <w:noProof/>
+                <w:webHidden/>
+              </w:rPr>
+              <w:fldChar w:fldCharType="separate"/>
+            </w:r>
+            <w:r>
+              <w:rPr>
+                <w:noProof/>
+                <w:webHidden/>
+              </w:rPr>
+              <w:t>10</w:t>
+            </w:r>
+            <w:r>
+              <w:rPr>
+                <w:noProof/>
+                <w:webHidden/>
+              </w:rPr>
+              <w:fldChar w:fldCharType="end"/>
+            </w:r>
+          </w:hyperlink>
+        </w:p>
+        <w:p>
+          <w:pPr>
+            <w:pStyle w:val="Mucluc3"/>
+            <w:tabs>
+              <w:tab w:val="right" w:leader="dot" w:pos="9016"/>
+            </w:tabs>
+            <w:rPr>
+              <w:noProof/>
+            </w:rPr>
+          </w:pPr>
+          <w:hyperlink w:anchor="_Toc235186499" w:history="1">
+            <w:r>
+              <w:rPr>
+                <w:rStyle w:val="Siuktni"/>
+                <w:noProof/>
+              </w:rPr>
+              <w:t>3.1.1. Kiến trúc Token và kỹ thuật Span</w:t>
+            </w:r>
+            <w:r>
+              <w:rPr>
+                <w:noProof/>
+                <w:webHidden/>
+              </w:rPr>
+              <w:tab/>
+            </w:r>
+            <w:r>
+              <w:rPr>
+                <w:noProof/>
+                <w:webHidden/>
+              </w:rPr>
+              <w:fldChar w:fldCharType="begin"/>
+            </w:r>
+            <w:r>
+              <w:rPr>
+                <w:noProof/>
+                <w:webHidden/>
+              </w:rPr>
+              <w:instrText xml:space="preserve"> PAGEREF _Toc235186499 \h </w:instrText>
+            </w:r>
+            <w:r>
+              <w:rPr>
+                <w:noProof/>
+                <w:webHidden/>
+              </w:rPr>
+            </w:r>
+            <w:r>
+              <w:rPr>
+                <w:noProof/>
+                <w:webHidden/>
+              </w:rPr>
+              <w:fldChar w:fldCharType="separate"/>
+            </w:r>
+            <w:r>
+              <w:rPr>
+                <w:noProof/>
+                <w:webHidden/>
+              </w:rPr>
+              <w:t>10</w:t>
+            </w:r>
+            <w:r>
+              <w:rPr>
+                <w:noProof/>
+                <w:webHidden/>
+              </w:rPr>
+              <w:fldChar w:fldCharType="end"/>
+            </w:r>
+          </w:hyperlink>
+        </w:p>
+        <w:p>
+          <w:pPr>
+            <w:pStyle w:val="Mucluc3"/>
+            <w:tabs>
+              <w:tab w:val="right" w:leader="dot" w:pos="9016"/>
+            </w:tabs>
+            <w:rPr>
+              <w:noProof/>
+            </w:rPr>
+          </w:pPr>
+          <w:hyperlink w:anchor="_Toc235186500" w:history="1">
+            <w:r>
+              <w:rPr>
+                <w:rStyle w:val="Siuktni"/>
+                <w:noProof/>
+              </w:rPr>
+              <w:t>3.1.2. Cơ chế "Pull-based Lexing"</w:t>
+            </w:r>
+            <w:r>
+              <w:rPr>
+                <w:noProof/>
+                <w:webHidden/>
+              </w:rPr>
+              <w:tab/>
+            </w:r>
+            <w:r>
+              <w:rPr>
+                <w:noProof/>
+                <w:webHidden/>
+              </w:rPr>
+              <w:fldChar w:fldCharType="begin"/>
+            </w:r>
+            <w:r>
+              <w:rPr>
+                <w:noProof/>
+                <w:webHidden/>
+              </w:rPr>
+              <w:instrText xml:space="preserve"> PAGEREF _Toc235186500 \h </w:instrText>
+            </w:r>
+            <w:r>
+              <w:rPr>
+                <w:noProof/>
+                <w:webHidden/>
+              </w:rPr>
+            </w:r>
+            <w:r>
+              <w:rPr>
+                <w:noProof/>
+                <w:webHidden/>
+              </w:rPr>
+              <w:fldChar w:fldCharType="separate"/>
+            </w:r>
+            <w:r>
+              <w:rPr>
+                <w:noProof/>
+                <w:webHidden/>
+              </w:rPr>
+              <w:t>10</w:t>
+            </w:r>
+            <w:r>
+              <w:rPr>
+                <w:noProof/>
+                <w:webHidden/>
+              </w:rPr>
+              <w:fldChar w:fldCharType="end"/>
+            </w:r>
+          </w:hyperlink>
+        </w:p>
+        <w:p>
+          <w:pPr>
+            <w:pStyle w:val="Mucluc2"/>
+            <w:tabs>
+              <w:tab w:val="right" w:leader="dot" w:pos="9016"/>
+            </w:tabs>
+            <w:rPr>
+              <w:noProof/>
+            </w:rPr>
+          </w:pPr>
+          <w:hyperlink w:anchor="_Toc235186501" w:history="1">
+            <w:r>
+              <w:rPr>
+                <w:rStyle w:val="Siuktni"/>
+                <w:noProof/>
+              </w:rPr>
+              <w:t>3.2. Phân tích cú pháp (Syntax Analysis - AST/Parser)</w:t>
+            </w:r>
+            <w:r>
+              <w:rPr>
+                <w:noProof/>
+                <w:webHidden/>
+              </w:rPr>
+              <w:tab/>
+            </w:r>
+            <w:r>
+              <w:rPr>
+                <w:noProof/>
+                <w:webHidden/>
+              </w:rPr>
+              <w:fldChar w:fldCharType="begin"/>
+            </w:r>
+            <w:r>
+              <w:rPr>
+                <w:noProof/>
+                <w:webHidden/>
+              </w:rPr>
+              <w:instrText xml:space="preserve"> PAGEREF _Toc235186501 \h </w:instrText>
+            </w:r>
+            <w:r>
+              <w:rPr>
+                <w:noProof/>
+                <w:webHidden/>
+              </w:rPr>
+            </w:r>
+            <w:r>
+              <w:rPr>
+                <w:noProof/>
+                <w:webHidden/>
+              </w:rPr>
+              <w:fldChar w:fldCharType="separate"/>
+            </w:r>
+            <w:r>
+              <w:rPr>
+                <w:noProof/>
+                <w:webHidden/>
+              </w:rPr>
+              <w:t>11</w:t>
+            </w:r>
+            <w:r>
+              <w:rPr>
+                <w:noProof/>
+                <w:webHidden/>
+              </w:rPr>
+              <w:fldChar w:fldCharType="end"/>
+            </w:r>
+          </w:hyperlink>
+        </w:p>
+        <w:p>
+          <w:pPr>
+            <w:pStyle w:val="Mucluc2"/>
+            <w:tabs>
+              <w:tab w:val="right" w:leader="dot" w:pos="9016"/>
+            </w:tabs>
+            <w:rPr>
+              <w:noProof/>
+            </w:rPr>
+          </w:pPr>
+          <w:hyperlink w:anchor="_Toc235186502" w:history="1">
+            <w:r>
+              <w:rPr>
+                <w:rStyle w:val="Siuktni"/>
+                <w:noProof/>
+              </w:rPr>
+              <w:t>3.3. Phân tích ngữ nghĩa (Semantic Analysis)</w:t>
+            </w:r>
+            <w:r>
+              <w:rPr>
+                <w:noProof/>
+                <w:webHidden/>
+              </w:rPr>
+              <w:tab/>
+            </w:r>
+            <w:r>
+              <w:rPr>
+                <w:noProof/>
+                <w:webHidden/>
+              </w:rPr>
+              <w:fldChar w:fldCharType="begin"/>
+            </w:r>
+            <w:r>
+              <w:rPr>
+                <w:noProof/>
+                <w:webHidden/>
+              </w:rPr>
+              <w:instrText xml:space="preserve"> PAGEREF _Toc235186502 \h </w:instrText>
+            </w:r>
+            <w:r>
+              <w:rPr>
+                <w:noProof/>
+                <w:webHidden/>
+              </w:rPr>
+            </w:r>
+            <w:r>
+              <w:rPr>
+                <w:noProof/>
+                <w:webHidden/>
+              </w:rPr>
+              <w:fldChar w:fldCharType="separate"/>
+            </w:r>
+            <w:r>
+              <w:rPr>
+                <w:noProof/>
+                <w:webHidden/>
+              </w:rPr>
+              <w:t>11</w:t>
+            </w:r>
+            <w:r>
+              <w:rPr>
+                <w:noProof/>
+                <w:webHidden/>
+              </w:rPr>
+              <w:fldChar w:fldCharType="end"/>
+            </w:r>
+          </w:hyperlink>
+        </w:p>
+        <w:p>
+          <w:pPr>
+            <w:pStyle w:val="Mucluc2"/>
+            <w:tabs>
+              <w:tab w:val="right" w:leader="dot" w:pos="9016"/>
+            </w:tabs>
+            <w:rPr>
+              <w:noProof/>
+            </w:rPr>
+          </w:pPr>
+          <w:hyperlink w:anchor="_Toc235186503" w:history="1">
+            <w:r>
+              <w:rPr>
+                <w:rStyle w:val="Siuktni"/>
+                <w:noProof/>
+              </w:rPr>
+              <w:t>3.4. Sinh mã trung gian/Mã máy (Code Generation)</w:t>
+            </w:r>
+            <w:r>
+              <w:rPr>
+                <w:noProof/>
+                <w:webHidden/>
+              </w:rPr>
+              <w:tab/>
+            </w:r>
+            <w:r>
+              <w:rPr>
+                <w:noProof/>
+                <w:webHidden/>
+              </w:rPr>
+              <w:fldChar w:fldCharType="begin"/>
+            </w:r>
+            <w:r>
+              <w:rPr>
+                <w:noProof/>
+                <w:webHidden/>
+              </w:rPr>
+              <w:instrText xml:space="preserve"> PAGEREF _Toc235186503 \h </w:instrText>
+            </w:r>
+            <w:r>
+              <w:rPr>
+                <w:noProof/>
+                <w:webHidden/>
+              </w:rPr>
+            </w:r>
+            <w:r>
+              <w:rPr>
+                <w:noProof/>
+                <w:webHidden/>
+              </w:rPr>
+              <w:fldChar w:fldCharType="separate"/>
+            </w:r>
+            <w:r>
+              <w:rPr>
+                <w:noProof/>
+                <w:webHidden/>
+              </w:rPr>
+              <w:t>12</w:t>
+            </w:r>
+            <w:r>
+              <w:rPr>
+                <w:noProof/>
+                <w:webHidden/>
+              </w:rPr>
+              <w:fldChar w:fldCharType="end"/>
+            </w:r>
+          </w:hyperlink>
+        </w:p>
+        <w:p>
+          <w:pPr>
+            <w:pStyle w:val="Mucluc1"/>
+            <w:tabs>
+              <w:tab w:val="right" w:leader="dot" w:pos="9016"/>
+            </w:tabs>
+            <w:rPr>
+              <w:rFonts w:asciiTheme="minorHAnsi" w:eastAsiaTheme="minorEastAsia" w:hAnsiTheme="minorHAnsi"/>
+              <w:noProof/>
+              <w:sz w:val="24"/>
+              <w:szCs w:val="24"/>
+              <w:lang w:eastAsia="vi-VN"/>
+            </w:rPr>
+          </w:pPr>
+          <w:hyperlink w:anchor="_Toc235186504" w:history="1">
+            <w:r>
+              <w:rPr>
+                <w:rStyle w:val="Siuktni"/>
+                <w:noProof/>
+                <w:lang w:val="en-US"/>
+              </w:rPr>
+              <w:t>CHƯƠNG IV KIỂM THỬ VÀ ĐÁNH GIÁ</w:t>
+            </w:r>
+            <w:r>
+              <w:rPr>
+                <w:noProof/>
+                <w:webHidden/>
+              </w:rPr>
+              <w:tab/>
+            </w:r>
+            <w:r>
+              <w:rPr>
+                <w:noProof/>
+                <w:webHidden/>
+              </w:rPr>
+              <w:fldChar w:fldCharType="begin"/>
+            </w:r>
+            <w:r>
+              <w:rPr>
+                <w:noProof/>
+                <w:webHidden/>
+              </w:rPr>
+              <w:instrText xml:space="preserve"> PAGEREF _Toc235186504 \h </w:instrText>
+            </w:r>
+            <w:r>
+              <w:rPr>
+                <w:noProof/>
+                <w:webHidden/>
+              </w:rPr>
+            </w:r>
+            <w:r>
+              <w:rPr>
+                <w:noProof/>
+                <w:webHidden/>
+              </w:rPr>
+              <w:fldChar w:fldCharType="separate"/>
+            </w:r>
+            <w:r>
+              <w:rPr>
+                <w:noProof/>
+                <w:webHidden/>
+              </w:rPr>
+              <w:t>13</w:t>
+            </w:r>
+            <w:r>
+              <w:rPr>
+                <w:noProof/>
+                <w:webHidden/>
+              </w:rPr>
+              <w:fldChar w:fldCharType="end"/>
+            </w:r>
+          </w:hyperlink>
+        </w:p>
+        <w:p>
+          <w:pPr>
+            <w:pStyle w:val="Mucluc2"/>
+            <w:tabs>
+              <w:tab w:val="right" w:leader="dot" w:pos="9016"/>
+            </w:tabs>
+            <w:rPr>
+              <w:noProof/>
+            </w:rPr>
+          </w:pPr>
+          <w:hyperlink w:anchor="_Toc235186505" w:history="1">
+            <w:r>
+              <w:rPr>
+                <w:rStyle w:val="Siuktni"/>
+                <w:noProof/>
+              </w:rPr>
+              <w:t>4.1. Các kịch bản kiểm thử (Test cases)</w:t>
+            </w:r>
+            <w:r>
+              <w:rPr>
+                <w:noProof/>
+                <w:webHidden/>
+              </w:rPr>
+              <w:tab/>
+            </w:r>
+            <w:r>
+              <w:rPr>
+                <w:noProof/>
+                <w:webHidden/>
+              </w:rPr>
+              <w:fldChar w:fldCharType="begin"/>
+            </w:r>
+            <w:r>
+              <w:rPr>
+                <w:noProof/>
+                <w:webHidden/>
+              </w:rPr>
+              <w:instrText xml:space="preserve"> PAGEREF _Toc235186505 \h </w:instrText>
+            </w:r>
+            <w:r>
+              <w:rPr>
+                <w:noProof/>
+                <w:webHidden/>
+              </w:rPr>
+            </w:r>
+            <w:r>
+              <w:rPr>
+                <w:noProof/>
+                <w:webHidden/>
+              </w:rPr>
+              <w:fldChar w:fldCharType="separate"/>
+            </w:r>
+            <w:r>
+              <w:rPr>
+                <w:noProof/>
+                <w:webHidden/>
+              </w:rPr>
+              <w:t>13</w:t>
+            </w:r>
+            <w:r>
+              <w:rPr>
+                <w:noProof/>
+                <w:webHidden/>
+              </w:rPr>
+              <w:fldChar w:fldCharType="end"/>
+            </w:r>
+          </w:hyperlink>
+        </w:p>
+        <w:p>
+          <w:pPr>
+            <w:pStyle w:val="Mucluc2"/>
+            <w:tabs>
+              <w:tab w:val="right" w:leader="dot" w:pos="9016"/>
+            </w:tabs>
+            <w:rPr>
+              <w:noProof/>
+            </w:rPr>
+          </w:pPr>
+          <w:hyperlink w:anchor="_Toc235186506" w:history="1">
+            <w:r>
+              <w:rPr>
+                <w:rStyle w:val="Siuktni"/>
+                <w:noProof/>
+              </w:rPr>
+              <w:t>4.2. Đánh giá hiệu năng và hạn chế</w:t>
+            </w:r>
+            <w:r>
+              <w:rPr>
+                <w:noProof/>
+                <w:webHidden/>
+              </w:rPr>
+              <w:tab/>
+            </w:r>
+            <w:r>
+              <w:rPr>
+                <w:noProof/>
+                <w:webHidden/>
+              </w:rPr>
+              <w:fldChar w:fldCharType="begin"/>
+            </w:r>
+            <w:r>
+              <w:rPr>
+                <w:noProof/>
+                <w:webHidden/>
+              </w:rPr>
+              <w:instrText xml:space="preserve"> PAGEREF _Toc235186506 \h </w:instrText>
+            </w:r>
+            <w:r>
+              <w:rPr>
+                <w:noProof/>
+                <w:webHidden/>
+              </w:rPr>
+            </w:r>
+            <w:r>
+              <w:rPr>
+                <w:noProof/>
+                <w:webHidden/>
+              </w:rPr>
+              <w:fldChar w:fldCharType="separate"/>
+            </w:r>
+            <w:r>
+              <w:rPr>
+                <w:noProof/>
+                <w:webHidden/>
+              </w:rPr>
+              <w:t>13</w:t>
+            </w:r>
+            <w:r>
+              <w:rPr>
+                <w:noProof/>
+                <w:webHidden/>
+              </w:rPr>
+              <w:fldChar w:fldCharType="end"/>
+            </w:r>
+          </w:hyperlink>
+        </w:p>
+        <w:p>
+          <w:pPr>
+            <w:pStyle w:val="Mucluc1"/>
+            <w:tabs>
+              <w:tab w:val="right" w:leader="dot" w:pos="9016"/>
+            </w:tabs>
+            <w:rPr>
+              <w:rFonts w:asciiTheme="minorHAnsi" w:eastAsiaTheme="minorEastAsia" w:hAnsiTheme="minorHAnsi"/>
+              <w:noProof/>
+              <w:sz w:val="24"/>
+              <w:szCs w:val="24"/>
+              <w:lang w:eastAsia="vi-VN"/>
+            </w:rPr>
+          </w:pPr>
+          <w:hyperlink w:anchor="_Toc235186507" w:history="1">
+            <w:r>
+              <w:rPr>
+                <w:rStyle w:val="Siuktni"/>
+                <w:noProof/>
+                <w:lang w:val="en-US"/>
+              </w:rPr>
+              <w:t>KẾT LUẬN VÀ HƯỚNG PHÁT TRIỂN</w:t>
+            </w:r>
+            <w:r>
+              <w:rPr>
+                <w:noProof/>
+                <w:webHidden/>
+              </w:rPr>
+              <w:tab/>
+            </w:r>
+            <w:r>
+              <w:rPr>
+                <w:noProof/>
+                <w:webHidden/>
+              </w:rPr>
+              <w:fldChar w:fldCharType="begin"/>
+            </w:r>
+            <w:r>
+              <w:rPr>
+                <w:noProof/>
+                <w:webHidden/>
+              </w:rPr>
+              <w:instrText xml:space="preserve"> PAGEREF _Toc235186507 \h </w:instrText>
+            </w:r>
+            <w:r>
+              <w:rPr>
+                <w:noProof/>
+                <w:webHidden/>
+              </w:rPr>
+            </w:r>
+            <w:r>
+              <w:rPr>
+                <w:noProof/>
+                <w:webHidden/>
+              </w:rPr>
+              <w:fldChar w:fldCharType="separate"/>
+            </w:r>
+            <w:r>
+              <w:rPr>
+                <w:noProof/>
+                <w:webHidden/>
+              </w:rPr>
+              <w:t>14</w:t>
+            </w:r>
+            <w:r>
+              <w:rPr>
+                <w:noProof/>
+                <w:webHidden/>
+              </w:rPr>
+              <w:fldChar w:fldCharType="end"/>
+            </w:r>
+          </w:hyperlink>
+        </w:p>
+        <w:p>
+          <w:pPr>
+            <w:pStyle w:val="Mucluc1"/>
+            <w:tabs>
+              <w:tab w:val="right" w:leader="dot" w:pos="9016"/>
+            </w:tabs>
+            <w:rPr>
+              <w:rFonts w:asciiTheme="minorHAnsi" w:eastAsiaTheme="minorEastAsia" w:hAnsiTheme="minorHAnsi"/>
+              <w:noProof/>
+              <w:sz w:val="24"/>
+              <w:szCs w:val="24"/>
+              <w:lang w:eastAsia="vi-VN"/>
+            </w:rPr>
+          </w:pPr>
+          <w:hyperlink w:anchor="_Toc235186508" w:history="1">
+            <w:r>
+              <w:rPr>
+                <w:rStyle w:val="Siuktni"/>
+                <w:noProof/>
+                <w:lang w:val="en-US"/>
+              </w:rPr>
+              <w:t>TÀI LIỆU THAM KHẢO</w:t>
+            </w:r>
+            <w:r>
+              <w:rPr>
+                <w:noProof/>
+                <w:webHidden/>
+              </w:rPr>
+              <w:tab/>
+            </w:r>
+            <w:r>
+              <w:rPr>
+                <w:noProof/>
+                <w:webHidden/>
+              </w:rPr>
+              <w:fldChar w:fldCharType="begin"/>
+            </w:r>
+            <w:r>
+              <w:rPr>
+                <w:noProof/>
+                <w:webHidden/>
+              </w:rPr>
+              <w:instrText xml:space="preserve"> PAGEREF _Toc235186508 \h </w:instrText>
+            </w:r>
+            <w:r>
+              <w:rPr>
+                <w:noProof/>
+                <w:webHidden/>
+              </w:rPr>
+            </w:r>
+            <w:r>
+              <w:rPr>
+                <w:noProof/>
+                <w:webHidden/>
+              </w:rPr>
+              <w:fldChar w:fldCharType="separate"/>
+            </w:r>
+            <w:r>
+              <w:rPr>
+                <w:noProof/>
+                <w:webHidden/>
+              </w:rPr>
+              <w:t>15</w:t>
             </w:r>
             <w:r>
               <w:rPr>
@@ -394,6 +1934,7 @@
           <w:lang w:val="en-US"/>
         </w:rPr>
       </w:pPr>
+      <w:bookmarkStart w:id="2" w:name="_Toc235186488"/>
       <w:r>
         <w:rPr>
           <w:lang w:val="en-US"/>
@@ -401,6 +1942,7 @@
         <w:lastRenderedPageBreak/>
         <w:t>LỜI NÓI ĐẦU</w:t>
       </w:r>
+      <w:bookmarkEnd w:id="2"/>
     </w:p>
     <w:p>
       <w:pPr>
@@ -430,6 +1972,7 @@
           <w:lang w:val="en-US"/>
         </w:rPr>
       </w:pPr>
+      <w:bookmarkStart w:id="3" w:name="_Toc235186489"/>
       <w:r>
         <w:rPr>
           <w:lang w:val="en-US"/>
@@ -437,6 +1980,7 @@
         <w:lastRenderedPageBreak/>
         <w:t>CHƯƠNG I. GIỚI THIỆU, MỤC TIÊU, PHƯƠNG PHÁP NGHIÊN CỨU</w:t>
       </w:r>
+      <w:bookmarkEnd w:id="3"/>
     </w:p>
     <w:p>
       <w:pPr>
@@ -445,265 +1989,582 @@
           <w:lang w:val="en-US"/>
         </w:rPr>
       </w:pPr>
+      <w:bookmarkStart w:id="4" w:name="_Toc235186490"/>
       <w:r>
         <w:t>1.1. Đặt vấn đề</w:t>
       </w:r>
+      <w:bookmarkEnd w:id="4"/>
     </w:p>
     <w:p>
       <w:pPr>
         <w:ind w:firstLine="720"/>
-        <w:rPr>
-          <w:color w:val="000000" w:themeColor="text1"/>
-        </w:rPr>
-      </w:pPr>
+      </w:pPr>
+      <w:r>
+        <w:t>Thách thức hiện tại: Các trình biên dịch truyền thống trên Windows thường gặp khó khăn trong việc quản lý bộ nhớ (Memory Bloat) và tốc độ biên dịch khi dự án mở rộng lên quy mô hàng chục nghìn file. Nhu cầu thực tiễn: Cần một ngôn ngữ lập trình tối giản, hiệu năng cao, tận dụng được sức mạnh của hệ sinh thái LLVM nhưng đồng thời phải đảm bảo tính mở rộng (Scalability) và tối ưu hóa tài nguyên (Zero-allocation). Tính cấp thiết: Việc nghiên cứu và xây dựng fdlang không chỉ nhằm mục đích học thuật mà còn là lời giải cho việc kiểm soát chi phí bộ nhớ trong quá trình biên dịch thông qua việc sử dụng cơ chế OwnerShip và Borrowing của Rust.</w:t>
+      </w:r>
+    </w:p>
+    <w:p>
+      <w:pPr>
+        <w:pStyle w:val="u2"/>
+        <w:rPr>
+          <w:lang w:val="en-US"/>
+        </w:rPr>
+      </w:pPr>
+      <w:bookmarkStart w:id="5" w:name="_Toc235186491"/>
+      <w:r>
+        <w:t>1.2. Mục tiêu nghiên cứu</w:t>
+      </w:r>
+      <w:bookmarkEnd w:id="5"/>
+    </w:p>
+    <w:p>
+      <w:pPr>
+        <w:numPr>
+          <w:ilvl w:val="0"/>
+          <w:numId w:val="17"/>
+        </w:numPr>
+      </w:pPr>
+      <w:r>
+        <w:t>Mục tiêu tổng quát: Thiết kế và xây dựng một trình biên dịch hoàn chỉnh cho ngôn ngữ fdlang, đáp ứng các tiêu chuẩn về hiệu năng và cấu trúc phần mềm công nghiệp.</w:t>
+      </w:r>
+    </w:p>
+    <w:p>
+      <w:pPr>
+        <w:numPr>
+          <w:ilvl w:val="0"/>
+          <w:numId w:val="17"/>
+        </w:numPr>
+      </w:pPr>
+      <w:r>
+        <w:t>Mục tiêu cụ thể:</w:t>
+      </w:r>
+    </w:p>
+    <w:p>
+      <w:pPr>
+        <w:numPr>
+          <w:ilvl w:val="0"/>
+          <w:numId w:val="18"/>
+        </w:numPr>
+      </w:pPr>
+      <w:r>
+        <w:t>Xây dựng bộ quét từ vựng (Lexer) theo cơ chế "Pull-based" và "Zero-allocation" để xử lý hàng triệu token mà không gây quá tải RAM.</w:t>
+      </w:r>
+    </w:p>
+    <w:p>
+      <w:pPr>
+        <w:numPr>
+          <w:ilvl w:val="0"/>
+          <w:numId w:val="18"/>
+        </w:numPr>
+      </w:pPr>
+      <w:r>
+        <w:t>Thiết kế bộ phân tích cú pháp (Parser) dựa trên ngữ pháp đã định nghĩa, đảm bảo tính chặt chẽ.</w:t>
+      </w:r>
+    </w:p>
+    <w:p>
+      <w:pPr>
+        <w:numPr>
+          <w:ilvl w:val="0"/>
+          <w:numId w:val="18"/>
+        </w:numPr>
+      </w:pPr>
+      <w:r>
+        <w:t>Tích hợp sâu với LLVM để biên dịch mã nguồn fdlang thành mã máy (Machine Code) tối ưu.</w:t>
+      </w:r>
+    </w:p>
+    <w:p>
+      <w:pPr>
+        <w:numPr>
+          <w:ilvl w:val="0"/>
+          <w:numId w:val="18"/>
+        </w:numPr>
+      </w:pPr>
+      <w:r>
+        <w:t>Thiết lập quy trình xây dựng dự án bằng CMake, giải quyết các xung đột thư viện và cấu hình hệ thống trên môi trường Windows (MSVC). 1.3. Phương pháp nghiên cứu</w:t>
+      </w:r>
+    </w:p>
+    <w:p>
+      <w:pPr>
+        <w:numPr>
+          <w:ilvl w:val="0"/>
+          <w:numId w:val="18"/>
+        </w:numPr>
+      </w:pPr>
+      <w:r>
+        <w:t>Phương pháp phân tích hệ thống (System Analysis): Nghiên cứu cú pháp, thiết kế kiến trúc Token và Lexer dựa trên nguyên tắc tối ưu hóa của các trình biên dịch hàng đầu (như rustc).</w:t>
+      </w:r>
+    </w:p>
+    <w:p>
+      <w:pPr>
+        <w:numPr>
+          <w:ilvl w:val="0"/>
+          <w:numId w:val="18"/>
+        </w:numPr>
+      </w:pPr>
+      <w:r>
+        <w:t>Phương pháp thực nghiệm (Empirical Method):</w:t>
+      </w:r>
+    </w:p>
+    <w:p>
+      <w:pPr>
+        <w:numPr>
+          <w:ilvl w:val="0"/>
+          <w:numId w:val="19"/>
+        </w:numPr>
+      </w:pPr>
+      <w:r>
+        <w:t>Xây dựng code theo hướng "Literate Programming" – viết tài liệu trước, hiện thực hóa mã nguồn sau để đảm bảo logic xuyên suốt.</w:t>
+      </w:r>
+    </w:p>
+    <w:p>
+      <w:pPr>
+        <w:numPr>
+          <w:ilvl w:val="0"/>
+          <w:numId w:val="19"/>
+        </w:numPr>
+      </w:pPr>
+      <w:r>
+        <w:lastRenderedPageBreak/>
+        <w:t>Thực hiện các bước build, debug, xử lý lỗi liên kết (Linker errors), và tối ưu hóa hiệu năng trên thực tế.</w:t>
+      </w:r>
+    </w:p>
+    <w:p>
+      <w:pPr>
+        <w:numPr>
+          <w:ilvl w:val="0"/>
+          <w:numId w:val="20"/>
+        </w:numPr>
+      </w:pPr>
+      <w:r>
+        <w:t>Phương pháp mô hình hóa (Modeling): Sử dụng sơ đồ luồng dữ liệu (Data Flow) để mô tả cách thức Lexer quét ký tự, đảm bảo tính khả thi và khả năng mở rộng của kiến trúc trước khi triển khai code.</w:t>
+      </w:r>
+    </w:p>
+    <w:p>
+      <w:pPr>
+        <w:pStyle w:val="u2"/>
+      </w:pPr>
+      <w:bookmarkStart w:id="6" w:name="_Toc235186492"/>
+      <w:r>
+        <w:t>1.3. Phương pháp nghiên cứu</w:t>
+      </w:r>
+      <w:bookmarkEnd w:id="6"/>
+    </w:p>
+    <w:p>
+      <w:r>
+        <w:t xml:space="preserve">- </w:t>
+      </w:r>
       <w:r>
         <w:rPr>
           <w:b/>
           <w:bCs/>
-          <w:color w:val="000000" w:themeColor="text1"/>
-        </w:rPr>
-        <w:t>Thách thức hiện tại:</w:t>
-      </w:r>
-      <w:r>
-        <w:rPr>
-          <w:color w:val="000000" w:themeColor="text1"/>
-        </w:rPr>
-        <w:t xml:space="preserve"> Các trình biên dịch truyền thống trên Windows thường gặp khó khăn trong việc quản lý bộ nhớ (Memory Bloat) và tốc độ biên dịch khi dự án mở rộng lên quy mô hàng chục nghìn file.</w:t>
-      </w:r>
-    </w:p>
-    <w:p>
-      <w:pPr>
-        <w:ind w:firstLine="720"/>
-        <w:rPr>
-          <w:color w:val="000000" w:themeColor="text1"/>
-        </w:rPr>
-      </w:pPr>
+        </w:rPr>
+        <w:t>Phương pháp phân tích hệ thống (System Analysis):</w:t>
+      </w:r>
+      <w:r>
+        <w:t xml:space="preserve"> Nghiên cứu cú pháp, thiết kế kiến trúc Token và Lexer dựa trên nguyên tắc tối ưu hóa của các trình biên dịch hàng đầu (như rustc).</w:t>
+      </w:r>
+    </w:p>
+    <w:p>
+      <w:r>
+        <w:rPr>
+          <w:lang w:val="en-US"/>
+        </w:rPr>
+        <w:t xml:space="preserve">- </w:t>
+      </w:r>
       <w:r>
         <w:rPr>
           <w:b/>
           <w:bCs/>
-          <w:color w:val="000000" w:themeColor="text1"/>
-        </w:rPr>
-        <w:t>Nhu cầu thực tiễn:</w:t>
-      </w:r>
-      <w:r>
-        <w:rPr>
-          <w:color w:val="000000" w:themeColor="text1"/>
-        </w:rPr>
-        <w:t xml:space="preserve"> Cần một ngôn ngữ lập trình tối giản, hiệu năng cao, tận dụng được sức mạnh của hệ sinh thái LLVM nhưng đồng thời phải đảm bảo tính mở rộng (Scalability) và tối ưu hóa tài nguyên (Zero-allocation).</w:t>
-      </w:r>
-    </w:p>
-    <w:p>
-      <w:pPr>
-        <w:ind w:firstLine="720"/>
-        <w:rPr>
-          <w:color w:val="000000" w:themeColor="text1"/>
-          <w:lang w:val="en-US"/>
-        </w:rPr>
-      </w:pPr>
+        </w:rPr>
+        <w:t>Phương pháp thực nghiệm (Empirical Method):</w:t>
+      </w:r>
+    </w:p>
+    <w:p>
+      <w:pPr>
+        <w:ind w:left="720"/>
+      </w:pPr>
+      <w:r>
+        <w:t>+ Xây dựng code theo hướng "Literate Programming" – viết tài liệu trước, hiện thực hóa mã nguồn sau để đảm bảo logic xuyên suốt.</w:t>
+      </w:r>
+    </w:p>
+    <w:p>
+      <w:pPr>
+        <w:ind w:left="720"/>
+      </w:pPr>
+      <w:r>
+        <w:t>+ Thực hiện các bước build, debug, xử lý lỗi liên kết (Linker errors), và tối ưu hóa hiệu năng trên thực tế.</w:t>
+      </w:r>
+    </w:p>
+    <w:p>
+      <w:r>
+        <w:t xml:space="preserve">- </w:t>
+      </w:r>
       <w:r>
         <w:rPr>
           <w:b/>
           <w:bCs/>
-          <w:color w:val="000000" w:themeColor="text1"/>
-        </w:rPr>
-        <w:t>Tính cấp thiết:</w:t>
-      </w:r>
-      <w:r>
-        <w:rPr>
-          <w:color w:val="000000" w:themeColor="text1"/>
-        </w:rPr>
-        <w:t xml:space="preserve"> Việc nghiên cứu và xây dựng fdlang không chỉ nhằm mục đích học thuật mà còn là lời giải cho việc kiểm soát chi phí bộ nhớ trong quá trình biên dịch thông qua</w:t>
-      </w:r>
-      <w:r>
-        <w:rPr>
-          <w:color w:val="000000" w:themeColor="text1"/>
-        </w:rPr>
-        <w:t xml:space="preserve"> việc sử dụng cơ chế OwnerShip và Borrowing của Rust. </w:t>
+        </w:rPr>
+        <w:t>Phương pháp mô hình hóa (Modeling):</w:t>
+      </w:r>
+      <w:r>
+        <w:t xml:space="preserve"> Sử dụng sơ đồ luồng dữ liệu (Data Flow) để mô tả cách thức Lexer quét ký tự, đảm bảo tính khả thi và khả năng mở rộng của kiến trúc trước khi triển khai code.</w:t>
       </w:r>
     </w:p>
     <w:p/>
     <w:p>
       <w:pPr>
+        <w:jc w:val="left"/>
+      </w:pPr>
+      <w:r>
+        <w:br w:type="page"/>
+      </w:r>
+    </w:p>
+    <w:p>
+      <w:pPr>
+        <w:pStyle w:val="u1"/>
+      </w:pPr>
+      <w:bookmarkStart w:id="7" w:name="_Toc235186493"/>
+      <w:r>
+        <w:lastRenderedPageBreak/>
+        <w:t xml:space="preserve">CHƯƠNG II. </w:t>
+      </w:r>
+      <w:r>
+        <w:t>KIẾN THỨC NỀN TẢNG, KIẾN TRÚC NGÔN NGỮ</w:t>
+      </w:r>
+      <w:bookmarkEnd w:id="7"/>
+    </w:p>
+    <w:p>
+      <w:pPr>
         <w:pStyle w:val="u2"/>
       </w:pPr>
-      <w:r>
-        <w:t>1.2. Mục tiêu nghiên cứu</w:t>
-      </w:r>
-    </w:p>
-    <w:p>
-      <w:r>
-        <w:t>+</w:t>
-      </w:r>
-      <w:r>
-        <w:t xml:space="preserve">  </w:t>
-      </w:r>
+      <w:bookmarkStart w:id="8" w:name="_Toc235186494"/>
+      <w:r>
+        <w:t>2.1. Tổng quan về trình biên dịch (Compiler)</w:t>
+      </w:r>
+      <w:bookmarkEnd w:id="8"/>
+    </w:p>
+    <w:p>
+      <w:r>
+        <w:t>Trình biên dịch là phần mềm hệ thống phức tạp đóng vai trò là "cầu nối" chuyển đổi mã nguồn bậc cao (như fdlang) thành mã máy (Machine Code) để CPU có thể thực thi. Kiến trúc của một trình biên dịch hiện đại thường được chia thành 3 giai đoạn chính:</w:t>
+      </w:r>
+    </w:p>
+    <w:p>
+      <w:pPr>
+        <w:numPr>
+          <w:ilvl w:val="0"/>
+          <w:numId w:val="8"/>
+        </w:numPr>
+      </w:pPr>
+      <w:r>
+        <w:t>Frontend (Giai đoạn phân tích): Chịu trách nhiệm quét từ vựng (Lexing), phân tích cú pháp (Parsing) và kiểm tra ngữ nghĩa (Semantic Analysis) để tạo ra cây cú pháp trừu tượng (AST) hoặc biểu diễn trung gian. Đây là giai đoạn mà fdlang tập trung tối ưu hóa hiệu năng.</w:t>
+      </w:r>
+    </w:p>
+    <w:p>
+      <w:pPr>
+        <w:numPr>
+          <w:ilvl w:val="0"/>
+          <w:numId w:val="8"/>
+        </w:numPr>
+      </w:pPr>
+      <w:r>
+        <w:t>Middleware (Giai đoạn chuyển đổi): Thực hiện tối ưu hóa trên ngôn ngữ trung gian (Intermediate Representation - IR). Tại đây, fdlang sử dụng LLVM IR – một chuẩn công nghiệp giúp tách biệt việc thiết kế ngôn ngữ với việc sinh mã máy cho từng loại chip (x86, ARM, RISC-V).</w:t>
+      </w:r>
+    </w:p>
+    <w:p>
+      <w:pPr>
+        <w:numPr>
+          <w:ilvl w:val="0"/>
+          <w:numId w:val="8"/>
+        </w:numPr>
+      </w:pPr>
+      <w:r>
+        <w:t>Backend (Giai đoạn sinh mã): Chuyển đổi IR đã tối ưu hóa thành mã máy cụ thể cho hệ điều hành và kiến trúc phần cứng đích. 2.2. Đặc tả ngôn ngữ FDlang (Cú pháp, từ vựng, ngữ nghĩa) fdlang được thiết kế theo hướng ngôn ngữ lập trình hệ thống, tập trung vào hiệu năng thực thi và tối ưu hóa bộ nhớ ngay từ khâu phân tích từ vựng.</w:t>
+      </w:r>
+    </w:p>
+    <w:p>
+      <w:pPr>
+        <w:numPr>
+          <w:ilvl w:val="0"/>
+          <w:numId w:val="8"/>
+        </w:numPr>
+      </w:pPr>
+      <w:r>
+        <w:t>Từ vựng (Lexical Specification):</w:t>
+      </w:r>
+    </w:p>
+    <w:p>
+      <w:pPr>
+        <w:numPr>
+          <w:ilvl w:val="0"/>
+          <w:numId w:val="9"/>
+        </w:numPr>
+      </w:pPr>
+      <w:r>
+        <w:t>Cơ chế "Pull-based Lexing": Lexer không nạp toàn bộ dữ liệu, chỉ phân tích khi được yêu cầu, giúp giảm thiểu tải RAM.</w:t>
+      </w:r>
+    </w:p>
+    <w:p>
+      <w:pPr>
+        <w:numPr>
+          <w:ilvl w:val="0"/>
+          <w:numId w:val="9"/>
+        </w:numPr>
+      </w:pPr>
+      <w:r>
+        <w:t>Kỹ thuật "Zero-allocation": Thay vì cấp phát bộ nhớ mới cho mỗi từ vựng (Token), fdlang sử dụng std::string_view để trỏ trực tiếp vào vùng nhớ chứa mã nguồn gốc, giúp giảm chi phí sao chép dữ liệu về 0.</w:t>
+      </w:r>
+    </w:p>
+    <w:p>
+      <w:pPr>
+        <w:numPr>
+          <w:ilvl w:val="0"/>
+          <w:numId w:val="9"/>
+        </w:numPr>
+      </w:pPr>
+      <w:r>
+        <w:t>Hệ thống "Span": Sử dụng kỹ thuật lưu trữ vị trí dạng byte offset (tương tự Rust) để tối ưu hóa kích thước Token, đảm bảo khả năng mở rộng khi phân tích dự án có hàng chục nghìn file mã nguồn.</w:t>
+      </w:r>
+    </w:p>
+    <w:p>
+      <w:pPr>
+        <w:numPr>
+          <w:ilvl w:val="0"/>
+          <w:numId w:val="10"/>
+        </w:numPr>
+      </w:pPr>
+      <w:r>
+        <w:t>Cú pháp (Syntactic Specification): Cú pháp của fdlang được thiết kế hướng mục tiêu, hỗ trợ các cấu trúc khai báo biến (dec), điều khiển luồng (if, else) và module hóa (mod, export, extern), đảm bảo tính chặt chẽ và tường minh.</w:t>
+      </w:r>
+    </w:p>
+    <w:p>
+      <w:pPr>
+        <w:numPr>
+          <w:ilvl w:val="0"/>
+          <w:numId w:val="10"/>
+        </w:numPr>
+      </w:pPr>
+      <w:r>
+        <w:lastRenderedPageBreak/>
+        <w:t>Ngữ nghĩa (Semantic Specification): Tập trung vào việc kiểm tra kiểu dữ liệu tĩnh (Static Typing) và ràng buộc phạm vi (Scope), đảm bảo tính an toàn trước khi chuyển mã sang LLVM IR.</w:t>
+      </w:r>
+    </w:p>
+    <w:p>
+      <w:pPr>
+        <w:numPr>
+          <w:ilvl w:val="0"/>
+          <w:numId w:val="10"/>
+        </w:numPr>
+      </w:pPr>
+      <w:r>
+        <w:t>Cơ chế quản lý bộ nhớ (Ownership, borrowing): 2.3. Công nghệ/Công cụ sử dụng Để đảm bảo mục tiêu hiệu năng và tính bền vững, dự án fdlang được xây dựng dựa trên các công nghệ tiêu chuẩn công nghiệp:</w:t>
+      </w:r>
+    </w:p>
+    <w:p>
+      <w:pPr>
+        <w:numPr>
+          <w:ilvl w:val="0"/>
+          <w:numId w:val="10"/>
+        </w:numPr>
+      </w:pPr>
+      <w:r>
+        <w:t>Ngôn ngữ lập trình (C++</w:t>
+      </w:r>
+      <w:r>
+        <w:t>20</w:t>
+      </w:r>
+      <w:r>
+        <w:t>): Lựa chọn tiêu chuẩn C++</w:t>
+      </w:r>
+      <w:r>
+        <w:t>20</w:t>
+      </w:r>
+      <w:r>
+        <w:t xml:space="preserve"> giúp tận dụng tối đa các tính năng lập trình hiện đại như std::string_view, các kiểu dữ liệu an toàn và cơ chế quản lý tài nguyên hiệu quả, phù hợp để xây dựng compiler.</w:t>
+      </w:r>
+    </w:p>
+    <w:p>
+      <w:pPr>
+        <w:numPr>
+          <w:ilvl w:val="0"/>
+          <w:numId w:val="10"/>
+        </w:numPr>
+      </w:pPr>
+      <w:r>
+        <w:t>Hệ sinh thái LLVM: Sử dụng các thư viện cốt lõi của LLVM để xử lý mã trung gian (LLVM IR). Việc tích hợp LLVM cho phép fdlang tập trung hoàn toàn vào việc thiết kế ngôn ngữ mà không cần tốn nguồn lực để tự xây dựng các thuật toán tối ưu hóa mã máy hay hỗ trợ đa kiến trúc phần cứng.</w:t>
+      </w:r>
+    </w:p>
+    <w:p>
+      <w:pPr>
+        <w:numPr>
+          <w:ilvl w:val="0"/>
+          <w:numId w:val="10"/>
+        </w:numPr>
+      </w:pPr>
+      <w:r>
+        <w:t>Hệ thống xây dựng (CMake): Sử dụng CMake để quản lý cấu trúc dự án phức tạp, hỗ trợ biên dịch đa nền tảng và giải quyết các xung đột thư viện (dependency management), đặc biệt là các cấu hình liên kết (Linker) trên môi trường Windows/MSVC.</w:t>
+      </w:r>
+    </w:p>
+    <w:p>
+      <w:pPr>
+        <w:numPr>
+          <w:ilvl w:val="0"/>
+          <w:numId w:val="10"/>
+        </w:numPr>
+      </w:pPr>
+      <w:r>
+        <w:t>Môi trường phát triển:</w:t>
+      </w:r>
+    </w:p>
+    <w:p>
+      <w:pPr>
+        <w:numPr>
+          <w:ilvl w:val="0"/>
+          <w:numId w:val="11"/>
+        </w:numPr>
+      </w:pPr>
+      <w:r>
+        <w:t>Trình biên dịch: MSVC (Visual Studio Compiler) 18.x.</w:t>
+      </w:r>
+    </w:p>
+    <w:p>
+      <w:pPr>
+        <w:numPr>
+          <w:ilvl w:val="0"/>
+          <w:numId w:val="11"/>
+        </w:numPr>
+      </w:pPr>
+      <w:r>
+        <w:t>Trình quản lý hệ thống xây dựng: CMake 3.x.</w:t>
+      </w:r>
+    </w:p>
+    <w:p>
+      <w:pPr>
+        <w:numPr>
+          <w:ilvl w:val="0"/>
+          <w:numId w:val="11"/>
+        </w:numPr>
+      </w:pPr>
+      <w:r>
+        <w:t>Môi trường tích hợp: Visual Studio Code kết hợp các công cụ gỡ lỗi (Debugger) để kiểm soát bộ nhớ và luồng thực thi trong quá trình phát triển Lexer và Parser.</w:t>
+      </w:r>
+    </w:p>
+    <w:p>
+      <w:pPr>
+        <w:pStyle w:val="u2"/>
+      </w:pPr>
+      <w:bookmarkStart w:id="9" w:name="_Toc235186495"/>
+      <w:r>
+        <w:t>2.2. Đặc tả ngôn ngữ FDlang (Cú pháp, từ vựng, ngữ nghĩa)</w:t>
+      </w:r>
+      <w:bookmarkEnd w:id="9"/>
+    </w:p>
+    <w:p>
+      <w:r>
+        <w:t>fdlang được thiết kế theo hướng ngôn ngữ lập trình hệ thống, tập trung vào hiệu năng thực thi và tối ưu hóa bộ nhớ ngay từ khâu phân tích từ vựng.</w:t>
+      </w:r>
+    </w:p>
+    <w:p>
+      <w:pPr>
+        <w:ind w:left="720"/>
+      </w:pPr>
       <w:r>
         <w:rPr>
           <w:b/>
           <w:bCs/>
         </w:rPr>
-        <w:t>Mục tiêu tổng quát:</w:t>
-      </w:r>
-      <w:r>
-        <w:t xml:space="preserve"> Thiết kế và xây dựng một trình biên dịch hoàn chỉnh cho ngôn ngữ fdlang, đáp ứng các tiêu chuẩn về hiệu năng và cấu trúc phần mềm công nghiệp.</w:t>
-      </w:r>
-    </w:p>
-    <w:p>
-      <w:r>
-        <w:t xml:space="preserve">+  </w:t>
+        <w:t>- Từ vựng (Lexical Specification):</w:t>
+      </w:r>
+    </w:p>
+    <w:p>
+      <w:pPr>
+        <w:ind w:left="1440"/>
+      </w:pPr>
+      <w:r>
+        <w:t xml:space="preserve">+ Cơ chế </w:t>
       </w:r>
       <w:r>
         <w:rPr>
           <w:b/>
           <w:bCs/>
         </w:rPr>
-        <w:t>Mục tiêu cụ thể:</w:t>
-      </w:r>
-    </w:p>
-    <w:p>
-      <w:r>
-        <w:t xml:space="preserve"> - Xây dựng bộ quét từ vựng (Lexer) theo cơ chế "Pull-based" và "Zero-allocation" để xử lý hàng triệu token mà không gây quá tải RAM.</w:t>
-      </w:r>
-    </w:p>
-    <w:p>
-      <w:r>
-        <w:t xml:space="preserve"> - Thiết kế bộ phân tích cú pháp (Parser) dựa trên ngữ pháp đã định nghĩa, đảm bảo tính chặt chẽ.</w:t>
-      </w:r>
-    </w:p>
-    <w:p>
-      <w:r>
-        <w:t xml:space="preserve"> - Tích hợp sâu với LLVM để biên dịch mã nguồn fdlang thành mã máy (Machine Code) tối ưu.</w:t>
-      </w:r>
-    </w:p>
-    <w:p>
-      <w:r>
-        <w:t xml:space="preserve"> - Thiết lập quy trình xây dựng dự án bằng CMake, giải quyết các xung đột thư viện và cấu hình hệ thống trên môi trường Windows (MSVC).</w:t>
-      </w:r>
-    </w:p>
-    <w:p/>
-    <w:p>
-      <w:pPr>
-        <w:pStyle w:val="u2"/>
-      </w:pPr>
-      <w:r>
-        <w:t>1.3. Phương pháp nghiên cứu</w:t>
-      </w:r>
-    </w:p>
-    <w:p>
-      <w:r>
-        <w:t xml:space="preserve">- </w:t>
+        <w:t>"Pull-based Lexing"</w:t>
+      </w:r>
+      <w:r>
+        <w:t>: Lexer không nạp toàn bộ dữ liệu, chỉ phân tích khi được yêu cầu, giúp giảm thiểu tải RAM.</w:t>
+      </w:r>
+    </w:p>
+    <w:p>
+      <w:pPr>
+        <w:ind w:left="1440"/>
+      </w:pPr>
+      <w:r>
+        <w:lastRenderedPageBreak/>
+        <w:t xml:space="preserve">+ Kỹ thuật </w:t>
       </w:r>
       <w:r>
         <w:rPr>
           <w:b/>
           <w:bCs/>
         </w:rPr>
-        <w:t>Phương pháp phân tích hệ thống (System Analysis):</w:t>
-      </w:r>
-      <w:r>
-        <w:t xml:space="preserve"> Nghiên cứu cú pháp, thiết kế kiến trúc Token và Lexer dựa trên nguyên tắc tối ưu hóa của các trình biên dịch hàng đầu (như rustc).</w:t>
-      </w:r>
-    </w:p>
-    <w:p>
-      <w:r>
-        <w:rPr>
-          <w:lang w:val="en-US"/>
-        </w:rPr>
-        <w:lastRenderedPageBreak/>
-        <w:t xml:space="preserve">- </w:t>
+        <w:t>"Zero-allocation"</w:t>
+      </w:r>
+      <w:r>
+        <w:t>: Thay vì cấp phát bộ nhớ mới cho mỗi từ vựng (Token), fdlang sử dụng std::string_view để trỏ trực tiếp vào vùng nhớ chứa mã nguồn gốc, giúp giảm chi phí sao chép dữ liệu về 0.</w:t>
+      </w:r>
+    </w:p>
+    <w:p>
+      <w:pPr>
+        <w:ind w:left="1440"/>
+      </w:pPr>
+      <w:r>
+        <w:t xml:space="preserve">+ Hệ thống </w:t>
       </w:r>
       <w:r>
         <w:rPr>
           <w:b/>
           <w:bCs/>
         </w:rPr>
-        <w:t>Phương pháp thực nghiệm (Empirical Method):</w:t>
+        <w:t>"Span"</w:t>
+      </w:r>
+      <w:r>
+        <w:t>: Sử dụng kỹ thuật lưu trữ vị trí dạng byte offset (tương tự Rust) để tối ưu hóa kích thước Token, đảm bảo khả năng mở rộng khi phân tích dự án có hàng chục nghìn file mã nguồn.</w:t>
       </w:r>
     </w:p>
     <w:p>
       <w:pPr>
         <w:ind w:left="720"/>
       </w:pPr>
-      <w:r>
-        <w:t>+ Xây dựng code theo hướng "Literate Programming" – viết tài liệu trước, hiện thực hóa mã nguồn sau để đảm bảo logic xuyên suốt.</w:t>
-      </w:r>
-    </w:p>
-    <w:p>
-      <w:pPr>
-        <w:ind w:left="720"/>
-      </w:pPr>
-      <w:r>
-        <w:t>+ Thực hiện các bước build, debug, xử lý lỗi liên kết (Linker errors), và tối ưu hóa hiệu năng trên thực tế.</w:t>
-      </w:r>
-    </w:p>
-    <w:p>
-      <w:r>
-        <w:t xml:space="preserve">- </w:t>
-      </w:r>
       <w:r>
         <w:rPr>
           <w:b/>
           <w:bCs/>
         </w:rPr>
-        <w:t>Phương pháp mô hình hóa (Modeling):</w:t>
-      </w:r>
-      <w:r>
-        <w:t xml:space="preserve"> Sử dụng sơ đồ luồng dữ liệu (Data Flow) để mô tả cách thức Lexer quét ký tự, đảm bảo tính khả thi và khả năng mở rộng của kiến trúc trước khi triển khai code.</w:t>
-      </w:r>
-    </w:p>
-    <w:p/>
-    <w:p>
-      <w:pPr>
-        <w:jc w:val="left"/>
-      </w:pPr>
-      <w:r>
-        <w:br w:type="page"/>
-      </w:r>
-    </w:p>
-    <w:p>
-      <w:pPr>
-        <w:pStyle w:val="u1"/>
-      </w:pPr>
-      <w:r>
-        <w:lastRenderedPageBreak/>
-        <w:t xml:space="preserve">CHƯƠNG II. </w:t>
-      </w:r>
-      <w:r>
-        <w:t>KIẾN THỨC NỀN TẢNG, KIẾN TRÚC NGÔN NGỮ</w:t>
-      </w:r>
-    </w:p>
-    <w:p>
-      <w:pPr>
-        <w:pStyle w:val="u2"/>
-      </w:pPr>
-      <w:r>
-        <w:t>2.1. Tổng quan về trình biên dịch (Compiler)</w:t>
-      </w:r>
-    </w:p>
-    <w:p>
-      <w:r>
-        <w:t>Trình biên dịch là phần mềm hệ thống phức tạp đóng vai trò là "cầu nối" chuyển đổi mã nguồn bậc cao (như fdlang) thành mã máy (Machine Code) để CPU có thể thực thi. Kiến trúc của một trình biên dịch hiện đại thường được chia thành 3 giai đoạn chính:</w:t>
-      </w:r>
-    </w:p>
-    <w:p>
-      <w:pPr>
-        <w:ind w:firstLine="360"/>
+        <w:t>- Cú pháp (Syntactic Specification):</w:t>
+      </w:r>
+      <w:r>
+        <w:t xml:space="preserve"> Cú pháp của fdlang được thiết kế hướng mục tiêu, hỗ trợ các cấu trúc khai báo biến (dec), điều khiển luồng (if, else) và module hóa (mod, export, extern), đảm bảo tính chặt chẽ và tường minh.</w:t>
+      </w:r>
+    </w:p>
+    <w:p>
+      <w:pPr>
+        <w:ind w:left="720"/>
       </w:pPr>
       <w:r>
         <w:rPr>
           <w:b/>
           <w:bCs/>
         </w:rPr>
-        <w:t>- Frontend (Giai đoạn phân tích):</w:t>
-      </w:r>
-      <w:r>
-        <w:t xml:space="preserve"> Chịu trách nhiệm quét từ vựng (Lexing), phân tích cú pháp (Parsing) và kiểm tra ngữ nghĩa (Semantic Analysis) để tạo ra cây cú pháp trừu tượng (AST) hoặc biểu diễn trung gian. Đây là giai đoạn mà fdlang tập trung tối ưu hóa hiệu năng.</w:t>
-      </w:r>
-    </w:p>
-    <w:p>
-      <w:pPr>
-        <w:ind w:firstLine="360"/>
+        <w:t>- Ngữ nghĩa (Semantic Specification):</w:t>
+      </w:r>
+      <w:r>
+        <w:t xml:space="preserve"> Tập trung vào việc kiểm tra kiểu dữ liệu tĩnh (Static Typing) và ràng buộc phạm vi (Scope), đảm bảo tính an toàn trước khi chuyển mã sang LLVM IR.</w:t>
+      </w:r>
+    </w:p>
+    <w:p>
+      <w:pPr>
+        <w:ind w:left="720"/>
+        <w:rPr>
+          <w:lang w:val="en-US"/>
+        </w:rPr>
       </w:pPr>
       <w:r>
         <w:rPr>
@@ -711,165 +2572,21 @@
           <w:bCs/>
           <w:lang w:val="en-US"/>
         </w:rPr>
-        <w:t xml:space="preserve">- </w:t>
-      </w:r>
-      <w:r>
-        <w:rPr>
-          <w:b/>
-          <w:bCs/>
-        </w:rPr>
-        <w:t>Middleware (Giai đoạn chuyển đổi):</w:t>
-      </w:r>
-      <w:r>
-        <w:t xml:space="preserve"> Thực hiện tối ưu hóa trên ngôn ngữ trung gian (Intermediate Representation - IR). Tại đây, fdlang sử dụng LLVM IR – một chuẩn công nghiệp giúp tách biệt việc thiết kế ngôn ngữ với việc sinh mã máy cho từng loại chip (x86, ARM, RISC-V).</w:t>
-      </w:r>
-    </w:p>
-    <w:p>
-      <w:pPr>
-        <w:ind w:firstLine="360"/>
-      </w:pPr>
-      <w:r>
-        <w:rPr>
-          <w:b/>
-          <w:bCs/>
-        </w:rPr>
-        <w:t>- Backend (Giai đoạn sinh mã):</w:t>
-      </w:r>
-      <w:r>
-        <w:t xml:space="preserve"> Chuyển đổi IR đã tối ưu hóa thành mã máy cụ thể cho hệ điều hành và kiến trúc phần cứng đích.</w:t>
-      </w:r>
-    </w:p>
-    <w:p/>
-    <w:p>
-      <w:pPr>
-        <w:pStyle w:val="u2"/>
-      </w:pPr>
-      <w:r>
-        <w:t>2.2. Đặc tả ngôn ngữ FDlang (Cú pháp, từ vựng, ngữ nghĩa)</w:t>
-      </w:r>
-    </w:p>
-    <w:p>
-      <w:r>
-        <w:t>fdlang được thiết kế theo hướng ngôn ngữ lập trình hệ thống, tập trung vào hiệu năng thực thi và tối ưu hóa bộ nhớ ngay từ khâu phân tích từ vựng.</w:t>
-      </w:r>
-    </w:p>
-    <w:p>
-      <w:pPr>
-        <w:ind w:left="720"/>
-      </w:pPr>
-      <w:r>
-        <w:rPr>
-          <w:b/>
-          <w:bCs/>
-        </w:rPr>
-        <w:t>- Từ vựng (Lexical Specification):</w:t>
-      </w:r>
-    </w:p>
-    <w:p>
-      <w:pPr>
-        <w:ind w:left="1440"/>
-      </w:pPr>
-      <w:r>
-        <w:t xml:space="preserve">+ Cơ chế </w:t>
-      </w:r>
-      <w:r>
-        <w:rPr>
-          <w:b/>
-          <w:bCs/>
-        </w:rPr>
-        <w:t>"Pull-based Lexing"</w:t>
-      </w:r>
-      <w:r>
-        <w:t>: Lexer không nạp toàn bộ dữ liệu, chỉ phân tích khi được yêu cầu, giúp giảm thiểu tải RAM.</w:t>
-      </w:r>
-    </w:p>
-    <w:p>
-      <w:pPr>
-        <w:ind w:left="1440"/>
-      </w:pPr>
-      <w:r>
-        <w:t xml:space="preserve">+ Kỹ thuật </w:t>
-      </w:r>
-      <w:r>
-        <w:rPr>
-          <w:b/>
-          <w:bCs/>
-        </w:rPr>
-        <w:t>"Zero-allocation"</w:t>
-      </w:r>
-      <w:r>
-        <w:t>: Thay vì cấp phát bộ nhớ mới cho mỗi từ vựng (Token), fdlang sử dụng std::string_view để trỏ trực tiếp vào vùng nhớ chứa mã nguồn gốc, giúp giảm chi phí sao chép dữ liệu về 0.</w:t>
-      </w:r>
-    </w:p>
-    <w:p>
-      <w:pPr>
-        <w:ind w:left="1440"/>
-      </w:pPr>
-      <w:r>
-        <w:t xml:space="preserve">+ Hệ thống </w:t>
-      </w:r>
-      <w:r>
-        <w:rPr>
-          <w:b/>
-          <w:bCs/>
-        </w:rPr>
-        <w:t>"Span"</w:t>
-      </w:r>
-      <w:r>
-        <w:t>: Sử dụng kỹ thuật lưu trữ vị trí dạng byte offset (tương tự Rust) để tối ưu hóa kích thước Token, đảm bảo khả năng mở rộng khi phân tích dự án có hàng chục nghìn file mã nguồn.</w:t>
-      </w:r>
-    </w:p>
-    <w:p>
-      <w:pPr>
-        <w:ind w:left="720"/>
-      </w:pPr>
-      <w:r>
-        <w:rPr>
-          <w:b/>
-          <w:bCs/>
-        </w:rPr>
-        <w:lastRenderedPageBreak/>
-        <w:t>- Cú pháp (Syntactic Specification):</w:t>
-      </w:r>
-      <w:r>
-        <w:t xml:space="preserve"> Cú pháp của fdlang được thiết kế hướng mục tiêu, hỗ trợ các cấu trúc khai báo biến (dec), điều khiển luồng (if, else) và module hóa (mod, export, extern), đảm bảo tính chặt chẽ và tường minh.</w:t>
-      </w:r>
-    </w:p>
-    <w:p>
-      <w:pPr>
-        <w:ind w:left="720"/>
-      </w:pPr>
-      <w:r>
-        <w:rPr>
-          <w:b/>
-          <w:bCs/>
-        </w:rPr>
-        <w:t>- Ngữ nghĩa (Semantic Specification):</w:t>
-      </w:r>
-      <w:r>
-        <w:t xml:space="preserve"> Tập trung vào việc kiểm tra kiểu dữ liệu tĩnh (Static Typing) và ràng buộc phạm vi (Scope), đảm bảo tính an toàn trước khi chuyển mã sang LLVM IR.</w:t>
-      </w:r>
-    </w:p>
-    <w:p>
-      <w:pPr>
-        <w:ind w:left="720"/>
+        <w:t>-</w:t>
+      </w:r>
+      <w:r>
         <w:rPr>
           <w:lang w:val="en-US"/>
         </w:rPr>
-      </w:pPr>
+        <w:t xml:space="preserve"> </w:t>
+      </w:r>
       <w:r>
         <w:rPr>
           <w:b/>
           <w:bCs/>
           <w:lang w:val="en-US"/>
         </w:rPr>
-        <w:t>-</w:t>
-      </w:r>
-      <w:r>
-        <w:rPr>
-          <w:lang w:val="en-US"/>
-        </w:rPr>
-        <w:t xml:space="preserve"> </w:t>
+        <w:t>Cơ chế quản lý bộ nhớ (</w:t>
       </w:r>
       <w:r>
         <w:rPr>
@@ -877,7 +2594,7 @@
           <w:bCs/>
           <w:lang w:val="en-US"/>
         </w:rPr>
-        <w:t>Cơ chế quản lý bộ nhớ (</w:t>
+        <w:t>Ownership, borrowing</w:t>
       </w:r>
       <w:r>
         <w:rPr>
@@ -885,31 +2602,40 @@
           <w:bCs/>
           <w:lang w:val="en-US"/>
         </w:rPr>
-        <w:t>Ownership, borrowing</w:t>
-      </w:r>
+        <w:t xml:space="preserve">): </w:t>
+      </w:r>
+    </w:p>
+    <w:p>
+      <w:pPr>
+        <w:pStyle w:val="u2"/>
+      </w:pPr>
+      <w:bookmarkStart w:id="10" w:name="_Toc235186496"/>
+      <w:r>
+        <w:t>2.3. Công nghệ/Công cụ sử dụng</w:t>
+      </w:r>
+      <w:bookmarkEnd w:id="10"/>
+    </w:p>
+    <w:p>
+      <w:r>
+        <w:t xml:space="preserve"> </w:t>
+      </w:r>
+      <w:r>
+        <w:t>Để đảm bảo mục tiêu hiệu năng và tính bền vững, dự án fdlang được xây dựng dựa trên các công nghệ tiêu chuẩn công nghiệp:</w:t>
+      </w:r>
+    </w:p>
+    <w:p>
+      <w:pPr>
+        <w:ind w:left="720"/>
+      </w:pPr>
       <w:r>
         <w:rPr>
           <w:b/>
           <w:bCs/>
-          <w:lang w:val="en-US"/>
-        </w:rPr>
-        <w:t xml:space="preserve">): </w:t>
-      </w:r>
-    </w:p>
-    <w:p>
-      <w:pPr>
-        <w:pStyle w:val="u2"/>
-      </w:pPr>
-      <w:r>
-        <w:t>2.3. Công nghệ/Công cụ sử dụng</w:t>
-      </w:r>
-    </w:p>
-    <w:p>
-      <w:r>
-        <w:t xml:space="preserve"> </w:t>
-      </w:r>
-      <w:r>
-        <w:t>Để đảm bảo mục tiêu hiệu năng và tính bền vững, dự án fdlang được xây dựng dựa trên các công nghệ tiêu chuẩn công nghiệp:</w:t>
+        </w:rPr>
+        <w:t>- Ngôn ngữ lập trình (C++17):</w:t>
+      </w:r>
+      <w:r>
+        <w:t xml:space="preserve"> Lựa chọn tiêu chuẩn C++17 giúp tận dụng tối đa các tính năng lập trình hiện đại như std::string_view, các kiểu dữ liệu an toàn và cơ chế quản lý tài nguyên hiệu quả, phù hợp để xây dựng compiler.</w:t>
       </w:r>
     </w:p>
     <w:p>
@@ -921,10 +2647,10 @@
           <w:b/>
           <w:bCs/>
         </w:rPr>
-        <w:t>- Ngôn ngữ lập trình (C++17):</w:t>
-      </w:r>
-      <w:r>
-        <w:t xml:space="preserve"> Lựa chọn tiêu chuẩn C++17 giúp tận dụng tối đa các tính năng lập trình hiện đại như std::string_view, các kiểu dữ liệu an toàn và cơ chế quản lý tài nguyên hiệu quả, phù hợp để xây dựng compiler.</w:t>
+        <w:t>- Hệ sinh thái LLVM:</w:t>
+      </w:r>
+      <w:r>
+        <w:t xml:space="preserve"> Sử dụng các thư viện cốt lõi của LLVM để xử lý mã trung gian (LLVM IR). Việc tích hợp LLVM cho phép fdlang tập trung hoàn toàn vào việc thiết kế ngôn ngữ mà không cần tốn nguồn lực để tự xây dựng các thuật toán tối ưu hóa mã máy hay hỗ trợ đa kiến trúc phần cứng.</w:t>
       </w:r>
     </w:p>
     <w:p>
@@ -936,10 +2662,10 @@
           <w:b/>
           <w:bCs/>
         </w:rPr>
-        <w:t>- Hệ sinh thái LLVM:</w:t>
-      </w:r>
-      <w:r>
-        <w:t xml:space="preserve"> Sử dụng các thư viện cốt lõi của LLVM để xử lý mã trung gian (LLVM IR). Việc tích hợp LLVM cho phép fdlang tập trung hoàn toàn vào việc thiết kế ngôn ngữ mà không cần tốn nguồn lực để tự xây dựng các thuật toán tối ưu hóa mã máy hay hỗ trợ đa kiến trúc phần cứng.</w:t>
+        <w:t>- Hệ thống xây dựng (CMake):</w:t>
+      </w:r>
+      <w:r>
+        <w:t xml:space="preserve"> Sử dụng CMake để quản lý cấu trúc dự án phức tạp, hỗ trợ biên dịch đa nền tảng và giải quyết các xung đột thư viện (dependency management), đặc biệt là các cấu hình liên kết (Linker) trên môi trường Windows/MSVC.</w:t>
       </w:r>
     </w:p>
     <w:p>
@@ -951,50 +2677,436 @@
           <w:b/>
           <w:bCs/>
         </w:rPr>
-        <w:t>- Hệ thống xây dựng (CMake):</w:t>
-      </w:r>
-      <w:r>
-        <w:t xml:space="preserve"> Sử dụng CMake để quản lý cấu trúc dự án phức tạp, hỗ trợ biên dịch đa nền tảng và giải quyết các xung đột thư viện (dependency management), đặc biệt là các cấu hình liên kết (Linker) trên môi trường Windows/MSVC.</w:t>
-      </w:r>
-    </w:p>
-    <w:p>
-      <w:pPr>
-        <w:ind w:left="720"/>
-      </w:pPr>
+        <w:t>- Môi trường phát triển:</w:t>
+      </w:r>
+    </w:p>
+    <w:p>
+      <w:pPr>
+        <w:ind w:left="1440"/>
+      </w:pPr>
+      <w:r>
+        <w:t>+ Trình biên dịch: MSVC (Visual Studio Compiler) 18.x.</w:t>
+      </w:r>
+    </w:p>
+    <w:p>
+      <w:pPr>
+        <w:ind w:left="1440"/>
+      </w:pPr>
+      <w:r>
+        <w:t>+ Trình quản lý hệ thống xây dựng: CMake 3.x.</w:t>
+      </w:r>
+    </w:p>
+    <w:p>
+      <w:pPr>
+        <w:ind w:left="1440"/>
+      </w:pPr>
+      <w:r>
+        <w:lastRenderedPageBreak/>
+        <w:t>+ Môi trường tích hợp: Visual Studio Code kết hợp các công cụ gỡ lỗi (Debugger) để kiểm soát bộ nhớ và luồng thực thi trong quá trình phát triển Lexer và Parser.</w:t>
+      </w:r>
+    </w:p>
+    <w:p/>
+    <w:p/>
+    <w:p>
+      <w:pPr>
+        <w:jc w:val="left"/>
+      </w:pPr>
+      <w:r>
+        <w:br w:type="page"/>
+      </w:r>
+    </w:p>
+    <w:p>
+      <w:pPr>
+        <w:pStyle w:val="u1"/>
+      </w:pPr>
+      <w:bookmarkStart w:id="11" w:name="_Toc235186497"/>
+      <w:r>
+        <w:lastRenderedPageBreak/>
+        <w:t>CHƯƠNG III THIẾT KẾ, THỰC HIỆN</w:t>
+      </w:r>
+      <w:bookmarkEnd w:id="11"/>
+    </w:p>
+    <w:p>
+      <w:pPr>
+        <w:pStyle w:val="u2"/>
+        <w:rPr>
+          <w:lang w:val="en-US"/>
+        </w:rPr>
+      </w:pPr>
+      <w:bookmarkStart w:id="12" w:name="_Toc235186498"/>
+      <w:r>
+        <w:t>3.1. Phân tích từ vựng (Lexical Analysis)</w:t>
+      </w:r>
+      <w:bookmarkEnd w:id="12"/>
+    </w:p>
+    <w:p>
+      <w:pPr>
+        <w:ind w:firstLine="720"/>
+      </w:pPr>
+      <w:r>
+        <w:t xml:space="preserve">Phân tích từ vựng là giai đoạn đầu tiên trong quá trình biên dịch của fdlang. Nhiệm vụ cốt lõi là đọc chuỗi mã nguồn thô (source code) và chuyển đổi chúng thành một luồng (stream) các đơn vị từ vựng có ý nghĩa gọi là </w:t>
+      </w:r>
       <w:r>
         <w:rPr>
           <w:b/>
           <w:bCs/>
         </w:rPr>
-        <w:t>- Môi trường phát triển:</w:t>
-      </w:r>
-    </w:p>
-    <w:p>
-      <w:pPr>
-        <w:ind w:left="1440"/>
-      </w:pPr>
-      <w:r>
-        <w:t>+ Trình biên dịch: MSVC (Visual Studio Compiler) 18.x.</w:t>
-      </w:r>
-    </w:p>
-    <w:p>
-      <w:pPr>
-        <w:ind w:left="1440"/>
-      </w:pPr>
-      <w:r>
-        <w:t>+ Trình quản lý hệ thống xây dựng: CMake 3.x.</w:t>
-      </w:r>
-    </w:p>
-    <w:p>
-      <w:pPr>
-        <w:ind w:left="1440"/>
-      </w:pPr>
-      <w:r>
-        <w:t>+ Môi trường tích hợp: Visual Studio Code kết hợp các công cụ gỡ lỗi (Debugger) để kiểm soát bộ nhớ và luồng thực thi trong quá trình phát triển Lexer và Parser.</w:t>
+        <w:t>Token</w:t>
+      </w:r>
+      <w:r>
+        <w:t>.</w:t>
+      </w:r>
+    </w:p>
+    <w:p>
+      <w:pPr>
+        <w:pStyle w:val="u3"/>
+      </w:pPr>
+      <w:bookmarkStart w:id="13" w:name="_Toc235186499"/>
+      <w:r>
+        <w:t>3.1.1. Kiến trúc Token và kỹ thuật Span</w:t>
+      </w:r>
+      <w:bookmarkEnd w:id="13"/>
+    </w:p>
+    <w:p>
+      <w:pPr>
+        <w:ind w:firstLine="720"/>
+      </w:pPr>
+      <w:r>
+        <w:t xml:space="preserve">Để tối ưu hóa hiệu năng và quản lý bộ nhớ, fdlang sử dụng cấu trúc Token "mỏng nhẹ" dựa trên kỹ thuật </w:t>
+      </w:r>
+      <w:r>
+        <w:rPr>
+          <w:b/>
+          <w:bCs/>
+        </w:rPr>
+        <w:t>Span</w:t>
+      </w:r>
+      <w:r>
+        <w:t xml:space="preserve"> (tương tự rustc):</w:t>
+      </w:r>
+    </w:p>
+    <w:p>
+      <w:pPr>
+        <w:ind w:firstLine="720"/>
+      </w:pPr>
+      <w:r>
+        <w:rPr>
+          <w:b/>
+          <w:bCs/>
+        </w:rPr>
+        <w:t>Token</w:t>
+      </w:r>
+      <w:r>
+        <w:t>: Không lưu trữ trực tiếp dữ liệu (như chuỗi std::string), mà chỉ lưu trữ một cấu trúc std::string_view trỏ về vùng nhớ của mã nguồn gốc. Điều này giúp giảm chi phí cấp phát bộ nhớ xuống mức bằng 0 (Zero-allocation).</w:t>
+      </w:r>
+    </w:p>
+    <w:p>
+      <w:pPr>
+        <w:ind w:firstLine="720"/>
+      </w:pPr>
+      <w:r>
+        <w:rPr>
+          <w:b/>
+          <w:bCs/>
+        </w:rPr>
+        <w:t>Span</w:t>
+      </w:r>
+      <w:r>
+        <w:t>: Mỗi Token chứa một byteOffset – xác định vị trí bắt đầu của Token trong toàn bộ tệp mã nguồn. Việc này giúp fdlang dễ dàng truy xuất thông tin dòng/cột chỉ khi thực sự cần thiết (ví dụ: khi xảy ra lỗi), giúp giảm đáng kể kích thước của mỗi Token trong bộ nhớ.</w:t>
+      </w:r>
+    </w:p>
+    <w:p>
+      <w:pPr>
+        <w:pStyle w:val="u3"/>
+      </w:pPr>
+      <w:bookmarkStart w:id="14" w:name="_Toc235186500"/>
+      <w:r>
+        <w:t>3.1.2. Cơ chế "Pull-based Lexing"</w:t>
+      </w:r>
+      <w:bookmarkEnd w:id="14"/>
+    </w:p>
+    <w:p>
+      <w:pPr>
+        <w:ind w:firstLine="720"/>
+      </w:pPr>
+      <w:r>
+        <w:t xml:space="preserve">Lexer của fdlang được thiết kế theo cơ chế </w:t>
+      </w:r>
+      <w:r>
+        <w:rPr>
+          <w:b/>
+          <w:bCs/>
+        </w:rPr>
+        <w:t>Pull-based</w:t>
+      </w:r>
+      <w:r>
+        <w:t>. Thay vì quét toàn bộ file và tạo ra một mảng Token khổng lồ, Lexer chỉ phân tích từ vựng khi Parser yêu cầu thông qua hàm nextToken().</w:t>
+      </w:r>
+    </w:p>
+    <w:p>
+      <w:pPr>
+        <w:ind w:firstLine="720"/>
+      </w:pPr>
+      <w:r>
+        <w:rPr>
+          <w:b/>
+          <w:bCs/>
+        </w:rPr>
+        <w:t>Luồng xử lý:</w:t>
+      </w:r>
+    </w:p>
+    <w:p>
+      <w:pPr>
+        <w:ind w:firstLine="720"/>
+      </w:pPr>
+      <w:r>
+        <w:rPr>
+          <w:b/>
+          <w:bCs/>
+        </w:rPr>
+        <w:t xml:space="preserve"> + Lọc nhiễu:</w:t>
+      </w:r>
+      <w:r>
+        <w:t xml:space="preserve"> Tự động loại bỏ các khoảng trắng (space, tab, newline) và các chú thích (// comment).</w:t>
+      </w:r>
+    </w:p>
+    <w:p>
+      <w:pPr>
+        <w:ind w:firstLine="720"/>
+      </w:pPr>
+      <w:r>
+        <w:rPr>
+          <w:b/>
+          <w:bCs/>
+        </w:rPr>
+        <w:t>+ Rẽ nhánh (Router):</w:t>
+      </w:r>
+      <w:r>
+        <w:t xml:space="preserve"> Dựa trên ký tự hiện tại (peek), Lexer sẽ gọi các hàm chuyên biệt:</w:t>
+      </w:r>
+    </w:p>
+    <w:p>
+      <w:r>
+        <w:t>number(): Nếu ký tự đầu là số (0-9).</w:t>
+      </w:r>
+    </w:p>
+    <w:p>
+      <w:r>
+        <w:t>identifierOrKeyword(): Nếu ký tự đầu là chữ cái (a-z, A-Z).</w:t>
+      </w:r>
+    </w:p>
+    <w:p>
+      <w:r>
+        <w:t>string(): Nếu ký tự đầu là dấu ngoặc kép (").</w:t>
+      </w:r>
+    </w:p>
+    <w:p>
+      <w:r>
+        <w:t>Các toán tử/dấu câu: Phân tích theo ký tự đơn hoặc kết hợp (như ==, !=, ::, &lt;=, &gt;=).</w:t>
+      </w:r>
+    </w:p>
+    <w:p>
+      <w:pPr>
+        <w:ind w:firstLine="720"/>
+      </w:pPr>
+      <w:r>
+        <w:rPr>
+          <w:b/>
+          <w:bCs/>
+        </w:rPr>
+        <w:t xml:space="preserve">+ </w:t>
+      </w:r>
+      <w:r>
+        <w:rPr>
+          <w:b/>
+          <w:bCs/>
+        </w:rPr>
+        <w:t>Tạo Token:</w:t>
+      </w:r>
+      <w:r>
+        <w:t xml:space="preserve"> Đóng gói kết quả vào struct Token và trả về.</w:t>
+      </w:r>
+    </w:p>
+    <w:p>
+      <w:pPr>
+        <w:pStyle w:val="u2"/>
+        <w:rPr>
+          <w:lang w:val="fr-FR"/>
+        </w:rPr>
+      </w:pPr>
+      <w:bookmarkStart w:id="15" w:name="_Toc235186501"/>
+      <w:r>
+        <w:lastRenderedPageBreak/>
+        <w:t>3.2. Phân tích cú pháp (Syntax Analysis - AST/Parser)</w:t>
+      </w:r>
+      <w:bookmarkEnd w:id="15"/>
+    </w:p>
+    <w:p>
+      <w:r>
+        <w:t xml:space="preserve">Giai đoạn phân tích cú pháp tiếp nhận chuỗi Token từ Lexer và xây dựng Cây cú pháp trừu tượng (AST). </w:t>
+      </w:r>
+    </w:p>
+    <w:p>
+      <w:pPr>
+        <w:numPr>
+          <w:ilvl w:val="0"/>
+          <w:numId w:val="12"/>
+        </w:numPr>
+      </w:pPr>
+      <w:r>
+        <w:t xml:space="preserve">Trình phân tích cú pháp (Parser) của fdlang được thiết kế theo phương pháp Recursive Descent (phân tích đệ quy từ trên xuống). Giai đoạn này hiện tại đã hoàn thiện cho phiên bản MVP (Minimum Viable Product). </w:t>
+      </w:r>
+    </w:p>
+    <w:p>
+      <w:pPr>
+        <w:numPr>
+          <w:ilvl w:val="0"/>
+          <w:numId w:val="12"/>
+        </w:numPr>
+      </w:pPr>
+      <w:r>
+        <w:t xml:space="preserve">Cấu trúc các nút AST (ASTNode) được định nghĩa rõ ràng, bao gồm các biểu thức (như IdentifierExpr) và các câu lệnh (như VarDeclStmt, AssignStmtNode). </w:t>
+      </w:r>
+    </w:p>
+    <w:p>
+      <w:pPr>
+        <w:numPr>
+          <w:ilvl w:val="0"/>
+          <w:numId w:val="12"/>
+        </w:numPr>
+      </w:pPr>
+      <w:r>
+        <w:t xml:space="preserve">Các nút AST được thiết kế để tích hợp chặt chẽ với giai đoạn phân tích phía sau; ví dụ, trường SymbolID được chuẩn bị sẵn trong các nút kế thừa từ DeclNode để khối Resolver điền thông tin tham chiếu. </w:t>
+      </w:r>
+    </w:p>
+    <w:p>
+      <w:pPr>
+        <w:numPr>
+          <w:ilvl w:val="0"/>
+          <w:numId w:val="12"/>
+        </w:numPr>
+      </w:pPr>
+      <w:r>
+        <w:t xml:space="preserve">Tuy nhiên, tính đến thời điểm hiện tại, Parser vẫn chưa hỗ trợ phân tích định nghĩa hàm (fn), lệnh return, và các khối cấu trúc module như mod, export, extern. </w:t>
+      </w:r>
+    </w:p>
+    <w:p>
+      <w:pPr>
+        <w:pStyle w:val="u2"/>
+        <w:rPr>
+          <w:lang w:val="en-US"/>
+        </w:rPr>
+      </w:pPr>
+      <w:bookmarkStart w:id="16" w:name="_Toc235186502"/>
+      <w:r>
+        <w:t>3.3. Phân tích ngữ nghĩa (Semantic Analysis)</w:t>
+      </w:r>
+      <w:bookmarkEnd w:id="16"/>
+    </w:p>
+    <w:p>
+      <w:r>
+        <w:t xml:space="preserve">Giai đoạn phân tích ngữ nghĩa (MiddleEnd) đảm bảo tính hợp lệ của chương trình trước khi sinh mã thông qua một chuỗi các bước độc lập (pipeline). Pipeline hiện tại bao gồm: </w:t>
+      </w:r>
+    </w:p>
+    <w:p>
+      <w:pPr>
+        <w:numPr>
+          <w:ilvl w:val="0"/>
+          <w:numId w:val="13"/>
+        </w:numPr>
+      </w:pPr>
+      <w:r>
+        <w:t xml:space="preserve">Hệ thống phân giải (Resolver Subsystem): Đã hoàn thiện 100%, chịu trách nhiệm quản lý phạm vi (scope), khai báo (declare), phân giải (resolve) và xử lý hiện tượng che khuất biến (shadowing). Khối Resolver sử dụng cấu trúc bảng ký hiệu (Symbol Table) dựa trên cấp phát bộ nhớ dạng Arena và theo dõi phạm vi tạm thời thông qua cấu trúc ScopeStack. </w:t>
+      </w:r>
+    </w:p>
+    <w:p>
+      <w:pPr>
+        <w:numPr>
+          <w:ilvl w:val="0"/>
+          <w:numId w:val="13"/>
+        </w:numPr>
+      </w:pPr>
+      <w:r>
+        <w:t xml:space="preserve">Kiểm tra kiểu (Type Checker): Đã hoàn thành nhiệm vụ phân tích ngữ nghĩa và kiểu dữ liệu tĩnh của biểu thức. </w:t>
+      </w:r>
+    </w:p>
+    <w:p>
+      <w:pPr>
+        <w:numPr>
+          <w:ilvl w:val="0"/>
+          <w:numId w:val="13"/>
+        </w:numPr>
+      </w:pPr>
+      <w:r>
+        <w:t xml:space="preserve">Cấu trúc mã nguồn đang được chuyển đổi để loại bỏ module SemanticAnalyzer.cpp cũ bị lỗi thời (deprecated), đồng thời đưa các logic kiểm tra quá trình khởi tạo (initialization check) trực tiếp vào TypeChecker. </w:t>
+      </w:r>
+    </w:p>
+    <w:p>
+      <w:pPr>
+        <w:numPr>
+          <w:ilvl w:val="0"/>
+          <w:numId w:val="13"/>
+        </w:numPr>
+      </w:pPr>
+      <w:r>
+        <w:t xml:space="preserve">Khối kiểm tra mượn (Borrow Checker): Dù hiện tại chưa được triển khai (tiến độ 0%), dự án đã chuẩn bị sẵn hạ tầng kiến trúc BorrowState để xử lý hệ thống Ownership và Borrowing nhằm kiểm soát bộ nhớ trong tương lai. </w:t>
+      </w:r>
+    </w:p>
+    <w:p>
+      <w:pPr>
+        <w:pStyle w:val="u2"/>
+        <w:rPr>
+          <w:lang w:val="en-US"/>
+        </w:rPr>
+      </w:pPr>
+      <w:bookmarkStart w:id="17" w:name="_Toc235186503"/>
+      <w:r>
+        <w:lastRenderedPageBreak/>
+        <w:t>3.4. Sinh mã trung gian/Mã máy (Code Generation)</w:t>
+      </w:r>
+      <w:bookmarkEnd w:id="17"/>
+    </w:p>
+    <w:p>
+      <w:r>
+        <w:t xml:space="preserve">Kiến trúc Backend của fdlang được chia thành các bước chuyển đổi mã tuần tự để tối ưu hóa việc tạo mã đích: </w:t>
+      </w:r>
+    </w:p>
+    <w:p>
+      <w:pPr>
+        <w:numPr>
+          <w:ilvl w:val="0"/>
+          <w:numId w:val="14"/>
+        </w:numPr>
+      </w:pPr>
+      <w:r>
+        <w:t xml:space="preserve">Trình sinh mã FLIR (FLIR Generator): Chuyển đổi từ AST sang biểu diễn trung gian đặc thù của ngôn ngữ là freedomLanguage Intermediate Representation (FLIR). Hệ thống lệnh FLIR hỗ trợ các nhóm lệnh cơ bản như cấp phát bộ nhớ (alloca, load, store), tính toán số học (alu_inst), gọi hàm (call) và điều khiển luồng (jump, branch, ret). </w:t>
+      </w:r>
+    </w:p>
+    <w:p>
+      <w:pPr>
+        <w:numPr>
+          <w:ilvl w:val="0"/>
+          <w:numId w:val="14"/>
+        </w:numPr>
+      </w:pPr>
+      <w:r>
+        <w:t xml:space="preserve">Trình sinh mã LLVM IR: Thực hiện quá trình hạ cấp (lowering) từ mã FLIR sang chuẩn LLVM IR thông qua một bước biến đổi thuần túy (Pure pass). Việc sử dụng kiến trúc hệ sinh thái LLVM cho phép fdlang biên dịch mã ra thành mã máy (Machine Code) dạng native mà không cần tốn tài nguyên tự xây dựng thuật toán tối ưu hóa nền tảng. </w:t>
+      </w:r>
+    </w:p>
+    <w:p>
+      <w:pPr>
+        <w:numPr>
+          <w:ilvl w:val="0"/>
+          <w:numId w:val="14"/>
+        </w:numPr>
+      </w:pPr>
+      <w:r>
+        <w:t xml:space="preserve">Trình sinh mã thực thi (Executable Gen): Tích hợp lớp trừu tượng công cụ liên kết (fl::Linker) nhằm tiến hành xuất ra trực tiếp tệp thực thi cuối cùng trên máy tính người dùng. </w:t>
       </w:r>
     </w:p>
     <w:p/>
     <w:p/>
+    <w:p/>
     <w:p>
       <w:pPr>
         <w:jc w:val="left"/>
@@ -1006,287 +3118,11 @@
     <w:p>
       <w:pPr>
         <w:pStyle w:val="u1"/>
-      </w:pPr>
-      <w:r>
-        <w:lastRenderedPageBreak/>
-        <w:t>CHƯƠNG III THIẾT KẾ, THỰC HIỆN</w:t>
-      </w:r>
-    </w:p>
-    <w:p>
-      <w:pPr>
-        <w:pStyle w:val="u2"/>
         <w:rPr>
           <w:lang w:val="en-US"/>
         </w:rPr>
       </w:pPr>
-      <w:r>
-        <w:t>3.1. Phân tích từ vựng (Lexical Analysis)</w:t>
-      </w:r>
-    </w:p>
-    <w:p>
-      <w:pPr>
-        <w:ind w:firstLine="720"/>
-      </w:pPr>
-      <w:r>
-        <w:t xml:space="preserve">Phân tích từ vựng là giai đoạn đầu tiên trong quá trình biên dịch của fdlang. Nhiệm vụ cốt lõi là đọc chuỗi mã nguồn thô (source code) và chuyển đổi chúng thành một luồng (stream) các đơn vị từ vựng có ý nghĩa gọi là </w:t>
-      </w:r>
-      <w:r>
-        <w:rPr>
-          <w:b/>
-          <w:bCs/>
-        </w:rPr>
-        <w:t>Token</w:t>
-      </w:r>
-      <w:r>
-        <w:t>.</w:t>
-      </w:r>
-    </w:p>
-    <w:p>
-      <w:pPr>
-        <w:pStyle w:val="u3"/>
-      </w:pPr>
-      <w:r>
-        <w:t>3.1.1. Kiến trúc Token và kỹ thuật Span</w:t>
-      </w:r>
-    </w:p>
-    <w:p>
-      <w:pPr>
-        <w:ind w:firstLine="720"/>
-      </w:pPr>
-      <w:r>
-        <w:t xml:space="preserve">Để tối ưu hóa hiệu năng và quản lý bộ nhớ, fdlang sử dụng cấu trúc Token "mỏng nhẹ" dựa trên kỹ thuật </w:t>
-      </w:r>
-      <w:r>
-        <w:rPr>
-          <w:b/>
-          <w:bCs/>
-        </w:rPr>
-        <w:t>Span</w:t>
-      </w:r>
-      <w:r>
-        <w:t xml:space="preserve"> (tương tự rustc):</w:t>
-      </w:r>
-    </w:p>
-    <w:p>
-      <w:pPr>
-        <w:ind w:firstLine="720"/>
-      </w:pPr>
-      <w:r>
-        <w:rPr>
-          <w:b/>
-          <w:bCs/>
-        </w:rPr>
-        <w:t>Token</w:t>
-      </w:r>
-      <w:r>
-        <w:t>: Không lưu trữ trực tiếp dữ liệu (như chuỗi std::string), mà chỉ lưu trữ một cấu trúc std::string_view trỏ về vùng nhớ của mã nguồn gốc. Điều này giúp giảm chi phí cấp phát bộ nhớ xuống mức bằng 0 (Zero-allocation).</w:t>
-      </w:r>
-    </w:p>
-    <w:p>
-      <w:pPr>
-        <w:ind w:firstLine="720"/>
-      </w:pPr>
-      <w:r>
-        <w:rPr>
-          <w:b/>
-          <w:bCs/>
-        </w:rPr>
-        <w:t>Span</w:t>
-      </w:r>
-      <w:r>
-        <w:t>: Mỗi Token chứa một byteOffset – xác định vị trí bắt đầu của Token trong toàn bộ tệp mã nguồn. Việc này giúp fdlang dễ dàng truy xuất thông tin dòng/cột chỉ khi thực sự cần thiết (ví dụ: khi xảy ra lỗi), giúp giảm đáng kể kích thước của mỗi Token trong bộ nhớ.</w:t>
-      </w:r>
-    </w:p>
-    <w:p>
-      <w:pPr>
-        <w:pStyle w:val="u3"/>
-      </w:pPr>
-      <w:r>
-        <w:t>3.1.2. Cơ chế "Pull-based Lexing"</w:t>
-      </w:r>
-    </w:p>
-    <w:p>
-      <w:pPr>
-        <w:ind w:firstLine="720"/>
-      </w:pPr>
-      <w:r>
-        <w:t xml:space="preserve">Lexer của fdlang được thiết kế theo cơ chế </w:t>
-      </w:r>
-      <w:r>
-        <w:rPr>
-          <w:b/>
-          <w:bCs/>
-        </w:rPr>
-        <w:t>Pull-based</w:t>
-      </w:r>
-      <w:r>
-        <w:t>. Thay vì quét toàn bộ file và tạo ra một mảng Token khổng lồ, Lexer chỉ phân tích từ vựng khi Parser yêu cầu thông qua hàm nextToken().</w:t>
-      </w:r>
-    </w:p>
-    <w:p>
-      <w:pPr>
-        <w:ind w:firstLine="720"/>
-      </w:pPr>
-      <w:r>
-        <w:rPr>
-          <w:b/>
-          <w:bCs/>
-        </w:rPr>
-        <w:t>Luồng xử lý:</w:t>
-      </w:r>
-    </w:p>
-    <w:p>
-      <w:pPr>
-        <w:ind w:firstLine="720"/>
-      </w:pPr>
-      <w:r>
-        <w:rPr>
-          <w:b/>
-          <w:bCs/>
-        </w:rPr>
-        <w:t xml:space="preserve"> + Lọc nhiễu:</w:t>
-      </w:r>
-      <w:r>
-        <w:t xml:space="preserve"> Tự động loại bỏ các khoảng trắng (space, tab, newline) và các chú thích (// comment).</w:t>
-      </w:r>
-    </w:p>
-    <w:p>
-      <w:pPr>
-        <w:ind w:firstLine="720"/>
-      </w:pPr>
-      <w:r>
-        <w:rPr>
-          <w:b/>
-          <w:bCs/>
-        </w:rPr>
-        <w:t>+ Rẽ nhánh (Router):</w:t>
-      </w:r>
-      <w:r>
-        <w:t xml:space="preserve"> Dựa trên ký tự hiện tại (peek), Lexer sẽ gọi các hàm chuyên biệt:</w:t>
-      </w:r>
-    </w:p>
-    <w:p>
-      <w:r>
-        <w:t>number(): Nếu ký tự đầu là số (0-9).</w:t>
-      </w:r>
-    </w:p>
-    <w:p>
-      <w:r>
-        <w:t>identifierOrKeyword(): Nếu ký tự đầu là chữ cái (a-z, A-Z).</w:t>
-      </w:r>
-    </w:p>
-    <w:p>
-      <w:r>
-        <w:t>string(): Nếu ký tự đầu là dấu ngoặc kép (").</w:t>
-      </w:r>
-    </w:p>
-    <w:p>
-      <w:r>
-        <w:t>Các toán tử/dấu câu: Phân tích theo ký tự đơn hoặc kết hợp (như ==, !=, ::, &lt;=, &gt;=).</w:t>
-      </w:r>
-    </w:p>
-    <w:p>
-      <w:pPr>
-        <w:ind w:firstLine="720"/>
-      </w:pPr>
-      <w:r>
-        <w:rPr>
-          <w:b/>
-          <w:bCs/>
-        </w:rPr>
-        <w:t xml:space="preserve">+ </w:t>
-      </w:r>
-      <w:r>
-        <w:rPr>
-          <w:b/>
-          <w:bCs/>
-        </w:rPr>
-        <w:t>Tạo Token:</w:t>
-      </w:r>
-      <w:r>
-        <w:t xml:space="preserve"> Đóng gói kết quả vào struct Token và trả về.</w:t>
-      </w:r>
-    </w:p>
-    <w:p>
-      <w:pPr>
-        <w:pStyle w:val="u2"/>
-        <w:rPr>
-          <w:lang w:val="fr-FR"/>
-        </w:rPr>
-      </w:pPr>
-      <w:r>
-        <w:lastRenderedPageBreak/>
-        <w:t>3.2. Phân tích cú pháp (Syntax Analysis - AST/Parser)</w:t>
-      </w:r>
-    </w:p>
-    <w:p>
-      <w:pPr>
-        <w:rPr>
-          <w:lang w:val="fr-FR"/>
-        </w:rPr>
-      </w:pPr>
-    </w:p>
-    <w:p>
-      <w:pPr>
-        <w:pStyle w:val="u2"/>
-      </w:pPr>
-      <w:r>
-        <w:t>3.3. Phân tích ngữ nghĩa (Semantic Analysis)</w:t>
-      </w:r>
-    </w:p>
-    <w:p>
-      <w:pPr>
-        <w:pStyle w:val="u2"/>
-        <w:rPr>
-          <w:lang w:val="en-US"/>
-        </w:rPr>
-      </w:pPr>
-      <w:r>
-        <w:t>3.4. Sinh mã trung gian/Mã máy (Code Generation)</w:t>
-      </w:r>
-    </w:p>
-    <w:p>
-      <w:pPr>
-        <w:rPr>
-          <w:lang w:val="en-US"/>
-        </w:rPr>
-      </w:pPr>
-    </w:p>
-    <w:p>
-      <w:pPr>
-        <w:rPr>
-          <w:lang w:val="en-US"/>
-        </w:rPr>
-      </w:pPr>
-    </w:p>
-    <w:p>
-      <w:pPr>
-        <w:rPr>
-          <w:lang w:val="en-US"/>
-        </w:rPr>
-      </w:pPr>
-    </w:p>
-    <w:p>
-      <w:pPr>
-        <w:jc w:val="left"/>
-        <w:rPr>
-          <w:lang w:val="en-US"/>
-        </w:rPr>
-      </w:pPr>
-      <w:r>
-        <w:rPr>
-          <w:lang w:val="en-US"/>
-        </w:rPr>
-        <w:br w:type="page"/>
-      </w:r>
-    </w:p>
-    <w:p>
-      <w:pPr>
-        <w:pStyle w:val="u1"/>
-        <w:rPr>
-          <w:lang w:val="en-US"/>
-        </w:rPr>
-      </w:pPr>
+      <w:bookmarkStart w:id="18" w:name="_Toc235186504"/>
       <w:r>
         <w:rPr>
           <w:lang w:val="en-US"/>
@@ -1294,6 +3130,7 @@
         <w:lastRenderedPageBreak/>
         <w:t>CHƯƠNG IV KIỂM THỬ VÀ ĐÁNH GIÁ</w:t>
       </w:r>
+      <w:bookmarkEnd w:id="18"/>
     </w:p>
     <w:p>
       <w:pPr>
@@ -1302,49 +3139,109 @@
           <w:lang w:val="en-US"/>
         </w:rPr>
       </w:pPr>
+      <w:bookmarkStart w:id="19" w:name="_Toc235186505"/>
       <w:r>
         <w:t>4.1. Các kịch bản kiểm thử (Test cases)</w:t>
       </w:r>
+      <w:bookmarkEnd w:id="19"/>
+    </w:p>
+    <w:p>
+      <w:r>
+        <w:t xml:space="preserve">Dự án được xây dựng cùng với một hệ thống kiểm thử tự động nhằm đảm bảo độ chính xác cho từng module biên dịch. </w:t>
+      </w:r>
+    </w:p>
+    <w:p>
+      <w:pPr>
+        <w:numPr>
+          <w:ilvl w:val="0"/>
+          <w:numId w:val="15"/>
+        </w:numPr>
+      </w:pPr>
+      <w:r>
+        <w:t xml:space="preserve">Hệ thống duy trì các tập tin kiểm thử thành phần riêng biệt như test_lexer.cpp (cho Frontend) và test_sematic.cpp (cho MiddleEnd). </w:t>
+      </w:r>
+    </w:p>
+    <w:p>
+      <w:pPr>
+        <w:numPr>
+          <w:ilvl w:val="0"/>
+          <w:numId w:val="15"/>
+        </w:numPr>
+      </w:pPr>
+      <w:r>
+        <w:t xml:space="preserve">Đặc biệt, hệ thống khối Resolver (test_resolver.cpp) đã chạy thành công toàn bộ 12/12 kịch bản tích hợp hệ thống. </w:t>
+      </w:r>
+    </w:p>
+    <w:p>
+      <w:pPr>
+        <w:numPr>
+          <w:ilvl w:val="0"/>
+          <w:numId w:val="15"/>
+        </w:numPr>
+      </w:pPr>
+      <w:r>
+        <w:t xml:space="preserve">Các kịch bản kiểm thử (Test cases) tiêu biểu đã vượt qua bao gồm: kiểm tra khai báo và sử dụng cơ bản (test01), phát hiện lỗi sử dụng trước khi khai báo (test02), truy xuất biến chưa khai báo (test03), xử lý khai báo trùng lặp trong cùng phạm vi (test04), và hiện tượng che khuất biến ở các phạm vi lồng nhau (test05). </w:t>
+      </w:r>
     </w:p>
     <w:p>
       <w:pPr>
         <w:pStyle w:val="u2"/>
+      </w:pPr>
+      <w:bookmarkStart w:id="20" w:name="_Toc235186506"/>
+      <w:r>
+        <w:t>4.2. Đánh giá hiệu năng và hạn chế</w:t>
+      </w:r>
+      <w:bookmarkEnd w:id="20"/>
+    </w:p>
+    <w:p>
+      <w:pPr>
+        <w:ind w:firstLine="720"/>
+      </w:pPr>
+      <w:r>
+        <w:t xml:space="preserve">Đánh giá tổng quan: Dự án đã đạt được cột mốc hoàn thiện MVP, có khả năng đi xuyên suốt toàn bộ luồng xử lý từ mã nguồn (.fl) đến quá trình phát sinh mã máy (Machine Code) cuối cùng. </w:t>
+      </w:r>
+    </w:p>
+    <w:p>
+      <w:pPr>
+        <w:ind w:firstLine="720"/>
+      </w:pPr>
+      <w:r>
+        <w:t xml:space="preserve"> Hạn chế về tra cứu: Việc tra cứu chuỗi ký tự (Transparent lookup) trên tiêu chuẩn C++17 của trình biên dịch MSVC hiện tại chưa cho phép tối ưu, buộc mã nguồn phải tạo đối tượng Identifier thủ công thay vì truy xuất trực tiếp bằng std::string_view. </w:t>
+      </w:r>
+    </w:p>
+    <w:p>
+      <w:pPr>
+        <w:ind w:firstLine="720"/>
+      </w:pPr>
+      <w:r>
+        <w:t xml:space="preserve">Hạn chế phân tích ngữ nghĩa: Khối TypeChecker hiện tại vẫn chưa thông báo lỗi khi phát hiện một biến được khai báo nhưng không sử dụng đến, điều này dẫn đến việc FLIR Generator sinh ra các mã thừa không cần thiết (dạng %id = alloca void). </w:t>
+      </w:r>
+    </w:p>
+    <w:p>
+      <w:pPr>
+        <w:ind w:firstLine="720"/>
+      </w:pPr>
+      <w:r>
+        <w:t xml:space="preserve">Hạn chế tương thích môi trường: Sự thiếu đồng bộ về chế độ biên dịch của thư viện LLVM trên Windows (mặc định yêu cầu thư viện /MD) khiến dự án sẽ bị lỗi Linker nếu cố tình build ở chế độ Debug (/MDd); do vậy toàn bộ quá trình biên dịch fdlang đang bị giới hạn bắt buộc chạy trên chế độ Release. </w:t>
+      </w:r>
+    </w:p>
+    <w:p/>
+    <w:p>
+      <w:pPr>
+        <w:jc w:val="left"/>
+      </w:pPr>
+      <w:r>
+        <w:br w:type="page"/>
+      </w:r>
+    </w:p>
+    <w:p>
+      <w:pPr>
+        <w:pStyle w:val="u1"/>
         <w:rPr>
           <w:lang w:val="en-US"/>
         </w:rPr>
       </w:pPr>
-      <w:r>
-        <w:t>4.2. Đánh giá hiệu năng và hạn chế</w:t>
-      </w:r>
-    </w:p>
-    <w:p>
-      <w:pPr>
-        <w:rPr>
-          <w:lang w:val="en-US"/>
-        </w:rPr>
-      </w:pPr>
-    </w:p>
-    <w:p>
-      <w:pPr>
-        <w:jc w:val="left"/>
-        <w:rPr>
-          <w:lang w:val="en-US"/>
-        </w:rPr>
-      </w:pPr>
-      <w:r>
-        <w:rPr>
-          <w:lang w:val="en-US"/>
-        </w:rPr>
-        <w:br w:type="page"/>
-      </w:r>
-    </w:p>
-    <w:p>
-      <w:pPr>
-        <w:pStyle w:val="u1"/>
-        <w:rPr>
-          <w:lang w:val="en-US"/>
-        </w:rPr>
-      </w:pPr>
+      <w:bookmarkStart w:id="21" w:name="_Toc235186507"/>
       <w:r>
         <w:rPr>
           <w:lang w:val="en-US"/>
@@ -1352,35 +3249,67 @@
         <w:lastRenderedPageBreak/>
         <w:t>KẾT LUẬN VÀ HƯỚNG PHÁT TRIỂN</w:t>
       </w:r>
-    </w:p>
-    <w:p>
-      <w:pPr>
+      <w:bookmarkEnd w:id="21"/>
+    </w:p>
+    <w:p>
+      <w:r>
+        <w:t xml:space="preserve">Dự án phát triển trình biên dịch freedomLanguage (fdlang) đã đạt được các mục tiêu cốt lõi của giai đoạn MVP, chứng minh khả năng hoạt động của một ngôn ngữ lập trình hệ thống tập trung vào kiến trúc trình biên dịch và hiệu năng. Pipeline kiến trúc hệ thống từ công đoạn Lexer, Parser, đến khối phân giải Resolver, TypeChecker, cho đến việc sinh mã trung gian FLIR và LLVM IR đã được liên kết thành công để xuất ra mã thực thi độc lập. </w:t>
+      </w:r>
+    </w:p>
+    <w:p>
+      <w:r>
+        <w:t>HƯỚNG PHÁT TRIỂN</w:t>
+      </w:r>
+    </w:p>
+    <w:p>
+      <w:pPr>
+        <w:numPr>
+          <w:ilvl w:val="0"/>
+          <w:numId w:val="16"/>
+        </w:numPr>
+      </w:pPr>
+      <w:r>
+        <w:t xml:space="preserve">Trong ngắn hạn: Dự án sẽ tiến hành hoàn thiện chức năng của Parser bằng cách hỗ trợ đầy đủ khai báo hàm (fn), trả về (return), và gọi hàm. Đồng thời, cải thiện trung tâm điều hướng báo lỗi (Diagnostic Engine) nhằm đưa ra cảnh báo chi tiết thay cho việc đóng chương trình qua lệnh std::exit(). </w:t>
+      </w:r>
+    </w:p>
+    <w:p>
+      <w:pPr>
+        <w:numPr>
+          <w:ilvl w:val="0"/>
+          <w:numId w:val="16"/>
+        </w:numPr>
+      </w:pPr>
+      <w:r>
+        <w:t xml:space="preserve">Trong trung hạn: Mở rộng khả năng phát sinh mã cấp LLVM IR để hỗ trợ các cấu trúc luồng điều khiển phổ biến như lệnh điều kiện (if/else) và vòng lặp. Sau đó tiến hành thiết kế hệ thống Borrow Checker để quản lý an toàn bộ nhớ tự động (Ownership/Borrowing). </w:t>
+      </w:r>
+    </w:p>
+    <w:p>
+      <w:pPr>
+        <w:numPr>
+          <w:ilvl w:val="0"/>
+          <w:numId w:val="16"/>
+        </w:numPr>
+      </w:pPr>
+      <w:r>
+        <w:t xml:space="preserve">Trong dài hạn: Hiện thực hóa hệ thống module (bao gồm mod, export, extern) dựa trên cơ chế semantic imports thay vì đưa trực tiếp mã nguồn vào nhau. Ứng dụng cấu trúc tệp biên dịch trung gian .flo để cung cấp khả năng biên dịch tăng cường (incremental compilation), cache và nạp nóng (hot reload) để tối ưu hóa thời gian xây dựng các dự án phần mềm quy mô lớn. </w:t>
+      </w:r>
+    </w:p>
+    <w:p>
+      <w:pPr>
+        <w:jc w:val="left"/>
+      </w:pPr>
+      <w:r>
+        <w:br w:type="page"/>
+      </w:r>
+    </w:p>
+    <w:p>
+      <w:pPr>
+        <w:pStyle w:val="u1"/>
         <w:rPr>
           <w:lang w:val="en-US"/>
         </w:rPr>
       </w:pPr>
-    </w:p>
-    <w:p>
-      <w:pPr>
-        <w:jc w:val="left"/>
-        <w:rPr>
-          <w:lang w:val="en-US"/>
-        </w:rPr>
-      </w:pPr>
-      <w:r>
-        <w:rPr>
-          <w:lang w:val="en-US"/>
-        </w:rPr>
-        <w:br w:type="page"/>
-      </w:r>
-    </w:p>
-    <w:p>
-      <w:pPr>
-        <w:pStyle w:val="u1"/>
-        <w:rPr>
-          <w:lang w:val="en-US"/>
-        </w:rPr>
-      </w:pPr>
+      <w:bookmarkStart w:id="22" w:name="_Toc235186508"/>
       <w:r>
         <w:rPr>
           <w:lang w:val="en-US"/>
@@ -1388,6 +3317,7 @@
         <w:lastRenderedPageBreak/>
         <w:t>TÀI LIỆU THAM KHẢO</w:t>
       </w:r>
+      <w:bookmarkEnd w:id="22"/>
     </w:p>
     <w:p/>
     <w:sectPr>
@@ -1403,6 +3333,304 @@
 <file path=word/numbering.xml><?xml version="1.0" encoding="utf-8"?>
 <w:numbering xmlns:wpc="http://schemas.microsoft.com/office/word/2010/wordprocessingCanvas" xmlns:cx="http://schemas.microsoft.com/office/drawing/2014/chartex" xmlns:cx1="http://schemas.microsoft.com/office/drawing/2015/9/8/chartex" xmlns:cx2="http://schemas.microsoft.com/office/drawing/2015/10/21/chartex" xmlns:cx3="http://schemas.microsoft.com/office/drawing/2016/5/9/chartex" xmlns:cx4="http://schemas.microsoft.com/office/drawing/2016/5/10/chartex" xmlns:cx5="http://schemas.microsoft.com/office/drawing/2016/5/11/chartex" xmlns:cx6="http://schemas.microsoft.com/office/drawing/2016/5/12/chartex" xmlns:cx7="http://schemas.microsoft.com/office/drawing/2016/5/13/chartex" xmlns:cx8="http://schemas.microsoft.com/office/drawing/2016/5/14/chartex" xmlns:mc="http://schemas.openxmlformats.org/markup-compatibility/2006" xmlns:aink="http://schemas.microsoft.com/office/drawing/2016/ink" xmlns:am3d="http://schemas.microsoft.com/office/drawing/2017/model3d" xmlns:o="urn:schemas-microsoft-com:office:office" xmlns:oel="http://schemas.microsoft.com/office/2019/extlst" xmlns:r="http://schemas.openxmlformats.org/officeDocument/2006/relationships" xmlns:m="http://schemas.openxmlformats.org/officeDocument/2006/math" xmlns:v="urn:schemas-microsoft-com:vml" xmlns:wp14="http://schemas.microsoft.com/office/word/2010/wordprocessingDrawing" xmlns:wp="http://schemas.openxmlformats.org/drawingml/2006/wordprocessingDrawing" xmlns:w10="urn:schemas-microsoft-com:office:word" xmlns:w="http://schemas.openxmlformats.org/wordprocessingml/2006/main" xmlns:w14="http://schemas.microsoft.com/office/word/2010/wordml" xmlns:w15="http://schemas.microsoft.com/office/word/2012/wordml" xmlns:w16cex="http://schemas.microsoft.com/office/word/2018/wordml/cex" xmlns:w16cid="http://schemas.microsoft.com/office/word/2016/wordml/cid" xmlns:w16="http://schemas.microsoft.com/office/word/2018/wordml" xmlns:w16du="http://schemas.microsoft.com/office/word/2023/wordml/word16du" xmlns:w16sdtdh="http://schemas.microsoft.com/office/word/2020/wordml/sdtdatahash" xmlns:w16sdtfl="http://schemas.microsoft.com/office/word/2024/wordml/sdtformatlock" xmlns:w16se="http://schemas.microsoft.com/office/word/2015/wordml/symex" xmlns:wpg="http://schemas.microsoft.com/office/word/2010/wordprocessingGroup" xmlns:wpi="http://schemas.microsoft.com/office/word/2010/wordprocessingInk" xmlns:wne="http://schemas.microsoft.com/office/word/2006/wordml" xmlns:wps="http://schemas.microsoft.com/office/word/2010/wordprocessingShape" mc:Ignorable="w14 w15 w16se w16cid w16 w16cex w16sdtdh w16sdtfl w16du wp14">
   <w:abstractNum w:abstractNumId="0" w15:restartNumberingAfterBreak="0">
+    <w:nsid w:val="026C2AD5"/>
+    <w:multiLevelType w:val="multilevel"/>
+    <w:tmpl w:val="CA7C88CC"/>
+    <w:lvl w:ilvl="0">
+      <w:start w:val="1"/>
+      <w:numFmt w:val="bullet"/>
+      <w:lvlText w:val=""/>
+      <w:lvlJc w:val="left"/>
+      <w:pPr>
+        <w:tabs>
+          <w:tab w:val="num" w:pos="720"/>
+        </w:tabs>
+        <w:ind w:left="720" w:hanging="360"/>
+      </w:pPr>
+      <w:rPr>
+        <w:rFonts w:ascii="Symbol" w:hAnsi="Symbol" w:hint="default"/>
+        <w:sz w:val="20"/>
+      </w:rPr>
+    </w:lvl>
+    <w:lvl w:ilvl="1" w:tentative="1">
+      <w:start w:val="1"/>
+      <w:numFmt w:val="bullet"/>
+      <w:lvlText w:val="o"/>
+      <w:lvlJc w:val="left"/>
+      <w:pPr>
+        <w:tabs>
+          <w:tab w:val="num" w:pos="1440"/>
+        </w:tabs>
+        <w:ind w:left="1440" w:hanging="360"/>
+      </w:pPr>
+      <w:rPr>
+        <w:rFonts w:ascii="Courier New" w:hAnsi="Courier New" w:hint="default"/>
+        <w:sz w:val="20"/>
+      </w:rPr>
+    </w:lvl>
+    <w:lvl w:ilvl="2" w:tentative="1">
+      <w:start w:val="1"/>
+      <w:numFmt w:val="bullet"/>
+      <w:lvlText w:val=""/>
+      <w:lvlJc w:val="left"/>
+      <w:pPr>
+        <w:tabs>
+          <w:tab w:val="num" w:pos="2160"/>
+        </w:tabs>
+        <w:ind w:left="2160" w:hanging="360"/>
+      </w:pPr>
+      <w:rPr>
+        <w:rFonts w:ascii="Wingdings" w:hAnsi="Wingdings" w:hint="default"/>
+        <w:sz w:val="20"/>
+      </w:rPr>
+    </w:lvl>
+    <w:lvl w:ilvl="3" w:tentative="1">
+      <w:start w:val="1"/>
+      <w:numFmt w:val="bullet"/>
+      <w:lvlText w:val=""/>
+      <w:lvlJc w:val="left"/>
+      <w:pPr>
+        <w:tabs>
+          <w:tab w:val="num" w:pos="2880"/>
+        </w:tabs>
+        <w:ind w:left="2880" w:hanging="360"/>
+      </w:pPr>
+      <w:rPr>
+        <w:rFonts w:ascii="Wingdings" w:hAnsi="Wingdings" w:hint="default"/>
+        <w:sz w:val="20"/>
+      </w:rPr>
+    </w:lvl>
+    <w:lvl w:ilvl="4" w:tentative="1">
+      <w:start w:val="1"/>
+      <w:numFmt w:val="bullet"/>
+      <w:lvlText w:val=""/>
+      <w:lvlJc w:val="left"/>
+      <w:pPr>
+        <w:tabs>
+          <w:tab w:val="num" w:pos="3600"/>
+        </w:tabs>
+        <w:ind w:left="3600" w:hanging="360"/>
+      </w:pPr>
+      <w:rPr>
+        <w:rFonts w:ascii="Wingdings" w:hAnsi="Wingdings" w:hint="default"/>
+        <w:sz w:val="20"/>
+      </w:rPr>
+    </w:lvl>
+    <w:lvl w:ilvl="5" w:tentative="1">
+      <w:start w:val="1"/>
+      <w:numFmt w:val="bullet"/>
+      <w:lvlText w:val=""/>
+      <w:lvlJc w:val="left"/>
+      <w:pPr>
+        <w:tabs>
+          <w:tab w:val="num" w:pos="4320"/>
+        </w:tabs>
+        <w:ind w:left="4320" w:hanging="360"/>
+      </w:pPr>
+      <w:rPr>
+        <w:rFonts w:ascii="Wingdings" w:hAnsi="Wingdings" w:hint="default"/>
+        <w:sz w:val="20"/>
+      </w:rPr>
+    </w:lvl>
+    <w:lvl w:ilvl="6" w:tentative="1">
+      <w:start w:val="1"/>
+      <w:numFmt w:val="bullet"/>
+      <w:lvlText w:val=""/>
+      <w:lvlJc w:val="left"/>
+      <w:pPr>
+        <w:tabs>
+          <w:tab w:val="num" w:pos="5040"/>
+        </w:tabs>
+        <w:ind w:left="5040" w:hanging="360"/>
+      </w:pPr>
+      <w:rPr>
+        <w:rFonts w:ascii="Wingdings" w:hAnsi="Wingdings" w:hint="default"/>
+        <w:sz w:val="20"/>
+      </w:rPr>
+    </w:lvl>
+    <w:lvl w:ilvl="7" w:tentative="1">
+      <w:start w:val="1"/>
+      <w:numFmt w:val="bullet"/>
+      <w:lvlText w:val=""/>
+      <w:lvlJc w:val="left"/>
+      <w:pPr>
+        <w:tabs>
+          <w:tab w:val="num" w:pos="5760"/>
+        </w:tabs>
+        <w:ind w:left="5760" w:hanging="360"/>
+      </w:pPr>
+      <w:rPr>
+        <w:rFonts w:ascii="Wingdings" w:hAnsi="Wingdings" w:hint="default"/>
+        <w:sz w:val="20"/>
+      </w:rPr>
+    </w:lvl>
+    <w:lvl w:ilvl="8" w:tentative="1">
+      <w:start w:val="1"/>
+      <w:numFmt w:val="bullet"/>
+      <w:lvlText w:val=""/>
+      <w:lvlJc w:val="left"/>
+      <w:pPr>
+        <w:tabs>
+          <w:tab w:val="num" w:pos="6480"/>
+        </w:tabs>
+        <w:ind w:left="6480" w:hanging="360"/>
+      </w:pPr>
+      <w:rPr>
+        <w:rFonts w:ascii="Wingdings" w:hAnsi="Wingdings" w:hint="default"/>
+        <w:sz w:val="20"/>
+      </w:rPr>
+    </w:lvl>
+  </w:abstractNum>
+  <w:abstractNum w:abstractNumId="1" w15:restartNumberingAfterBreak="0">
+    <w:nsid w:val="0B4D3D01"/>
+    <w:multiLevelType w:val="multilevel"/>
+    <w:tmpl w:val="4078A77E"/>
+    <w:lvl w:ilvl="0">
+      <w:start w:val="1"/>
+      <w:numFmt w:val="bullet"/>
+      <w:lvlText w:val=""/>
+      <w:lvlJc w:val="left"/>
+      <w:pPr>
+        <w:tabs>
+          <w:tab w:val="num" w:pos="720"/>
+        </w:tabs>
+        <w:ind w:left="720" w:hanging="360"/>
+      </w:pPr>
+      <w:rPr>
+        <w:rFonts w:ascii="Symbol" w:hAnsi="Symbol" w:hint="default"/>
+        <w:sz w:val="20"/>
+      </w:rPr>
+    </w:lvl>
+    <w:lvl w:ilvl="1" w:tentative="1">
+      <w:start w:val="1"/>
+      <w:numFmt w:val="bullet"/>
+      <w:lvlText w:val="o"/>
+      <w:lvlJc w:val="left"/>
+      <w:pPr>
+        <w:tabs>
+          <w:tab w:val="num" w:pos="1440"/>
+        </w:tabs>
+        <w:ind w:left="1440" w:hanging="360"/>
+      </w:pPr>
+      <w:rPr>
+        <w:rFonts w:ascii="Courier New" w:hAnsi="Courier New" w:hint="default"/>
+        <w:sz w:val="20"/>
+      </w:rPr>
+    </w:lvl>
+    <w:lvl w:ilvl="2" w:tentative="1">
+      <w:start w:val="1"/>
+      <w:numFmt w:val="bullet"/>
+      <w:lvlText w:val=""/>
+      <w:lvlJc w:val="left"/>
+      <w:pPr>
+        <w:tabs>
+          <w:tab w:val="num" w:pos="2160"/>
+        </w:tabs>
+        <w:ind w:left="2160" w:hanging="360"/>
+      </w:pPr>
+      <w:rPr>
+        <w:rFonts w:ascii="Wingdings" w:hAnsi="Wingdings" w:hint="default"/>
+        <w:sz w:val="20"/>
+      </w:rPr>
+    </w:lvl>
+    <w:lvl w:ilvl="3" w:tentative="1">
+      <w:start w:val="1"/>
+      <w:numFmt w:val="bullet"/>
+      <w:lvlText w:val=""/>
+      <w:lvlJc w:val="left"/>
+      <w:pPr>
+        <w:tabs>
+          <w:tab w:val="num" w:pos="2880"/>
+        </w:tabs>
+        <w:ind w:left="2880" w:hanging="360"/>
+      </w:pPr>
+      <w:rPr>
+        <w:rFonts w:ascii="Wingdings" w:hAnsi="Wingdings" w:hint="default"/>
+        <w:sz w:val="20"/>
+      </w:rPr>
+    </w:lvl>
+    <w:lvl w:ilvl="4" w:tentative="1">
+      <w:start w:val="1"/>
+      <w:numFmt w:val="bullet"/>
+      <w:lvlText w:val=""/>
+      <w:lvlJc w:val="left"/>
+      <w:pPr>
+        <w:tabs>
+          <w:tab w:val="num" w:pos="3600"/>
+        </w:tabs>
+        <w:ind w:left="3600" w:hanging="360"/>
+      </w:pPr>
+      <w:rPr>
+        <w:rFonts w:ascii="Wingdings" w:hAnsi="Wingdings" w:hint="default"/>
+        <w:sz w:val="20"/>
+      </w:rPr>
+    </w:lvl>
+    <w:lvl w:ilvl="5" w:tentative="1">
+      <w:start w:val="1"/>
+      <w:numFmt w:val="bullet"/>
+      <w:lvlText w:val=""/>
+      <w:lvlJc w:val="left"/>
+      <w:pPr>
+        <w:tabs>
+          <w:tab w:val="num" w:pos="4320"/>
+        </w:tabs>
+        <w:ind w:left="4320" w:hanging="360"/>
+      </w:pPr>
+      <w:rPr>
+        <w:rFonts w:ascii="Wingdings" w:hAnsi="Wingdings" w:hint="default"/>
+        <w:sz w:val="20"/>
+      </w:rPr>
+    </w:lvl>
+    <w:lvl w:ilvl="6" w:tentative="1">
+      <w:start w:val="1"/>
+      <w:numFmt w:val="bullet"/>
+      <w:lvlText w:val=""/>
+      <w:lvlJc w:val="left"/>
+      <w:pPr>
+        <w:tabs>
+          <w:tab w:val="num" w:pos="5040"/>
+        </w:tabs>
+        <w:ind w:left="5040" w:hanging="360"/>
+      </w:pPr>
+      <w:rPr>
+        <w:rFonts w:ascii="Wingdings" w:hAnsi="Wingdings" w:hint="default"/>
+        <w:sz w:val="20"/>
+      </w:rPr>
+    </w:lvl>
+    <w:lvl w:ilvl="7" w:tentative="1">
+      <w:start w:val="1"/>
+      <w:numFmt w:val="bullet"/>
+      <w:lvlText w:val=""/>
+      <w:lvlJc w:val="left"/>
+      <w:pPr>
+        <w:tabs>
+          <w:tab w:val="num" w:pos="5760"/>
+        </w:tabs>
+        <w:ind w:left="5760" w:hanging="360"/>
+      </w:pPr>
+      <w:rPr>
+        <w:rFonts w:ascii="Wingdings" w:hAnsi="Wingdings" w:hint="default"/>
+        <w:sz w:val="20"/>
+      </w:rPr>
+    </w:lvl>
+    <w:lvl w:ilvl="8" w:tentative="1">
+      <w:start w:val="1"/>
+      <w:numFmt w:val="bullet"/>
+      <w:lvlText w:val=""/>
+      <w:lvlJc w:val="left"/>
+      <w:pPr>
+        <w:tabs>
+          <w:tab w:val="num" w:pos="6480"/>
+        </w:tabs>
+        <w:ind w:left="6480" w:hanging="360"/>
+      </w:pPr>
+      <w:rPr>
+        <w:rFonts w:ascii="Wingdings" w:hAnsi="Wingdings" w:hint="default"/>
+        <w:sz w:val="20"/>
+      </w:rPr>
+    </w:lvl>
+  </w:abstractNum>
+  <w:abstractNum w:abstractNumId="2" w15:restartNumberingAfterBreak="0">
     <w:nsid w:val="1E8C0C65"/>
     <w:multiLevelType w:val="multilevel"/>
     <w:tmpl w:val="5C22D714"/>
@@ -1551,7 +3779,454 @@
       </w:rPr>
     </w:lvl>
   </w:abstractNum>
-  <w:abstractNum w:abstractNumId="1" w15:restartNumberingAfterBreak="0">
+  <w:abstractNum w:abstractNumId="3" w15:restartNumberingAfterBreak="0">
+    <w:nsid w:val="1EE85AF1"/>
+    <w:multiLevelType w:val="multilevel"/>
+    <w:tmpl w:val="382E93D0"/>
+    <w:lvl w:ilvl="0">
+      <w:start w:val="1"/>
+      <w:numFmt w:val="bullet"/>
+      <w:lvlText w:val=""/>
+      <w:lvlJc w:val="left"/>
+      <w:pPr>
+        <w:tabs>
+          <w:tab w:val="num" w:pos="720"/>
+        </w:tabs>
+        <w:ind w:left="720" w:hanging="360"/>
+      </w:pPr>
+      <w:rPr>
+        <w:rFonts w:ascii="Symbol" w:hAnsi="Symbol" w:hint="default"/>
+        <w:sz w:val="20"/>
+      </w:rPr>
+    </w:lvl>
+    <w:lvl w:ilvl="1" w:tentative="1">
+      <w:start w:val="1"/>
+      <w:numFmt w:val="bullet"/>
+      <w:lvlText w:val="o"/>
+      <w:lvlJc w:val="left"/>
+      <w:pPr>
+        <w:tabs>
+          <w:tab w:val="num" w:pos="1440"/>
+        </w:tabs>
+        <w:ind w:left="1440" w:hanging="360"/>
+      </w:pPr>
+      <w:rPr>
+        <w:rFonts w:ascii="Courier New" w:hAnsi="Courier New" w:hint="default"/>
+        <w:sz w:val="20"/>
+      </w:rPr>
+    </w:lvl>
+    <w:lvl w:ilvl="2" w:tentative="1">
+      <w:start w:val="1"/>
+      <w:numFmt w:val="bullet"/>
+      <w:lvlText w:val=""/>
+      <w:lvlJc w:val="left"/>
+      <w:pPr>
+        <w:tabs>
+          <w:tab w:val="num" w:pos="2160"/>
+        </w:tabs>
+        <w:ind w:left="2160" w:hanging="360"/>
+      </w:pPr>
+      <w:rPr>
+        <w:rFonts w:ascii="Wingdings" w:hAnsi="Wingdings" w:hint="default"/>
+        <w:sz w:val="20"/>
+      </w:rPr>
+    </w:lvl>
+    <w:lvl w:ilvl="3" w:tentative="1">
+      <w:start w:val="1"/>
+      <w:numFmt w:val="bullet"/>
+      <w:lvlText w:val=""/>
+      <w:lvlJc w:val="left"/>
+      <w:pPr>
+        <w:tabs>
+          <w:tab w:val="num" w:pos="2880"/>
+        </w:tabs>
+        <w:ind w:left="2880" w:hanging="360"/>
+      </w:pPr>
+      <w:rPr>
+        <w:rFonts w:ascii="Wingdings" w:hAnsi="Wingdings" w:hint="default"/>
+        <w:sz w:val="20"/>
+      </w:rPr>
+    </w:lvl>
+    <w:lvl w:ilvl="4" w:tentative="1">
+      <w:start w:val="1"/>
+      <w:numFmt w:val="bullet"/>
+      <w:lvlText w:val=""/>
+      <w:lvlJc w:val="left"/>
+      <w:pPr>
+        <w:tabs>
+          <w:tab w:val="num" w:pos="3600"/>
+        </w:tabs>
+        <w:ind w:left="3600" w:hanging="360"/>
+      </w:pPr>
+      <w:rPr>
+        <w:rFonts w:ascii="Wingdings" w:hAnsi="Wingdings" w:hint="default"/>
+        <w:sz w:val="20"/>
+      </w:rPr>
+    </w:lvl>
+    <w:lvl w:ilvl="5" w:tentative="1">
+      <w:start w:val="1"/>
+      <w:numFmt w:val="bullet"/>
+      <w:lvlText w:val=""/>
+      <w:lvlJc w:val="left"/>
+      <w:pPr>
+        <w:tabs>
+          <w:tab w:val="num" w:pos="4320"/>
+        </w:tabs>
+        <w:ind w:left="4320" w:hanging="360"/>
+      </w:pPr>
+      <w:rPr>
+        <w:rFonts w:ascii="Wingdings" w:hAnsi="Wingdings" w:hint="default"/>
+        <w:sz w:val="20"/>
+      </w:rPr>
+    </w:lvl>
+    <w:lvl w:ilvl="6" w:tentative="1">
+      <w:start w:val="1"/>
+      <w:numFmt w:val="bullet"/>
+      <w:lvlText w:val=""/>
+      <w:lvlJc w:val="left"/>
+      <w:pPr>
+        <w:tabs>
+          <w:tab w:val="num" w:pos="5040"/>
+        </w:tabs>
+        <w:ind w:left="5040" w:hanging="360"/>
+      </w:pPr>
+      <w:rPr>
+        <w:rFonts w:ascii="Wingdings" w:hAnsi="Wingdings" w:hint="default"/>
+        <w:sz w:val="20"/>
+      </w:rPr>
+    </w:lvl>
+    <w:lvl w:ilvl="7" w:tentative="1">
+      <w:start w:val="1"/>
+      <w:numFmt w:val="bullet"/>
+      <w:lvlText w:val=""/>
+      <w:lvlJc w:val="left"/>
+      <w:pPr>
+        <w:tabs>
+          <w:tab w:val="num" w:pos="5760"/>
+        </w:tabs>
+        <w:ind w:left="5760" w:hanging="360"/>
+      </w:pPr>
+      <w:rPr>
+        <w:rFonts w:ascii="Wingdings" w:hAnsi="Wingdings" w:hint="default"/>
+        <w:sz w:val="20"/>
+      </w:rPr>
+    </w:lvl>
+    <w:lvl w:ilvl="8" w:tentative="1">
+      <w:start w:val="1"/>
+      <w:numFmt w:val="bullet"/>
+      <w:lvlText w:val=""/>
+      <w:lvlJc w:val="left"/>
+      <w:pPr>
+        <w:tabs>
+          <w:tab w:val="num" w:pos="6480"/>
+        </w:tabs>
+        <w:ind w:left="6480" w:hanging="360"/>
+      </w:pPr>
+      <w:rPr>
+        <w:rFonts w:ascii="Wingdings" w:hAnsi="Wingdings" w:hint="default"/>
+        <w:sz w:val="20"/>
+      </w:rPr>
+    </w:lvl>
+  </w:abstractNum>
+  <w:abstractNum w:abstractNumId="4" w15:restartNumberingAfterBreak="0">
+    <w:nsid w:val="216B3766"/>
+    <w:multiLevelType w:val="multilevel"/>
+    <w:tmpl w:val="01961E7C"/>
+    <w:lvl w:ilvl="0">
+      <w:start w:val="1"/>
+      <w:numFmt w:val="bullet"/>
+      <w:lvlText w:val=""/>
+      <w:lvlJc w:val="left"/>
+      <w:pPr>
+        <w:tabs>
+          <w:tab w:val="num" w:pos="720"/>
+        </w:tabs>
+        <w:ind w:left="720" w:hanging="360"/>
+      </w:pPr>
+      <w:rPr>
+        <w:rFonts w:ascii="Symbol" w:hAnsi="Symbol" w:hint="default"/>
+        <w:sz w:val="20"/>
+      </w:rPr>
+    </w:lvl>
+    <w:lvl w:ilvl="1" w:tentative="1">
+      <w:start w:val="1"/>
+      <w:numFmt w:val="bullet"/>
+      <w:lvlText w:val="o"/>
+      <w:lvlJc w:val="left"/>
+      <w:pPr>
+        <w:tabs>
+          <w:tab w:val="num" w:pos="1440"/>
+        </w:tabs>
+        <w:ind w:left="1440" w:hanging="360"/>
+      </w:pPr>
+      <w:rPr>
+        <w:rFonts w:ascii="Courier New" w:hAnsi="Courier New" w:hint="default"/>
+        <w:sz w:val="20"/>
+      </w:rPr>
+    </w:lvl>
+    <w:lvl w:ilvl="2" w:tentative="1">
+      <w:start w:val="1"/>
+      <w:numFmt w:val="bullet"/>
+      <w:lvlText w:val=""/>
+      <w:lvlJc w:val="left"/>
+      <w:pPr>
+        <w:tabs>
+          <w:tab w:val="num" w:pos="2160"/>
+        </w:tabs>
+        <w:ind w:left="2160" w:hanging="360"/>
+      </w:pPr>
+      <w:rPr>
+        <w:rFonts w:ascii="Wingdings" w:hAnsi="Wingdings" w:hint="default"/>
+        <w:sz w:val="20"/>
+      </w:rPr>
+    </w:lvl>
+    <w:lvl w:ilvl="3" w:tentative="1">
+      <w:start w:val="1"/>
+      <w:numFmt w:val="bullet"/>
+      <w:lvlText w:val=""/>
+      <w:lvlJc w:val="left"/>
+      <w:pPr>
+        <w:tabs>
+          <w:tab w:val="num" w:pos="2880"/>
+        </w:tabs>
+        <w:ind w:left="2880" w:hanging="360"/>
+      </w:pPr>
+      <w:rPr>
+        <w:rFonts w:ascii="Wingdings" w:hAnsi="Wingdings" w:hint="default"/>
+        <w:sz w:val="20"/>
+      </w:rPr>
+    </w:lvl>
+    <w:lvl w:ilvl="4" w:tentative="1">
+      <w:start w:val="1"/>
+      <w:numFmt w:val="bullet"/>
+      <w:lvlText w:val=""/>
+      <w:lvlJc w:val="left"/>
+      <w:pPr>
+        <w:tabs>
+          <w:tab w:val="num" w:pos="3600"/>
+        </w:tabs>
+        <w:ind w:left="3600" w:hanging="360"/>
+      </w:pPr>
+      <w:rPr>
+        <w:rFonts w:ascii="Wingdings" w:hAnsi="Wingdings" w:hint="default"/>
+        <w:sz w:val="20"/>
+      </w:rPr>
+    </w:lvl>
+    <w:lvl w:ilvl="5" w:tentative="1">
+      <w:start w:val="1"/>
+      <w:numFmt w:val="bullet"/>
+      <w:lvlText w:val=""/>
+      <w:lvlJc w:val="left"/>
+      <w:pPr>
+        <w:tabs>
+          <w:tab w:val="num" w:pos="4320"/>
+        </w:tabs>
+        <w:ind w:left="4320" w:hanging="360"/>
+      </w:pPr>
+      <w:rPr>
+        <w:rFonts w:ascii="Wingdings" w:hAnsi="Wingdings" w:hint="default"/>
+        <w:sz w:val="20"/>
+      </w:rPr>
+    </w:lvl>
+    <w:lvl w:ilvl="6" w:tentative="1">
+      <w:start w:val="1"/>
+      <w:numFmt w:val="bullet"/>
+      <w:lvlText w:val=""/>
+      <w:lvlJc w:val="left"/>
+      <w:pPr>
+        <w:tabs>
+          <w:tab w:val="num" w:pos="5040"/>
+        </w:tabs>
+        <w:ind w:left="5040" w:hanging="360"/>
+      </w:pPr>
+      <w:rPr>
+        <w:rFonts w:ascii="Wingdings" w:hAnsi="Wingdings" w:hint="default"/>
+        <w:sz w:val="20"/>
+      </w:rPr>
+    </w:lvl>
+    <w:lvl w:ilvl="7" w:tentative="1">
+      <w:start w:val="1"/>
+      <w:numFmt w:val="bullet"/>
+      <w:lvlText w:val=""/>
+      <w:lvlJc w:val="left"/>
+      <w:pPr>
+        <w:tabs>
+          <w:tab w:val="num" w:pos="5760"/>
+        </w:tabs>
+        <w:ind w:left="5760" w:hanging="360"/>
+      </w:pPr>
+      <w:rPr>
+        <w:rFonts w:ascii="Wingdings" w:hAnsi="Wingdings" w:hint="default"/>
+        <w:sz w:val="20"/>
+      </w:rPr>
+    </w:lvl>
+    <w:lvl w:ilvl="8" w:tentative="1">
+      <w:start w:val="1"/>
+      <w:numFmt w:val="bullet"/>
+      <w:lvlText w:val=""/>
+      <w:lvlJc w:val="left"/>
+      <w:pPr>
+        <w:tabs>
+          <w:tab w:val="num" w:pos="6480"/>
+        </w:tabs>
+        <w:ind w:left="6480" w:hanging="360"/>
+      </w:pPr>
+      <w:rPr>
+        <w:rFonts w:ascii="Wingdings" w:hAnsi="Wingdings" w:hint="default"/>
+        <w:sz w:val="20"/>
+      </w:rPr>
+    </w:lvl>
+  </w:abstractNum>
+  <w:abstractNum w:abstractNumId="5" w15:restartNumberingAfterBreak="0">
+    <w:nsid w:val="23C9065B"/>
+    <w:multiLevelType w:val="multilevel"/>
+    <w:tmpl w:val="1E224EA8"/>
+    <w:lvl w:ilvl="0">
+      <w:start w:val="1"/>
+      <w:numFmt w:val="bullet"/>
+      <w:lvlText w:val=""/>
+      <w:lvlJc w:val="left"/>
+      <w:pPr>
+        <w:tabs>
+          <w:tab w:val="num" w:pos="720"/>
+        </w:tabs>
+        <w:ind w:left="720" w:hanging="360"/>
+      </w:pPr>
+      <w:rPr>
+        <w:rFonts w:ascii="Symbol" w:hAnsi="Symbol" w:hint="default"/>
+        <w:sz w:val="20"/>
+      </w:rPr>
+    </w:lvl>
+    <w:lvl w:ilvl="1" w:tentative="1">
+      <w:start w:val="1"/>
+      <w:numFmt w:val="bullet"/>
+      <w:lvlText w:val="o"/>
+      <w:lvlJc w:val="left"/>
+      <w:pPr>
+        <w:tabs>
+          <w:tab w:val="num" w:pos="1440"/>
+        </w:tabs>
+        <w:ind w:left="1440" w:hanging="360"/>
+      </w:pPr>
+      <w:rPr>
+        <w:rFonts w:ascii="Courier New" w:hAnsi="Courier New" w:hint="default"/>
+        <w:sz w:val="20"/>
+      </w:rPr>
+    </w:lvl>
+    <w:lvl w:ilvl="2" w:tentative="1">
+      <w:start w:val="1"/>
+      <w:numFmt w:val="bullet"/>
+      <w:lvlText w:val=""/>
+      <w:lvlJc w:val="left"/>
+      <w:pPr>
+        <w:tabs>
+          <w:tab w:val="num" w:pos="2160"/>
+        </w:tabs>
+        <w:ind w:left="2160" w:hanging="360"/>
+      </w:pPr>
+      <w:rPr>
+        <w:rFonts w:ascii="Wingdings" w:hAnsi="Wingdings" w:hint="default"/>
+        <w:sz w:val="20"/>
+      </w:rPr>
+    </w:lvl>
+    <w:lvl w:ilvl="3" w:tentative="1">
+      <w:start w:val="1"/>
+      <w:numFmt w:val="bullet"/>
+      <w:lvlText w:val=""/>
+      <w:lvlJc w:val="left"/>
+      <w:pPr>
+        <w:tabs>
+          <w:tab w:val="num" w:pos="2880"/>
+        </w:tabs>
+        <w:ind w:left="2880" w:hanging="360"/>
+      </w:pPr>
+      <w:rPr>
+        <w:rFonts w:ascii="Wingdings" w:hAnsi="Wingdings" w:hint="default"/>
+        <w:sz w:val="20"/>
+      </w:rPr>
+    </w:lvl>
+    <w:lvl w:ilvl="4" w:tentative="1">
+      <w:start w:val="1"/>
+      <w:numFmt w:val="bullet"/>
+      <w:lvlText w:val=""/>
+      <w:lvlJc w:val="left"/>
+      <w:pPr>
+        <w:tabs>
+          <w:tab w:val="num" w:pos="3600"/>
+        </w:tabs>
+        <w:ind w:left="3600" w:hanging="360"/>
+      </w:pPr>
+      <w:rPr>
+        <w:rFonts w:ascii="Wingdings" w:hAnsi="Wingdings" w:hint="default"/>
+        <w:sz w:val="20"/>
+      </w:rPr>
+    </w:lvl>
+    <w:lvl w:ilvl="5" w:tentative="1">
+      <w:start w:val="1"/>
+      <w:numFmt w:val="bullet"/>
+      <w:lvlText w:val=""/>
+      <w:lvlJc w:val="left"/>
+      <w:pPr>
+        <w:tabs>
+          <w:tab w:val="num" w:pos="4320"/>
+        </w:tabs>
+        <w:ind w:left="4320" w:hanging="360"/>
+      </w:pPr>
+      <w:rPr>
+        <w:rFonts w:ascii="Wingdings" w:hAnsi="Wingdings" w:hint="default"/>
+        <w:sz w:val="20"/>
+      </w:rPr>
+    </w:lvl>
+    <w:lvl w:ilvl="6" w:tentative="1">
+      <w:start w:val="1"/>
+      <w:numFmt w:val="bullet"/>
+      <w:lvlText w:val=""/>
+      <w:lvlJc w:val="left"/>
+      <w:pPr>
+        <w:tabs>
+          <w:tab w:val="num" w:pos="5040"/>
+        </w:tabs>
+        <w:ind w:left="5040" w:hanging="360"/>
+      </w:pPr>
+      <w:rPr>
+        <w:rFonts w:ascii="Wingdings" w:hAnsi="Wingdings" w:hint="default"/>
+        <w:sz w:val="20"/>
+      </w:rPr>
+    </w:lvl>
+    <w:lvl w:ilvl="7" w:tentative="1">
+      <w:start w:val="1"/>
+      <w:numFmt w:val="bullet"/>
+      <w:lvlText w:val=""/>
+      <w:lvlJc w:val="left"/>
+      <w:pPr>
+        <w:tabs>
+          <w:tab w:val="num" w:pos="5760"/>
+        </w:tabs>
+        <w:ind w:left="5760" w:hanging="360"/>
+      </w:pPr>
+      <w:rPr>
+        <w:rFonts w:ascii="Wingdings" w:hAnsi="Wingdings" w:hint="default"/>
+        <w:sz w:val="20"/>
+      </w:rPr>
+    </w:lvl>
+    <w:lvl w:ilvl="8" w:tentative="1">
+      <w:start w:val="1"/>
+      <w:numFmt w:val="bullet"/>
+      <w:lvlText w:val=""/>
+      <w:lvlJc w:val="left"/>
+      <w:pPr>
+        <w:tabs>
+          <w:tab w:val="num" w:pos="6480"/>
+        </w:tabs>
+        <w:ind w:left="6480" w:hanging="360"/>
+      </w:pPr>
+      <w:rPr>
+        <w:rFonts w:ascii="Wingdings" w:hAnsi="Wingdings" w:hint="default"/>
+        <w:sz w:val="20"/>
+      </w:rPr>
+    </w:lvl>
+  </w:abstractNum>
+  <w:abstractNum w:abstractNumId="6" w15:restartNumberingAfterBreak="0">
     <w:nsid w:val="30267192"/>
     <w:multiLevelType w:val="multilevel"/>
     <w:tmpl w:val="8F647AEA"/>
@@ -1700,7 +4375,156 @@
       </w:rPr>
     </w:lvl>
   </w:abstractNum>
-  <w:abstractNum w:abstractNumId="2" w15:restartNumberingAfterBreak="0">
+  <w:abstractNum w:abstractNumId="7" w15:restartNumberingAfterBreak="0">
+    <w:nsid w:val="492025DD"/>
+    <w:multiLevelType w:val="multilevel"/>
+    <w:tmpl w:val="A02ADA00"/>
+    <w:lvl w:ilvl="0">
+      <w:start w:val="1"/>
+      <w:numFmt w:val="bullet"/>
+      <w:lvlText w:val=""/>
+      <w:lvlJc w:val="left"/>
+      <w:pPr>
+        <w:tabs>
+          <w:tab w:val="num" w:pos="720"/>
+        </w:tabs>
+        <w:ind w:left="720" w:hanging="360"/>
+      </w:pPr>
+      <w:rPr>
+        <w:rFonts w:ascii="Symbol" w:hAnsi="Symbol" w:hint="default"/>
+        <w:sz w:val="20"/>
+      </w:rPr>
+    </w:lvl>
+    <w:lvl w:ilvl="1" w:tentative="1">
+      <w:start w:val="1"/>
+      <w:numFmt w:val="bullet"/>
+      <w:lvlText w:val="o"/>
+      <w:lvlJc w:val="left"/>
+      <w:pPr>
+        <w:tabs>
+          <w:tab w:val="num" w:pos="1440"/>
+        </w:tabs>
+        <w:ind w:left="1440" w:hanging="360"/>
+      </w:pPr>
+      <w:rPr>
+        <w:rFonts w:ascii="Courier New" w:hAnsi="Courier New" w:hint="default"/>
+        <w:sz w:val="20"/>
+      </w:rPr>
+    </w:lvl>
+    <w:lvl w:ilvl="2" w:tentative="1">
+      <w:start w:val="1"/>
+      <w:numFmt w:val="bullet"/>
+      <w:lvlText w:val=""/>
+      <w:lvlJc w:val="left"/>
+      <w:pPr>
+        <w:tabs>
+          <w:tab w:val="num" w:pos="2160"/>
+        </w:tabs>
+        <w:ind w:left="2160" w:hanging="360"/>
+      </w:pPr>
+      <w:rPr>
+        <w:rFonts w:ascii="Wingdings" w:hAnsi="Wingdings" w:hint="default"/>
+        <w:sz w:val="20"/>
+      </w:rPr>
+    </w:lvl>
+    <w:lvl w:ilvl="3" w:tentative="1">
+      <w:start w:val="1"/>
+      <w:numFmt w:val="bullet"/>
+      <w:lvlText w:val=""/>
+      <w:lvlJc w:val="left"/>
+      <w:pPr>
+        <w:tabs>
+          <w:tab w:val="num" w:pos="2880"/>
+        </w:tabs>
+        <w:ind w:left="2880" w:hanging="360"/>
+      </w:pPr>
+      <w:rPr>
+        <w:rFonts w:ascii="Wingdings" w:hAnsi="Wingdings" w:hint="default"/>
+        <w:sz w:val="20"/>
+      </w:rPr>
+    </w:lvl>
+    <w:lvl w:ilvl="4" w:tentative="1">
+      <w:start w:val="1"/>
+      <w:numFmt w:val="bullet"/>
+      <w:lvlText w:val=""/>
+      <w:lvlJc w:val="left"/>
+      <w:pPr>
+        <w:tabs>
+          <w:tab w:val="num" w:pos="3600"/>
+        </w:tabs>
+        <w:ind w:left="3600" w:hanging="360"/>
+      </w:pPr>
+      <w:rPr>
+        <w:rFonts w:ascii="Wingdings" w:hAnsi="Wingdings" w:hint="default"/>
+        <w:sz w:val="20"/>
+      </w:rPr>
+    </w:lvl>
+    <w:lvl w:ilvl="5" w:tentative="1">
+      <w:start w:val="1"/>
+      <w:numFmt w:val="bullet"/>
+      <w:lvlText w:val=""/>
+      <w:lvlJc w:val="left"/>
+      <w:pPr>
+        <w:tabs>
+          <w:tab w:val="num" w:pos="4320"/>
+        </w:tabs>
+        <w:ind w:left="4320" w:hanging="360"/>
+      </w:pPr>
+      <w:rPr>
+        <w:rFonts w:ascii="Wingdings" w:hAnsi="Wingdings" w:hint="default"/>
+        <w:sz w:val="20"/>
+      </w:rPr>
+    </w:lvl>
+    <w:lvl w:ilvl="6" w:tentative="1">
+      <w:start w:val="1"/>
+      <w:numFmt w:val="bullet"/>
+      <w:lvlText w:val=""/>
+      <w:lvlJc w:val="left"/>
+      <w:pPr>
+        <w:tabs>
+          <w:tab w:val="num" w:pos="5040"/>
+        </w:tabs>
+        <w:ind w:left="5040" w:hanging="360"/>
+      </w:pPr>
+      <w:rPr>
+        <w:rFonts w:ascii="Wingdings" w:hAnsi="Wingdings" w:hint="default"/>
+        <w:sz w:val="20"/>
+      </w:rPr>
+    </w:lvl>
+    <w:lvl w:ilvl="7" w:tentative="1">
+      <w:start w:val="1"/>
+      <w:numFmt w:val="bullet"/>
+      <w:lvlText w:val=""/>
+      <w:lvlJc w:val="left"/>
+      <w:pPr>
+        <w:tabs>
+          <w:tab w:val="num" w:pos="5760"/>
+        </w:tabs>
+        <w:ind w:left="5760" w:hanging="360"/>
+      </w:pPr>
+      <w:rPr>
+        <w:rFonts w:ascii="Wingdings" w:hAnsi="Wingdings" w:hint="default"/>
+        <w:sz w:val="20"/>
+      </w:rPr>
+    </w:lvl>
+    <w:lvl w:ilvl="8" w:tentative="1">
+      <w:start w:val="1"/>
+      <w:numFmt w:val="bullet"/>
+      <w:lvlText w:val=""/>
+      <w:lvlJc w:val="left"/>
+      <w:pPr>
+        <w:tabs>
+          <w:tab w:val="num" w:pos="6480"/>
+        </w:tabs>
+        <w:ind w:left="6480" w:hanging="360"/>
+      </w:pPr>
+      <w:rPr>
+        <w:rFonts w:ascii="Wingdings" w:hAnsi="Wingdings" w:hint="default"/>
+        <w:sz w:val="20"/>
+      </w:rPr>
+    </w:lvl>
+  </w:abstractNum>
+  <w:abstractNum w:abstractNumId="8" w15:restartNumberingAfterBreak="0">
     <w:nsid w:val="58CD7D4B"/>
     <w:multiLevelType w:val="multilevel"/>
     <w:tmpl w:val="F948EB20"/>
@@ -1845,7 +4669,305 @@
       </w:rPr>
     </w:lvl>
   </w:abstractNum>
-  <w:abstractNum w:abstractNumId="3" w15:restartNumberingAfterBreak="0">
+  <w:abstractNum w:abstractNumId="9" w15:restartNumberingAfterBreak="0">
+    <w:nsid w:val="60F42E6F"/>
+    <w:multiLevelType w:val="multilevel"/>
+    <w:tmpl w:val="477267DA"/>
+    <w:lvl w:ilvl="0">
+      <w:start w:val="1"/>
+      <w:numFmt w:val="bullet"/>
+      <w:lvlText w:val=""/>
+      <w:lvlJc w:val="left"/>
+      <w:pPr>
+        <w:tabs>
+          <w:tab w:val="num" w:pos="720"/>
+        </w:tabs>
+        <w:ind w:left="720" w:hanging="360"/>
+      </w:pPr>
+      <w:rPr>
+        <w:rFonts w:ascii="Symbol" w:hAnsi="Symbol" w:hint="default"/>
+        <w:sz w:val="20"/>
+      </w:rPr>
+    </w:lvl>
+    <w:lvl w:ilvl="1" w:tentative="1">
+      <w:start w:val="1"/>
+      <w:numFmt w:val="bullet"/>
+      <w:lvlText w:val="o"/>
+      <w:lvlJc w:val="left"/>
+      <w:pPr>
+        <w:tabs>
+          <w:tab w:val="num" w:pos="1440"/>
+        </w:tabs>
+        <w:ind w:left="1440" w:hanging="360"/>
+      </w:pPr>
+      <w:rPr>
+        <w:rFonts w:ascii="Courier New" w:hAnsi="Courier New" w:hint="default"/>
+        <w:sz w:val="20"/>
+      </w:rPr>
+    </w:lvl>
+    <w:lvl w:ilvl="2" w:tentative="1">
+      <w:start w:val="1"/>
+      <w:numFmt w:val="bullet"/>
+      <w:lvlText w:val=""/>
+      <w:lvlJc w:val="left"/>
+      <w:pPr>
+        <w:tabs>
+          <w:tab w:val="num" w:pos="2160"/>
+        </w:tabs>
+        <w:ind w:left="2160" w:hanging="360"/>
+      </w:pPr>
+      <w:rPr>
+        <w:rFonts w:ascii="Wingdings" w:hAnsi="Wingdings" w:hint="default"/>
+        <w:sz w:val="20"/>
+      </w:rPr>
+    </w:lvl>
+    <w:lvl w:ilvl="3" w:tentative="1">
+      <w:start w:val="1"/>
+      <w:numFmt w:val="bullet"/>
+      <w:lvlText w:val=""/>
+      <w:lvlJc w:val="left"/>
+      <w:pPr>
+        <w:tabs>
+          <w:tab w:val="num" w:pos="2880"/>
+        </w:tabs>
+        <w:ind w:left="2880" w:hanging="360"/>
+      </w:pPr>
+      <w:rPr>
+        <w:rFonts w:ascii="Wingdings" w:hAnsi="Wingdings" w:hint="default"/>
+        <w:sz w:val="20"/>
+      </w:rPr>
+    </w:lvl>
+    <w:lvl w:ilvl="4" w:tentative="1">
+      <w:start w:val="1"/>
+      <w:numFmt w:val="bullet"/>
+      <w:lvlText w:val=""/>
+      <w:lvlJc w:val="left"/>
+      <w:pPr>
+        <w:tabs>
+          <w:tab w:val="num" w:pos="3600"/>
+        </w:tabs>
+        <w:ind w:left="3600" w:hanging="360"/>
+      </w:pPr>
+      <w:rPr>
+        <w:rFonts w:ascii="Wingdings" w:hAnsi="Wingdings" w:hint="default"/>
+        <w:sz w:val="20"/>
+      </w:rPr>
+    </w:lvl>
+    <w:lvl w:ilvl="5" w:tentative="1">
+      <w:start w:val="1"/>
+      <w:numFmt w:val="bullet"/>
+      <w:lvlText w:val=""/>
+      <w:lvlJc w:val="left"/>
+      <w:pPr>
+        <w:tabs>
+          <w:tab w:val="num" w:pos="4320"/>
+        </w:tabs>
+        <w:ind w:left="4320" w:hanging="360"/>
+      </w:pPr>
+      <w:rPr>
+        <w:rFonts w:ascii="Wingdings" w:hAnsi="Wingdings" w:hint="default"/>
+        <w:sz w:val="20"/>
+      </w:rPr>
+    </w:lvl>
+    <w:lvl w:ilvl="6" w:tentative="1">
+      <w:start w:val="1"/>
+      <w:numFmt w:val="bullet"/>
+      <w:lvlText w:val=""/>
+      <w:lvlJc w:val="left"/>
+      <w:pPr>
+        <w:tabs>
+          <w:tab w:val="num" w:pos="5040"/>
+        </w:tabs>
+        <w:ind w:left="5040" w:hanging="360"/>
+      </w:pPr>
+      <w:rPr>
+        <w:rFonts w:ascii="Wingdings" w:hAnsi="Wingdings" w:hint="default"/>
+        <w:sz w:val="20"/>
+      </w:rPr>
+    </w:lvl>
+    <w:lvl w:ilvl="7" w:tentative="1">
+      <w:start w:val="1"/>
+      <w:numFmt w:val="bullet"/>
+      <w:lvlText w:val=""/>
+      <w:lvlJc w:val="left"/>
+      <w:pPr>
+        <w:tabs>
+          <w:tab w:val="num" w:pos="5760"/>
+        </w:tabs>
+        <w:ind w:left="5760" w:hanging="360"/>
+      </w:pPr>
+      <w:rPr>
+        <w:rFonts w:ascii="Wingdings" w:hAnsi="Wingdings" w:hint="default"/>
+        <w:sz w:val="20"/>
+      </w:rPr>
+    </w:lvl>
+    <w:lvl w:ilvl="8" w:tentative="1">
+      <w:start w:val="1"/>
+      <w:numFmt w:val="bullet"/>
+      <w:lvlText w:val=""/>
+      <w:lvlJc w:val="left"/>
+      <w:pPr>
+        <w:tabs>
+          <w:tab w:val="num" w:pos="6480"/>
+        </w:tabs>
+        <w:ind w:left="6480" w:hanging="360"/>
+      </w:pPr>
+      <w:rPr>
+        <w:rFonts w:ascii="Wingdings" w:hAnsi="Wingdings" w:hint="default"/>
+        <w:sz w:val="20"/>
+      </w:rPr>
+    </w:lvl>
+  </w:abstractNum>
+  <w:abstractNum w:abstractNumId="10" w15:restartNumberingAfterBreak="0">
+    <w:nsid w:val="60FC68CE"/>
+    <w:multiLevelType w:val="multilevel"/>
+    <w:tmpl w:val="D9A2DC30"/>
+    <w:lvl w:ilvl="0">
+      <w:start w:val="1"/>
+      <w:numFmt w:val="bullet"/>
+      <w:lvlText w:val=""/>
+      <w:lvlJc w:val="left"/>
+      <w:pPr>
+        <w:tabs>
+          <w:tab w:val="num" w:pos="720"/>
+        </w:tabs>
+        <w:ind w:left="720" w:hanging="360"/>
+      </w:pPr>
+      <w:rPr>
+        <w:rFonts w:ascii="Symbol" w:hAnsi="Symbol" w:hint="default"/>
+        <w:sz w:val="20"/>
+      </w:rPr>
+    </w:lvl>
+    <w:lvl w:ilvl="1" w:tentative="1">
+      <w:start w:val="1"/>
+      <w:numFmt w:val="bullet"/>
+      <w:lvlText w:val="o"/>
+      <w:lvlJc w:val="left"/>
+      <w:pPr>
+        <w:tabs>
+          <w:tab w:val="num" w:pos="1440"/>
+        </w:tabs>
+        <w:ind w:left="1440" w:hanging="360"/>
+      </w:pPr>
+      <w:rPr>
+        <w:rFonts w:ascii="Courier New" w:hAnsi="Courier New" w:hint="default"/>
+        <w:sz w:val="20"/>
+      </w:rPr>
+    </w:lvl>
+    <w:lvl w:ilvl="2" w:tentative="1">
+      <w:start w:val="1"/>
+      <w:numFmt w:val="bullet"/>
+      <w:lvlText w:val=""/>
+      <w:lvlJc w:val="left"/>
+      <w:pPr>
+        <w:tabs>
+          <w:tab w:val="num" w:pos="2160"/>
+        </w:tabs>
+        <w:ind w:left="2160" w:hanging="360"/>
+      </w:pPr>
+      <w:rPr>
+        <w:rFonts w:ascii="Wingdings" w:hAnsi="Wingdings" w:hint="default"/>
+        <w:sz w:val="20"/>
+      </w:rPr>
+    </w:lvl>
+    <w:lvl w:ilvl="3" w:tentative="1">
+      <w:start w:val="1"/>
+      <w:numFmt w:val="bullet"/>
+      <w:lvlText w:val=""/>
+      <w:lvlJc w:val="left"/>
+      <w:pPr>
+        <w:tabs>
+          <w:tab w:val="num" w:pos="2880"/>
+        </w:tabs>
+        <w:ind w:left="2880" w:hanging="360"/>
+      </w:pPr>
+      <w:rPr>
+        <w:rFonts w:ascii="Wingdings" w:hAnsi="Wingdings" w:hint="default"/>
+        <w:sz w:val="20"/>
+      </w:rPr>
+    </w:lvl>
+    <w:lvl w:ilvl="4" w:tentative="1">
+      <w:start w:val="1"/>
+      <w:numFmt w:val="bullet"/>
+      <w:lvlText w:val=""/>
+      <w:lvlJc w:val="left"/>
+      <w:pPr>
+        <w:tabs>
+          <w:tab w:val="num" w:pos="3600"/>
+        </w:tabs>
+        <w:ind w:left="3600" w:hanging="360"/>
+      </w:pPr>
+      <w:rPr>
+        <w:rFonts w:ascii="Wingdings" w:hAnsi="Wingdings" w:hint="default"/>
+        <w:sz w:val="20"/>
+      </w:rPr>
+    </w:lvl>
+    <w:lvl w:ilvl="5" w:tentative="1">
+      <w:start w:val="1"/>
+      <w:numFmt w:val="bullet"/>
+      <w:lvlText w:val=""/>
+      <w:lvlJc w:val="left"/>
+      <w:pPr>
+        <w:tabs>
+          <w:tab w:val="num" w:pos="4320"/>
+        </w:tabs>
+        <w:ind w:left="4320" w:hanging="360"/>
+      </w:pPr>
+      <w:rPr>
+        <w:rFonts w:ascii="Wingdings" w:hAnsi="Wingdings" w:hint="default"/>
+        <w:sz w:val="20"/>
+      </w:rPr>
+    </w:lvl>
+    <w:lvl w:ilvl="6" w:tentative="1">
+      <w:start w:val="1"/>
+      <w:numFmt w:val="bullet"/>
+      <w:lvlText w:val=""/>
+      <w:lvlJc w:val="left"/>
+      <w:pPr>
+        <w:tabs>
+          <w:tab w:val="num" w:pos="5040"/>
+        </w:tabs>
+        <w:ind w:left="5040" w:hanging="360"/>
+      </w:pPr>
+      <w:rPr>
+        <w:rFonts w:ascii="Wingdings" w:hAnsi="Wingdings" w:hint="default"/>
+        <w:sz w:val="20"/>
+      </w:rPr>
+    </w:lvl>
+    <w:lvl w:ilvl="7" w:tentative="1">
+      <w:start w:val="1"/>
+      <w:numFmt w:val="bullet"/>
+      <w:lvlText w:val=""/>
+      <w:lvlJc w:val="left"/>
+      <w:pPr>
+        <w:tabs>
+          <w:tab w:val="num" w:pos="5760"/>
+        </w:tabs>
+        <w:ind w:left="5760" w:hanging="360"/>
+      </w:pPr>
+      <w:rPr>
+        <w:rFonts w:ascii="Wingdings" w:hAnsi="Wingdings" w:hint="default"/>
+        <w:sz w:val="20"/>
+      </w:rPr>
+    </w:lvl>
+    <w:lvl w:ilvl="8" w:tentative="1">
+      <w:start w:val="1"/>
+      <w:numFmt w:val="bullet"/>
+      <w:lvlText w:val=""/>
+      <w:lvlJc w:val="left"/>
+      <w:pPr>
+        <w:tabs>
+          <w:tab w:val="num" w:pos="6480"/>
+        </w:tabs>
+        <w:ind w:left="6480" w:hanging="360"/>
+      </w:pPr>
+      <w:rPr>
+        <w:rFonts w:ascii="Wingdings" w:hAnsi="Wingdings" w:hint="default"/>
+        <w:sz w:val="20"/>
+      </w:rPr>
+    </w:lvl>
+  </w:abstractNum>
+  <w:abstractNum w:abstractNumId="11" w15:restartNumberingAfterBreak="0">
     <w:nsid w:val="61AE2345"/>
     <w:multiLevelType w:val="multilevel"/>
     <w:tmpl w:val="9C1671A6"/>
@@ -1994,7 +5116,7 @@
       </w:rPr>
     </w:lvl>
   </w:abstractNum>
-  <w:abstractNum w:abstractNumId="4" w15:restartNumberingAfterBreak="0">
+  <w:abstractNum w:abstractNumId="12" w15:restartNumberingAfterBreak="0">
     <w:nsid w:val="675611C2"/>
     <w:multiLevelType w:val="multilevel"/>
     <w:tmpl w:val="CB063420"/>
@@ -2143,7 +5265,156 @@
       </w:rPr>
     </w:lvl>
   </w:abstractNum>
-  <w:abstractNum w:abstractNumId="5" w15:restartNumberingAfterBreak="0">
+  <w:abstractNum w:abstractNumId="13" w15:restartNumberingAfterBreak="0">
+    <w:nsid w:val="6A5B6623"/>
+    <w:multiLevelType w:val="multilevel"/>
+    <w:tmpl w:val="4232F898"/>
+    <w:lvl w:ilvl="0">
+      <w:start w:val="1"/>
+      <w:numFmt w:val="bullet"/>
+      <w:lvlText w:val=""/>
+      <w:lvlJc w:val="left"/>
+      <w:pPr>
+        <w:tabs>
+          <w:tab w:val="num" w:pos="720"/>
+        </w:tabs>
+        <w:ind w:left="720" w:hanging="360"/>
+      </w:pPr>
+      <w:rPr>
+        <w:rFonts w:ascii="Symbol" w:hAnsi="Symbol" w:hint="default"/>
+        <w:sz w:val="20"/>
+      </w:rPr>
+    </w:lvl>
+    <w:lvl w:ilvl="1" w:tentative="1">
+      <w:start w:val="1"/>
+      <w:numFmt w:val="bullet"/>
+      <w:lvlText w:val="o"/>
+      <w:lvlJc w:val="left"/>
+      <w:pPr>
+        <w:tabs>
+          <w:tab w:val="num" w:pos="1440"/>
+        </w:tabs>
+        <w:ind w:left="1440" w:hanging="360"/>
+      </w:pPr>
+      <w:rPr>
+        <w:rFonts w:ascii="Courier New" w:hAnsi="Courier New" w:hint="default"/>
+        <w:sz w:val="20"/>
+      </w:rPr>
+    </w:lvl>
+    <w:lvl w:ilvl="2" w:tentative="1">
+      <w:start w:val="1"/>
+      <w:numFmt w:val="bullet"/>
+      <w:lvlText w:val=""/>
+      <w:lvlJc w:val="left"/>
+      <w:pPr>
+        <w:tabs>
+          <w:tab w:val="num" w:pos="2160"/>
+        </w:tabs>
+        <w:ind w:left="2160" w:hanging="360"/>
+      </w:pPr>
+      <w:rPr>
+        <w:rFonts w:ascii="Wingdings" w:hAnsi="Wingdings" w:hint="default"/>
+        <w:sz w:val="20"/>
+      </w:rPr>
+    </w:lvl>
+    <w:lvl w:ilvl="3" w:tentative="1">
+      <w:start w:val="1"/>
+      <w:numFmt w:val="bullet"/>
+      <w:lvlText w:val=""/>
+      <w:lvlJc w:val="left"/>
+      <w:pPr>
+        <w:tabs>
+          <w:tab w:val="num" w:pos="2880"/>
+        </w:tabs>
+        <w:ind w:left="2880" w:hanging="360"/>
+      </w:pPr>
+      <w:rPr>
+        <w:rFonts w:ascii="Wingdings" w:hAnsi="Wingdings" w:hint="default"/>
+        <w:sz w:val="20"/>
+      </w:rPr>
+    </w:lvl>
+    <w:lvl w:ilvl="4" w:tentative="1">
+      <w:start w:val="1"/>
+      <w:numFmt w:val="bullet"/>
+      <w:lvlText w:val=""/>
+      <w:lvlJc w:val="left"/>
+      <w:pPr>
+        <w:tabs>
+          <w:tab w:val="num" w:pos="3600"/>
+        </w:tabs>
+        <w:ind w:left="3600" w:hanging="360"/>
+      </w:pPr>
+      <w:rPr>
+        <w:rFonts w:ascii="Wingdings" w:hAnsi="Wingdings" w:hint="default"/>
+        <w:sz w:val="20"/>
+      </w:rPr>
+    </w:lvl>
+    <w:lvl w:ilvl="5" w:tentative="1">
+      <w:start w:val="1"/>
+      <w:numFmt w:val="bullet"/>
+      <w:lvlText w:val=""/>
+      <w:lvlJc w:val="left"/>
+      <w:pPr>
+        <w:tabs>
+          <w:tab w:val="num" w:pos="4320"/>
+        </w:tabs>
+        <w:ind w:left="4320" w:hanging="360"/>
+      </w:pPr>
+      <w:rPr>
+        <w:rFonts w:ascii="Wingdings" w:hAnsi="Wingdings" w:hint="default"/>
+        <w:sz w:val="20"/>
+      </w:rPr>
+    </w:lvl>
+    <w:lvl w:ilvl="6" w:tentative="1">
+      <w:start w:val="1"/>
+      <w:numFmt w:val="bullet"/>
+      <w:lvlText w:val=""/>
+      <w:lvlJc w:val="left"/>
+      <w:pPr>
+        <w:tabs>
+          <w:tab w:val="num" w:pos="5040"/>
+        </w:tabs>
+        <w:ind w:left="5040" w:hanging="360"/>
+      </w:pPr>
+      <w:rPr>
+        <w:rFonts w:ascii="Wingdings" w:hAnsi="Wingdings" w:hint="default"/>
+        <w:sz w:val="20"/>
+      </w:rPr>
+    </w:lvl>
+    <w:lvl w:ilvl="7" w:tentative="1">
+      <w:start w:val="1"/>
+      <w:numFmt w:val="bullet"/>
+      <w:lvlText w:val=""/>
+      <w:lvlJc w:val="left"/>
+      <w:pPr>
+        <w:tabs>
+          <w:tab w:val="num" w:pos="5760"/>
+        </w:tabs>
+        <w:ind w:left="5760" w:hanging="360"/>
+      </w:pPr>
+      <w:rPr>
+        <w:rFonts w:ascii="Wingdings" w:hAnsi="Wingdings" w:hint="default"/>
+        <w:sz w:val="20"/>
+      </w:rPr>
+    </w:lvl>
+    <w:lvl w:ilvl="8" w:tentative="1">
+      <w:start w:val="1"/>
+      <w:numFmt w:val="bullet"/>
+      <w:lvlText w:val=""/>
+      <w:lvlJc w:val="left"/>
+      <w:pPr>
+        <w:tabs>
+          <w:tab w:val="num" w:pos="6480"/>
+        </w:tabs>
+        <w:ind w:left="6480" w:hanging="360"/>
+      </w:pPr>
+      <w:rPr>
+        <w:rFonts w:ascii="Wingdings" w:hAnsi="Wingdings" w:hint="default"/>
+        <w:sz w:val="20"/>
+      </w:rPr>
+    </w:lvl>
+  </w:abstractNum>
+  <w:abstractNum w:abstractNumId="14" w15:restartNumberingAfterBreak="0">
     <w:nsid w:val="740E1764"/>
     <w:multiLevelType w:val="multilevel"/>
     <w:tmpl w:val="0BDC3BB4"/>
@@ -2292,7 +5563,454 @@
       </w:rPr>
     </w:lvl>
   </w:abstractNum>
-  <w:abstractNum w:abstractNumId="6" w15:restartNumberingAfterBreak="0">
+  <w:abstractNum w:abstractNumId="15" w15:restartNumberingAfterBreak="0">
+    <w:nsid w:val="768D3E2E"/>
+    <w:multiLevelType w:val="multilevel"/>
+    <w:tmpl w:val="724AD9B0"/>
+    <w:lvl w:ilvl="0">
+      <w:start w:val="1"/>
+      <w:numFmt w:val="bullet"/>
+      <w:lvlText w:val=""/>
+      <w:lvlJc w:val="left"/>
+      <w:pPr>
+        <w:tabs>
+          <w:tab w:val="num" w:pos="720"/>
+        </w:tabs>
+        <w:ind w:left="720" w:hanging="360"/>
+      </w:pPr>
+      <w:rPr>
+        <w:rFonts w:ascii="Symbol" w:hAnsi="Symbol" w:hint="default"/>
+        <w:sz w:val="20"/>
+      </w:rPr>
+    </w:lvl>
+    <w:lvl w:ilvl="1" w:tentative="1">
+      <w:start w:val="1"/>
+      <w:numFmt w:val="bullet"/>
+      <w:lvlText w:val="o"/>
+      <w:lvlJc w:val="left"/>
+      <w:pPr>
+        <w:tabs>
+          <w:tab w:val="num" w:pos="1440"/>
+        </w:tabs>
+        <w:ind w:left="1440" w:hanging="360"/>
+      </w:pPr>
+      <w:rPr>
+        <w:rFonts w:ascii="Courier New" w:hAnsi="Courier New" w:hint="default"/>
+        <w:sz w:val="20"/>
+      </w:rPr>
+    </w:lvl>
+    <w:lvl w:ilvl="2" w:tentative="1">
+      <w:start w:val="1"/>
+      <w:numFmt w:val="bullet"/>
+      <w:lvlText w:val=""/>
+      <w:lvlJc w:val="left"/>
+      <w:pPr>
+        <w:tabs>
+          <w:tab w:val="num" w:pos="2160"/>
+        </w:tabs>
+        <w:ind w:left="2160" w:hanging="360"/>
+      </w:pPr>
+      <w:rPr>
+        <w:rFonts w:ascii="Wingdings" w:hAnsi="Wingdings" w:hint="default"/>
+        <w:sz w:val="20"/>
+      </w:rPr>
+    </w:lvl>
+    <w:lvl w:ilvl="3" w:tentative="1">
+      <w:start w:val="1"/>
+      <w:numFmt w:val="bullet"/>
+      <w:lvlText w:val=""/>
+      <w:lvlJc w:val="left"/>
+      <w:pPr>
+        <w:tabs>
+          <w:tab w:val="num" w:pos="2880"/>
+        </w:tabs>
+        <w:ind w:left="2880" w:hanging="360"/>
+      </w:pPr>
+      <w:rPr>
+        <w:rFonts w:ascii="Wingdings" w:hAnsi="Wingdings" w:hint="default"/>
+        <w:sz w:val="20"/>
+      </w:rPr>
+    </w:lvl>
+    <w:lvl w:ilvl="4" w:tentative="1">
+      <w:start w:val="1"/>
+      <w:numFmt w:val="bullet"/>
+      <w:lvlText w:val=""/>
+      <w:lvlJc w:val="left"/>
+      <w:pPr>
+        <w:tabs>
+          <w:tab w:val="num" w:pos="3600"/>
+        </w:tabs>
+        <w:ind w:left="3600" w:hanging="360"/>
+      </w:pPr>
+      <w:rPr>
+        <w:rFonts w:ascii="Wingdings" w:hAnsi="Wingdings" w:hint="default"/>
+        <w:sz w:val="20"/>
+      </w:rPr>
+    </w:lvl>
+    <w:lvl w:ilvl="5" w:tentative="1">
+      <w:start w:val="1"/>
+      <w:numFmt w:val="bullet"/>
+      <w:lvlText w:val=""/>
+      <w:lvlJc w:val="left"/>
+      <w:pPr>
+        <w:tabs>
+          <w:tab w:val="num" w:pos="4320"/>
+        </w:tabs>
+        <w:ind w:left="4320" w:hanging="360"/>
+      </w:pPr>
+      <w:rPr>
+        <w:rFonts w:ascii="Wingdings" w:hAnsi="Wingdings" w:hint="default"/>
+        <w:sz w:val="20"/>
+      </w:rPr>
+    </w:lvl>
+    <w:lvl w:ilvl="6" w:tentative="1">
+      <w:start w:val="1"/>
+      <w:numFmt w:val="bullet"/>
+      <w:lvlText w:val=""/>
+      <w:lvlJc w:val="left"/>
+      <w:pPr>
+        <w:tabs>
+          <w:tab w:val="num" w:pos="5040"/>
+        </w:tabs>
+        <w:ind w:left="5040" w:hanging="360"/>
+      </w:pPr>
+      <w:rPr>
+        <w:rFonts w:ascii="Wingdings" w:hAnsi="Wingdings" w:hint="default"/>
+        <w:sz w:val="20"/>
+      </w:rPr>
+    </w:lvl>
+    <w:lvl w:ilvl="7" w:tentative="1">
+      <w:start w:val="1"/>
+      <w:numFmt w:val="bullet"/>
+      <w:lvlText w:val=""/>
+      <w:lvlJc w:val="left"/>
+      <w:pPr>
+        <w:tabs>
+          <w:tab w:val="num" w:pos="5760"/>
+        </w:tabs>
+        <w:ind w:left="5760" w:hanging="360"/>
+      </w:pPr>
+      <w:rPr>
+        <w:rFonts w:ascii="Wingdings" w:hAnsi="Wingdings" w:hint="default"/>
+        <w:sz w:val="20"/>
+      </w:rPr>
+    </w:lvl>
+    <w:lvl w:ilvl="8" w:tentative="1">
+      <w:start w:val="1"/>
+      <w:numFmt w:val="bullet"/>
+      <w:lvlText w:val=""/>
+      <w:lvlJc w:val="left"/>
+      <w:pPr>
+        <w:tabs>
+          <w:tab w:val="num" w:pos="6480"/>
+        </w:tabs>
+        <w:ind w:left="6480" w:hanging="360"/>
+      </w:pPr>
+      <w:rPr>
+        <w:rFonts w:ascii="Wingdings" w:hAnsi="Wingdings" w:hint="default"/>
+        <w:sz w:val="20"/>
+      </w:rPr>
+    </w:lvl>
+  </w:abstractNum>
+  <w:abstractNum w:abstractNumId="16" w15:restartNumberingAfterBreak="0">
+    <w:nsid w:val="76A43C00"/>
+    <w:multiLevelType w:val="multilevel"/>
+    <w:tmpl w:val="F5BCBF94"/>
+    <w:lvl w:ilvl="0">
+      <w:start w:val="1"/>
+      <w:numFmt w:val="bullet"/>
+      <w:lvlText w:val=""/>
+      <w:lvlJc w:val="left"/>
+      <w:pPr>
+        <w:tabs>
+          <w:tab w:val="num" w:pos="720"/>
+        </w:tabs>
+        <w:ind w:left="720" w:hanging="360"/>
+      </w:pPr>
+      <w:rPr>
+        <w:rFonts w:ascii="Symbol" w:hAnsi="Symbol" w:hint="default"/>
+        <w:sz w:val="20"/>
+      </w:rPr>
+    </w:lvl>
+    <w:lvl w:ilvl="1" w:tentative="1">
+      <w:start w:val="1"/>
+      <w:numFmt w:val="bullet"/>
+      <w:lvlText w:val="o"/>
+      <w:lvlJc w:val="left"/>
+      <w:pPr>
+        <w:tabs>
+          <w:tab w:val="num" w:pos="1440"/>
+        </w:tabs>
+        <w:ind w:left="1440" w:hanging="360"/>
+      </w:pPr>
+      <w:rPr>
+        <w:rFonts w:ascii="Courier New" w:hAnsi="Courier New" w:hint="default"/>
+        <w:sz w:val="20"/>
+      </w:rPr>
+    </w:lvl>
+    <w:lvl w:ilvl="2" w:tentative="1">
+      <w:start w:val="1"/>
+      <w:numFmt w:val="bullet"/>
+      <w:lvlText w:val=""/>
+      <w:lvlJc w:val="left"/>
+      <w:pPr>
+        <w:tabs>
+          <w:tab w:val="num" w:pos="2160"/>
+        </w:tabs>
+        <w:ind w:left="2160" w:hanging="360"/>
+      </w:pPr>
+      <w:rPr>
+        <w:rFonts w:ascii="Wingdings" w:hAnsi="Wingdings" w:hint="default"/>
+        <w:sz w:val="20"/>
+      </w:rPr>
+    </w:lvl>
+    <w:lvl w:ilvl="3" w:tentative="1">
+      <w:start w:val="1"/>
+      <w:numFmt w:val="bullet"/>
+      <w:lvlText w:val=""/>
+      <w:lvlJc w:val="left"/>
+      <w:pPr>
+        <w:tabs>
+          <w:tab w:val="num" w:pos="2880"/>
+        </w:tabs>
+        <w:ind w:left="2880" w:hanging="360"/>
+      </w:pPr>
+      <w:rPr>
+        <w:rFonts w:ascii="Wingdings" w:hAnsi="Wingdings" w:hint="default"/>
+        <w:sz w:val="20"/>
+      </w:rPr>
+    </w:lvl>
+    <w:lvl w:ilvl="4" w:tentative="1">
+      <w:start w:val="1"/>
+      <w:numFmt w:val="bullet"/>
+      <w:lvlText w:val=""/>
+      <w:lvlJc w:val="left"/>
+      <w:pPr>
+        <w:tabs>
+          <w:tab w:val="num" w:pos="3600"/>
+        </w:tabs>
+        <w:ind w:left="3600" w:hanging="360"/>
+      </w:pPr>
+      <w:rPr>
+        <w:rFonts w:ascii="Wingdings" w:hAnsi="Wingdings" w:hint="default"/>
+        <w:sz w:val="20"/>
+      </w:rPr>
+    </w:lvl>
+    <w:lvl w:ilvl="5" w:tentative="1">
+      <w:start w:val="1"/>
+      <w:numFmt w:val="bullet"/>
+      <w:lvlText w:val=""/>
+      <w:lvlJc w:val="left"/>
+      <w:pPr>
+        <w:tabs>
+          <w:tab w:val="num" w:pos="4320"/>
+        </w:tabs>
+        <w:ind w:left="4320" w:hanging="360"/>
+      </w:pPr>
+      <w:rPr>
+        <w:rFonts w:ascii="Wingdings" w:hAnsi="Wingdings" w:hint="default"/>
+        <w:sz w:val="20"/>
+      </w:rPr>
+    </w:lvl>
+    <w:lvl w:ilvl="6" w:tentative="1">
+      <w:start w:val="1"/>
+      <w:numFmt w:val="bullet"/>
+      <w:lvlText w:val=""/>
+      <w:lvlJc w:val="left"/>
+      <w:pPr>
+        <w:tabs>
+          <w:tab w:val="num" w:pos="5040"/>
+        </w:tabs>
+        <w:ind w:left="5040" w:hanging="360"/>
+      </w:pPr>
+      <w:rPr>
+        <w:rFonts w:ascii="Wingdings" w:hAnsi="Wingdings" w:hint="default"/>
+        <w:sz w:val="20"/>
+      </w:rPr>
+    </w:lvl>
+    <w:lvl w:ilvl="7" w:tentative="1">
+      <w:start w:val="1"/>
+      <w:numFmt w:val="bullet"/>
+      <w:lvlText w:val=""/>
+      <w:lvlJc w:val="left"/>
+      <w:pPr>
+        <w:tabs>
+          <w:tab w:val="num" w:pos="5760"/>
+        </w:tabs>
+        <w:ind w:left="5760" w:hanging="360"/>
+      </w:pPr>
+      <w:rPr>
+        <w:rFonts w:ascii="Wingdings" w:hAnsi="Wingdings" w:hint="default"/>
+        <w:sz w:val="20"/>
+      </w:rPr>
+    </w:lvl>
+    <w:lvl w:ilvl="8" w:tentative="1">
+      <w:start w:val="1"/>
+      <w:numFmt w:val="bullet"/>
+      <w:lvlText w:val=""/>
+      <w:lvlJc w:val="left"/>
+      <w:pPr>
+        <w:tabs>
+          <w:tab w:val="num" w:pos="6480"/>
+        </w:tabs>
+        <w:ind w:left="6480" w:hanging="360"/>
+      </w:pPr>
+      <w:rPr>
+        <w:rFonts w:ascii="Wingdings" w:hAnsi="Wingdings" w:hint="default"/>
+        <w:sz w:val="20"/>
+      </w:rPr>
+    </w:lvl>
+  </w:abstractNum>
+  <w:abstractNum w:abstractNumId="17" w15:restartNumberingAfterBreak="0">
+    <w:nsid w:val="790B6F9E"/>
+    <w:multiLevelType w:val="multilevel"/>
+    <w:tmpl w:val="9E8CDEDA"/>
+    <w:lvl w:ilvl="0">
+      <w:start w:val="1"/>
+      <w:numFmt w:val="bullet"/>
+      <w:lvlText w:val=""/>
+      <w:lvlJc w:val="left"/>
+      <w:pPr>
+        <w:tabs>
+          <w:tab w:val="num" w:pos="720"/>
+        </w:tabs>
+        <w:ind w:left="720" w:hanging="360"/>
+      </w:pPr>
+      <w:rPr>
+        <w:rFonts w:ascii="Symbol" w:hAnsi="Symbol" w:hint="default"/>
+        <w:sz w:val="20"/>
+      </w:rPr>
+    </w:lvl>
+    <w:lvl w:ilvl="1" w:tentative="1">
+      <w:start w:val="1"/>
+      <w:numFmt w:val="bullet"/>
+      <w:lvlText w:val="o"/>
+      <w:lvlJc w:val="left"/>
+      <w:pPr>
+        <w:tabs>
+          <w:tab w:val="num" w:pos="1440"/>
+        </w:tabs>
+        <w:ind w:left="1440" w:hanging="360"/>
+      </w:pPr>
+      <w:rPr>
+        <w:rFonts w:ascii="Courier New" w:hAnsi="Courier New" w:hint="default"/>
+        <w:sz w:val="20"/>
+      </w:rPr>
+    </w:lvl>
+    <w:lvl w:ilvl="2" w:tentative="1">
+      <w:start w:val="1"/>
+      <w:numFmt w:val="bullet"/>
+      <w:lvlText w:val=""/>
+      <w:lvlJc w:val="left"/>
+      <w:pPr>
+        <w:tabs>
+          <w:tab w:val="num" w:pos="2160"/>
+        </w:tabs>
+        <w:ind w:left="2160" w:hanging="360"/>
+      </w:pPr>
+      <w:rPr>
+        <w:rFonts w:ascii="Wingdings" w:hAnsi="Wingdings" w:hint="default"/>
+        <w:sz w:val="20"/>
+      </w:rPr>
+    </w:lvl>
+    <w:lvl w:ilvl="3" w:tentative="1">
+      <w:start w:val="1"/>
+      <w:numFmt w:val="bullet"/>
+      <w:lvlText w:val=""/>
+      <w:lvlJc w:val="left"/>
+      <w:pPr>
+        <w:tabs>
+          <w:tab w:val="num" w:pos="2880"/>
+        </w:tabs>
+        <w:ind w:left="2880" w:hanging="360"/>
+      </w:pPr>
+      <w:rPr>
+        <w:rFonts w:ascii="Wingdings" w:hAnsi="Wingdings" w:hint="default"/>
+        <w:sz w:val="20"/>
+      </w:rPr>
+    </w:lvl>
+    <w:lvl w:ilvl="4" w:tentative="1">
+      <w:start w:val="1"/>
+      <w:numFmt w:val="bullet"/>
+      <w:lvlText w:val=""/>
+      <w:lvlJc w:val="left"/>
+      <w:pPr>
+        <w:tabs>
+          <w:tab w:val="num" w:pos="3600"/>
+        </w:tabs>
+        <w:ind w:left="3600" w:hanging="360"/>
+      </w:pPr>
+      <w:rPr>
+        <w:rFonts w:ascii="Wingdings" w:hAnsi="Wingdings" w:hint="default"/>
+        <w:sz w:val="20"/>
+      </w:rPr>
+    </w:lvl>
+    <w:lvl w:ilvl="5" w:tentative="1">
+      <w:start w:val="1"/>
+      <w:numFmt w:val="bullet"/>
+      <w:lvlText w:val=""/>
+      <w:lvlJc w:val="left"/>
+      <w:pPr>
+        <w:tabs>
+          <w:tab w:val="num" w:pos="4320"/>
+        </w:tabs>
+        <w:ind w:left="4320" w:hanging="360"/>
+      </w:pPr>
+      <w:rPr>
+        <w:rFonts w:ascii="Wingdings" w:hAnsi="Wingdings" w:hint="default"/>
+        <w:sz w:val="20"/>
+      </w:rPr>
+    </w:lvl>
+    <w:lvl w:ilvl="6" w:tentative="1">
+      <w:start w:val="1"/>
+      <w:numFmt w:val="bullet"/>
+      <w:lvlText w:val=""/>
+      <w:lvlJc w:val="left"/>
+      <w:pPr>
+        <w:tabs>
+          <w:tab w:val="num" w:pos="5040"/>
+        </w:tabs>
+        <w:ind w:left="5040" w:hanging="360"/>
+      </w:pPr>
+      <w:rPr>
+        <w:rFonts w:ascii="Wingdings" w:hAnsi="Wingdings" w:hint="default"/>
+        <w:sz w:val="20"/>
+      </w:rPr>
+    </w:lvl>
+    <w:lvl w:ilvl="7" w:tentative="1">
+      <w:start w:val="1"/>
+      <w:numFmt w:val="bullet"/>
+      <w:lvlText w:val=""/>
+      <w:lvlJc w:val="left"/>
+      <w:pPr>
+        <w:tabs>
+          <w:tab w:val="num" w:pos="5760"/>
+        </w:tabs>
+        <w:ind w:left="5760" w:hanging="360"/>
+      </w:pPr>
+      <w:rPr>
+        <w:rFonts w:ascii="Wingdings" w:hAnsi="Wingdings" w:hint="default"/>
+        <w:sz w:val="20"/>
+      </w:rPr>
+    </w:lvl>
+    <w:lvl w:ilvl="8" w:tentative="1">
+      <w:start w:val="1"/>
+      <w:numFmt w:val="bullet"/>
+      <w:lvlText w:val=""/>
+      <w:lvlJc w:val="left"/>
+      <w:pPr>
+        <w:tabs>
+          <w:tab w:val="num" w:pos="6480"/>
+        </w:tabs>
+        <w:ind w:left="6480" w:hanging="360"/>
+      </w:pPr>
+      <w:rPr>
+        <w:rFonts w:ascii="Wingdings" w:hAnsi="Wingdings" w:hint="default"/>
+        <w:sz w:val="20"/>
+      </w:rPr>
+    </w:lvl>
+  </w:abstractNum>
+  <w:abstractNum w:abstractNumId="18" w15:restartNumberingAfterBreak="0">
     <w:nsid w:val="7CA81D7D"/>
     <w:multiLevelType w:val="multilevel"/>
     <w:tmpl w:val="D55836AC"/>
@@ -2441,26 +6159,214 @@
       </w:rPr>
     </w:lvl>
   </w:abstractNum>
+  <w:abstractNum w:abstractNumId="19" w15:restartNumberingAfterBreak="0">
+    <w:nsid w:val="7F07120C"/>
+    <w:multiLevelType w:val="multilevel"/>
+    <w:tmpl w:val="2236F6CA"/>
+    <w:lvl w:ilvl="0">
+      <w:start w:val="1"/>
+      <w:numFmt w:val="bullet"/>
+      <w:lvlText w:val=""/>
+      <w:lvlJc w:val="left"/>
+      <w:pPr>
+        <w:tabs>
+          <w:tab w:val="num" w:pos="720"/>
+        </w:tabs>
+        <w:ind w:left="720" w:hanging="360"/>
+      </w:pPr>
+      <w:rPr>
+        <w:rFonts w:ascii="Symbol" w:hAnsi="Symbol" w:hint="default"/>
+        <w:sz w:val="20"/>
+      </w:rPr>
+    </w:lvl>
+    <w:lvl w:ilvl="1" w:tentative="1">
+      <w:start w:val="1"/>
+      <w:numFmt w:val="bullet"/>
+      <w:lvlText w:val="o"/>
+      <w:lvlJc w:val="left"/>
+      <w:pPr>
+        <w:tabs>
+          <w:tab w:val="num" w:pos="1440"/>
+        </w:tabs>
+        <w:ind w:left="1440" w:hanging="360"/>
+      </w:pPr>
+      <w:rPr>
+        <w:rFonts w:ascii="Courier New" w:hAnsi="Courier New" w:hint="default"/>
+        <w:sz w:val="20"/>
+      </w:rPr>
+    </w:lvl>
+    <w:lvl w:ilvl="2" w:tentative="1">
+      <w:start w:val="1"/>
+      <w:numFmt w:val="bullet"/>
+      <w:lvlText w:val=""/>
+      <w:lvlJc w:val="left"/>
+      <w:pPr>
+        <w:tabs>
+          <w:tab w:val="num" w:pos="2160"/>
+        </w:tabs>
+        <w:ind w:left="2160" w:hanging="360"/>
+      </w:pPr>
+      <w:rPr>
+        <w:rFonts w:ascii="Wingdings" w:hAnsi="Wingdings" w:hint="default"/>
+        <w:sz w:val="20"/>
+      </w:rPr>
+    </w:lvl>
+    <w:lvl w:ilvl="3" w:tentative="1">
+      <w:start w:val="1"/>
+      <w:numFmt w:val="bullet"/>
+      <w:lvlText w:val=""/>
+      <w:lvlJc w:val="left"/>
+      <w:pPr>
+        <w:tabs>
+          <w:tab w:val="num" w:pos="2880"/>
+        </w:tabs>
+        <w:ind w:left="2880" w:hanging="360"/>
+      </w:pPr>
+      <w:rPr>
+        <w:rFonts w:ascii="Wingdings" w:hAnsi="Wingdings" w:hint="default"/>
+        <w:sz w:val="20"/>
+      </w:rPr>
+    </w:lvl>
+    <w:lvl w:ilvl="4" w:tentative="1">
+      <w:start w:val="1"/>
+      <w:numFmt w:val="bullet"/>
+      <w:lvlText w:val=""/>
+      <w:lvlJc w:val="left"/>
+      <w:pPr>
+        <w:tabs>
+          <w:tab w:val="num" w:pos="3600"/>
+        </w:tabs>
+        <w:ind w:left="3600" w:hanging="360"/>
+      </w:pPr>
+      <w:rPr>
+        <w:rFonts w:ascii="Wingdings" w:hAnsi="Wingdings" w:hint="default"/>
+        <w:sz w:val="20"/>
+      </w:rPr>
+    </w:lvl>
+    <w:lvl w:ilvl="5" w:tentative="1">
+      <w:start w:val="1"/>
+      <w:numFmt w:val="bullet"/>
+      <w:lvlText w:val=""/>
+      <w:lvlJc w:val="left"/>
+      <w:pPr>
+        <w:tabs>
+          <w:tab w:val="num" w:pos="4320"/>
+        </w:tabs>
+        <w:ind w:left="4320" w:hanging="360"/>
+      </w:pPr>
+      <w:rPr>
+        <w:rFonts w:ascii="Wingdings" w:hAnsi="Wingdings" w:hint="default"/>
+        <w:sz w:val="20"/>
+      </w:rPr>
+    </w:lvl>
+    <w:lvl w:ilvl="6" w:tentative="1">
+      <w:start w:val="1"/>
+      <w:numFmt w:val="bullet"/>
+      <w:lvlText w:val=""/>
+      <w:lvlJc w:val="left"/>
+      <w:pPr>
+        <w:tabs>
+          <w:tab w:val="num" w:pos="5040"/>
+        </w:tabs>
+        <w:ind w:left="5040" w:hanging="360"/>
+      </w:pPr>
+      <w:rPr>
+        <w:rFonts w:ascii="Wingdings" w:hAnsi="Wingdings" w:hint="default"/>
+        <w:sz w:val="20"/>
+      </w:rPr>
+    </w:lvl>
+    <w:lvl w:ilvl="7" w:tentative="1">
+      <w:start w:val="1"/>
+      <w:numFmt w:val="bullet"/>
+      <w:lvlText w:val=""/>
+      <w:lvlJc w:val="left"/>
+      <w:pPr>
+        <w:tabs>
+          <w:tab w:val="num" w:pos="5760"/>
+        </w:tabs>
+        <w:ind w:left="5760" w:hanging="360"/>
+      </w:pPr>
+      <w:rPr>
+        <w:rFonts w:ascii="Wingdings" w:hAnsi="Wingdings" w:hint="default"/>
+        <w:sz w:val="20"/>
+      </w:rPr>
+    </w:lvl>
+    <w:lvl w:ilvl="8" w:tentative="1">
+      <w:start w:val="1"/>
+      <w:numFmt w:val="bullet"/>
+      <w:lvlText w:val=""/>
+      <w:lvlJc w:val="left"/>
+      <w:pPr>
+        <w:tabs>
+          <w:tab w:val="num" w:pos="6480"/>
+        </w:tabs>
+        <w:ind w:left="6480" w:hanging="360"/>
+      </w:pPr>
+      <w:rPr>
+        <w:rFonts w:ascii="Wingdings" w:hAnsi="Wingdings" w:hint="default"/>
+        <w:sz w:val="20"/>
+      </w:rPr>
+    </w:lvl>
+  </w:abstractNum>
   <w:num w:numId="1" w16cid:durableId="1454901129">
+    <w:abstractNumId w:val="18"/>
+  </w:num>
+  <w:num w:numId="2" w16cid:durableId="1871991627">
     <w:abstractNumId w:val="6"/>
   </w:num>
-  <w:num w:numId="2" w16cid:durableId="1871991627">
+  <w:num w:numId="3" w16cid:durableId="1027024737">
+    <w:abstractNumId w:val="11"/>
+  </w:num>
+  <w:num w:numId="4" w16cid:durableId="1764565483">
+    <w:abstractNumId w:val="14"/>
+  </w:num>
+  <w:num w:numId="5" w16cid:durableId="336539838">
+    <w:abstractNumId w:val="12"/>
+  </w:num>
+  <w:num w:numId="6" w16cid:durableId="1391878096">
+    <w:abstractNumId w:val="2"/>
+  </w:num>
+  <w:num w:numId="7" w16cid:durableId="1947884810">
+    <w:abstractNumId w:val="8"/>
+  </w:num>
+  <w:num w:numId="8" w16cid:durableId="550918667">
+    <w:abstractNumId w:val="19"/>
+  </w:num>
+  <w:num w:numId="9" w16cid:durableId="250630685">
+    <w:abstractNumId w:val="3"/>
+  </w:num>
+  <w:num w:numId="10" w16cid:durableId="1305432586">
+    <w:abstractNumId w:val="10"/>
+  </w:num>
+  <w:num w:numId="11" w16cid:durableId="1256787970">
+    <w:abstractNumId w:val="0"/>
+  </w:num>
+  <w:num w:numId="12" w16cid:durableId="1465855567">
+    <w:abstractNumId w:val="7"/>
+  </w:num>
+  <w:num w:numId="13" w16cid:durableId="1726835482">
+    <w:abstractNumId w:val="4"/>
+  </w:num>
+  <w:num w:numId="14" w16cid:durableId="1212155167">
+    <w:abstractNumId w:val="9"/>
+  </w:num>
+  <w:num w:numId="15" w16cid:durableId="1229416286">
+    <w:abstractNumId w:val="13"/>
+  </w:num>
+  <w:num w:numId="16" w16cid:durableId="27344191">
+    <w:abstractNumId w:val="5"/>
+  </w:num>
+  <w:num w:numId="17" w16cid:durableId="206070536">
+    <w:abstractNumId w:val="16"/>
+  </w:num>
+  <w:num w:numId="18" w16cid:durableId="91754403">
+    <w:abstractNumId w:val="17"/>
+  </w:num>
+  <w:num w:numId="19" w16cid:durableId="461656202">
     <w:abstractNumId w:val="1"/>
   </w:num>
-  <w:num w:numId="3" w16cid:durableId="1027024737">
-    <w:abstractNumId w:val="3"/>
-  </w:num>
-  <w:num w:numId="4" w16cid:durableId="1764565483">
-    <w:abstractNumId w:val="5"/>
-  </w:num>
-  <w:num w:numId="5" w16cid:durableId="336539838">
-    <w:abstractNumId w:val="4"/>
-  </w:num>
-  <w:num w:numId="6" w16cid:durableId="1391878096">
-    <w:abstractNumId w:val="0"/>
-  </w:num>
-  <w:num w:numId="7" w16cid:durableId="1947884810">
-    <w:abstractNumId w:val="2"/>
+  <w:num w:numId="20" w16cid:durableId="1599175290">
+    <w:abstractNumId w:val="15"/>
   </w:num>
 </w:numbering>
 </file>
@@ -3076,7 +6982,6 @@
   <w:style w:type="character" w:default="1" w:styleId="Phngmcinhcuaoanvn">
     <w:name w:val="Default Paragraph Font"/>
     <w:uiPriority w:val="1"/>
-    <w:semiHidden/>
     <w:unhideWhenUsed/>
   </w:style>
   <w:style w:type="table" w:default="1" w:styleId="BangThngthng">
@@ -3460,6 +7365,32 @@
       <w:szCs w:val="24"/>
     </w:rPr>
   </w:style>
+  <w:style w:type="paragraph" w:styleId="Mucluc2">
+    <w:name w:val="toc 2"/>
+    <w:basedOn w:val="Binhthng"/>
+    <w:next w:val="Binhthng"/>
+    <w:autoRedefine/>
+    <w:uiPriority w:val="39"/>
+    <w:unhideWhenUsed/>
+    <w:rsid w:val="003750E6"/>
+    <w:pPr>
+      <w:spacing w:after="100"/>
+      <w:ind w:left="280"/>
+    </w:pPr>
+  </w:style>
+  <w:style w:type="paragraph" w:styleId="Mucluc3">
+    <w:name w:val="toc 3"/>
+    <w:basedOn w:val="Binhthng"/>
+    <w:next w:val="Binhthng"/>
+    <w:autoRedefine/>
+    <w:uiPriority w:val="39"/>
+    <w:unhideWhenUsed/>
+    <w:rsid w:val="003750E6"/>
+    <w:pPr>
+      <w:spacing w:after="100"/>
+      <w:ind w:left="560"/>
+    </w:pPr>
+  </w:style>
 </w:styles>
 </file>
 
